--- a/docs/dissertation/vani.docx
+++ b/docs/dissertation/vani.docx
@@ -142,6 +142,10 @@
         <w:gridCol w:w="3009"/>
       </w:tblGrid>
       <w:tr>
+        <w:trPr>
+          <w:cantSplit/>
+          <w:tblHeader/>
+        </w:trPr>
         <w:tc>
           <w:tcPr>
             <w:tcW w:w="3009" w:type="dxa"/>
@@ -195,6 +199,9 @@
         </w:tc>
       </w:tr>
       <w:tr>
+        <w:trPr>
+          <w:cantSplit/>
+        </w:trPr>
         <w:tc>
           <w:tcPr>
             <w:tcW w:w="3009" w:type="dxa"/>
@@ -245,6 +252,9 @@
         </w:tc>
       </w:tr>
       <w:tr>
+        <w:trPr>
+          <w:cantSplit/>
+        </w:trPr>
         <w:tc>
           <w:tcPr>
             <w:tcW w:w="3009" w:type="dxa"/>
@@ -295,6 +305,9 @@
         </w:tc>
       </w:tr>
       <w:tr>
+        <w:trPr>
+          <w:cantSplit/>
+        </w:trPr>
         <w:tc>
           <w:tcPr>
             <w:tcW w:w="3009" w:type="dxa"/>
@@ -400,7 +413,7 @@
       <w:pPr>
         <w:pStyle w:val="Heading1"/>
       </w:pPr>
-      <w:bookmarkStart w:id="0" w:name="_Toc234772445"/>
+      <w:bookmarkStart w:id="0" w:name="_Toc234795756"/>
       <w:r>
         <w:lastRenderedPageBreak/>
         <w:t>Summary</w:t>
@@ -409,29 +422,17 @@
     </w:p>
     <w:p>
       <w:r>
-        <w:t>This project addresses a persistent inefficiency in online retail marketing: despite holding rich transactional records, retailers still deliver much of their outbound communication as undifferentiated "blanket" campaigns in which every customer receives the same message, wasting budget on customers who will not respond and fatiguing valuable customers with irrelevant contact. The problem this project set out to solve is how to convert raw retail transaction data — automatically, reproducibly, and with quan</w:t>
-      </w:r>
-      <w:r>
-        <w:t>tified financial justification — into a per-customer, prioritised marketing-notification plan.</w:t>
-      </w:r>
-    </w:p>
-    <w:p>
-      <w:r>
-        <w:t>The solution is an end-to-end software framework built in Python on the UCI Online Retail II dataset. The pipeline cleans 1,067,371 raw transaction rows down to 793,591 audited purchase lines through four sequential, logged rules, and engineers seven behavioural features (Recency, Frequency, Monetary, plus tenure, average order value, purchase cadence, and product breadth) for each of 5,878 unique customers. Six clustering algorithms spanning five algorithmic families — K-Means, DBSCAN, Gaussian Mixture Mod</w:t>
-      </w:r>
-      <w:r>
-        <w:t>els, HDBSCAN, Agglomerative (Ward), and Spectral — are benchmarked under automatic hyper-parameter selection, three internal validity indices, and 50-round bootstrap stability analysis; a transparent, pre-declared rule selects HDBSCAN as the operational segmentation. A predictive layer estimates each customer's 12-month lifetime value with the BG/NBD and Gamma–Gamma probabilistic models and their churn probability with six supervised classifiers under a strict target-leakage guard, with pairwise differences</w:t>
-      </w:r>
-      <w:r>
-        <w:t xml:space="preserve"> tested for statistical significance using McNemar's test. A rule-based decision engine then combines segment, value tier, and churn-risk band into a concrete campaign action, channel, offer, priority, and contact time for every customer, and a 10,000-iteration Monte Carlo simulation quantifies the plan's return on investment against a static blanket-marketing baseline.</w:t>
-      </w:r>
-    </w:p>
-    <w:p>
-      <w:r>
-        <w:t>The main achievements are: (i) a fully reproducible, unit-tested, version-controlled pipeline that runs end-to-end on commodity CPU hardware in under three minutes; (ii) a methodologically rigorous segmentation in which the choice of algorithm is decided by evidence — HDBSCAN ranked first overall (Silhouette 0.416) — rather than by convention; (iii) an honest churn model achieving ROC-AUC 0.849, in which McNemar testing shows the two best models are statistically tied and exposes that two further models sil</w:t>
-      </w:r>
-      <w:r>
-        <w:t>ently fail under class imbalance; and (iv) a quantified business case: the targeted plan yields a simulated mean ROI of 38.4× (95% credible interval [21.8×, 60.9×]) against 30.4× for the blanket baseline — a profit uplift of +168%. The principal contribution is the closed, auditable loop from raw data to a costed action plan, a link that most published segmentation studies leave open.</w:t>
+        <w:t>This project addresses a persistent inefficiency in online retail marketing: despite holding rich transactional records, retailers still deliver much of their outbound communication as undifferentiated "blanket" campaigns in which every customer receives the same message, wasting budget on customers who will not respond and fatiguing valuable customers with irrelevant contact. The problem this project set out to solve is how to convert raw retail transaction data — automatically, reproducibly, and with quantified financial justification — into a per-customer, prioritised marketing-notification plan.</w:t>
+      </w:r>
+    </w:p>
+    <w:p>
+      <w:r>
+        <w:t>The solution is an end-to-end software framework built in Python on the UCI Online Retail II dataset. The pipeline cleans 1,067,371 raw transaction rows down to 793,591 audited purchase lines through four sequential, logged rules, and engineers seven behavioural features (Recency, Frequency, Monetary, plus tenure, average order value, purchase cadence, and product breadth) for each of 5,878 unique customers. Six clustering algorithms spanning five algorithmic families — K-Means, DBSCAN, Gaussian Mixture Models, HDBSCAN, Agglomerative (Ward), and Spectral — are benchmarked under automatic hyper-parameter selection, three internal validity indices, and 50-round bootstrap stability analysis; a transparent, pre-declared rule selects HDBSCAN as the operational segmentation. A predictive layer estimates each customer's 12-month lifetime value with the BG/NBD and Gamma–Gamma probabilistic models and their churn probability with six supervised classifiers under a strict target-leakage guard, with pairwise differences tested for statistical significance using McNemar's test. A rule-based decision engine then combines segment, value tier, and churn-risk band into a concrete campaign action, channel, offer, priority, and contact time for every customer, and a 10,000-iteration Monte Carlo simulation quantifies the plan's return on investment against a static blanket-marketing baseline.</w:t>
+      </w:r>
+    </w:p>
+    <w:p>
+      <w:r>
+        <w:t>The main achievements are: (i) a fully reproducible, unit-tested, version-controlled pipeline that runs end-to-end on commodity CPU hardware in under three minutes; (ii) a methodologically rigorous segmentation in which the choice of algorithm is decided by evidence — HDBSCAN ranked first overall (Silhouette 0.416) — rather than by convention; (iii) an honest churn model achieving ROC-AUC 0.849, in which McNemar testing shows the two best models are statistically tied and exposes that two further models silently fail under class imbalance; and (iv) a quantified business case: the targeted plan yields a simulated mean ROI of 38.4× (95% credible interval [21.8×, 60.9×]) against 30.4× for the blanket baseline — a profit uplift of +168%. The principal contribution is the closed, auditable loop from raw data to a costed action plan, a link that most published segmentation studies leave open.</w:t>
       </w:r>
     </w:p>
     <w:p>
@@ -447,7 +448,7 @@
       <w:pPr>
         <w:pStyle w:val="Heading1"/>
       </w:pPr>
-      <w:bookmarkStart w:id="1" w:name="_Toc234772446"/>
+      <w:bookmarkStart w:id="1" w:name="_Toc234795757"/>
       <w:r>
         <w:lastRenderedPageBreak/>
         <w:t>Acknowledgements</w:t>
@@ -471,7 +472,7 @@
       <w:pPr>
         <w:pStyle w:val="Heading1"/>
       </w:pPr>
-      <w:bookmarkStart w:id="2" w:name="_Toc234772447"/>
+      <w:bookmarkStart w:id="2" w:name="_Toc234795758"/>
       <w:r>
         <w:lastRenderedPageBreak/>
         <w:t>Table of Contents</w:t>
@@ -503,7 +504,7 @@
       <w:r>
         <w:fldChar w:fldCharType="separate"/>
       </w:r>
-      <w:hyperlink w:anchor="_Toc234772445" w:history="1">
+      <w:hyperlink w:anchor="_Toc234795756" w:history="1">
         <w:r>
           <w:rPr>
             <w:rStyle w:val="Hyperlink"/>
@@ -530,7 +531,7 @@
             <w:noProof/>
             <w:webHidden/>
           </w:rPr>
-          <w:instrText xml:space="preserve"> PAGEREF _Toc234772445 \h </w:instrText>
+          <w:instrText xml:space="preserve"> PAGEREF _Toc234795756 \h </w:instrText>
         </w:r>
         <w:r>
           <w:rPr>
@@ -577,7 +578,7 @@
           <w14:ligatures w14:val="standardContextual"/>
         </w:rPr>
       </w:pPr>
-      <w:hyperlink w:anchor="_Toc234772446" w:history="1">
+      <w:hyperlink w:anchor="_Toc234795757" w:history="1">
         <w:r>
           <w:rPr>
             <w:rStyle w:val="Hyperlink"/>
@@ -604,7 +605,7 @@
             <w:noProof/>
             <w:webHidden/>
           </w:rPr>
-          <w:instrText xml:space="preserve"> PAGEREF _Toc234772446 \h </w:instrText>
+          <w:instrText xml:space="preserve"> PAGEREF _Toc234795757 \h </w:instrText>
         </w:r>
         <w:r>
           <w:rPr>
@@ -651,7 +652,7 @@
           <w14:ligatures w14:val="standardContextual"/>
         </w:rPr>
       </w:pPr>
-      <w:hyperlink w:anchor="_Toc234772447" w:history="1">
+      <w:hyperlink w:anchor="_Toc234795758" w:history="1">
         <w:r>
           <w:rPr>
             <w:rStyle w:val="Hyperlink"/>
@@ -678,7 +679,7 @@
             <w:noProof/>
             <w:webHidden/>
           </w:rPr>
-          <w:instrText xml:space="preserve"> PAGEREF _Toc234772447 \h </w:instrText>
+          <w:instrText xml:space="preserve"> PAGEREF _Toc234795758 \h </w:instrText>
         </w:r>
         <w:r>
           <w:rPr>
@@ -725,7 +726,7 @@
           <w14:ligatures w14:val="standardContextual"/>
         </w:rPr>
       </w:pPr>
-      <w:hyperlink w:anchor="_Toc234772448" w:history="1">
+      <w:hyperlink w:anchor="_Toc234795759" w:history="1">
         <w:r>
           <w:rPr>
             <w:rStyle w:val="Hyperlink"/>
@@ -752,7 +753,7 @@
             <w:noProof/>
             <w:webHidden/>
           </w:rPr>
-          <w:instrText xml:space="preserve"> PAGEREF _Toc234772448 \h </w:instrText>
+          <w:instrText xml:space="preserve"> PAGEREF _Toc234795759 \h </w:instrText>
         </w:r>
         <w:r>
           <w:rPr>
@@ -799,7 +800,7 @@
           <w14:ligatures w14:val="standardContextual"/>
         </w:rPr>
       </w:pPr>
-      <w:hyperlink w:anchor="_Toc234772449" w:history="1">
+      <w:hyperlink w:anchor="_Toc234795760" w:history="1">
         <w:r>
           <w:rPr>
             <w:rStyle w:val="Hyperlink"/>
@@ -826,7 +827,7 @@
             <w:noProof/>
             <w:webHidden/>
           </w:rPr>
-          <w:instrText xml:space="preserve"> PAGEREF _Toc234772449 \h </w:instrText>
+          <w:instrText xml:space="preserve"> PAGEREF _Toc234795760 \h </w:instrText>
         </w:r>
         <w:r>
           <w:rPr>
@@ -873,7 +874,7 @@
           <w14:ligatures w14:val="standardContextual"/>
         </w:rPr>
       </w:pPr>
-      <w:hyperlink w:anchor="_Toc234772450" w:history="1">
+      <w:hyperlink w:anchor="_Toc234795761" w:history="1">
         <w:r>
           <w:rPr>
             <w:rStyle w:val="Hyperlink"/>
@@ -900,7 +901,7 @@
             <w:noProof/>
             <w:webHidden/>
           </w:rPr>
-          <w:instrText xml:space="preserve"> PAGEREF _Toc234772450 \h </w:instrText>
+          <w:instrText xml:space="preserve"> PAGEREF _Toc234795761 \h </w:instrText>
         </w:r>
         <w:r>
           <w:rPr>
@@ -947,7 +948,7 @@
           <w14:ligatures w14:val="standardContextual"/>
         </w:rPr>
       </w:pPr>
-      <w:hyperlink w:anchor="_Toc234772451" w:history="1">
+      <w:hyperlink w:anchor="_Toc234795762" w:history="1">
         <w:r>
           <w:rPr>
             <w:rStyle w:val="Hyperlink"/>
@@ -974,7 +975,7 @@
             <w:noProof/>
             <w:webHidden/>
           </w:rPr>
-          <w:instrText xml:space="preserve"> PAGEREF _Toc234772451 \h </w:instrText>
+          <w:instrText xml:space="preserve"> PAGEREF _Toc234795762 \h </w:instrText>
         </w:r>
         <w:r>
           <w:rPr>
@@ -1021,7 +1022,7 @@
           <w14:ligatures w14:val="standardContextual"/>
         </w:rPr>
       </w:pPr>
-      <w:hyperlink w:anchor="_Toc234772452" w:history="1">
+      <w:hyperlink w:anchor="_Toc234795763" w:history="1">
         <w:r>
           <w:rPr>
             <w:rStyle w:val="Hyperlink"/>
@@ -1048,7 +1049,7 @@
             <w:noProof/>
             <w:webHidden/>
           </w:rPr>
-          <w:instrText xml:space="preserve"> PAGEREF _Toc234772452 \h </w:instrText>
+          <w:instrText xml:space="preserve"> PAGEREF _Toc234795763 \h </w:instrText>
         </w:r>
         <w:r>
           <w:rPr>
@@ -1095,7 +1096,7 @@
           <w14:ligatures w14:val="standardContextual"/>
         </w:rPr>
       </w:pPr>
-      <w:hyperlink w:anchor="_Toc234772453" w:history="1">
+      <w:hyperlink w:anchor="_Toc234795764" w:history="1">
         <w:r>
           <w:rPr>
             <w:rStyle w:val="Hyperlink"/>
@@ -1122,7 +1123,7 @@
             <w:noProof/>
             <w:webHidden/>
           </w:rPr>
-          <w:instrText xml:space="preserve"> PAGEREF _Toc234772453 \h </w:instrText>
+          <w:instrText xml:space="preserve"> PAGEREF _Toc234795764 \h </w:instrText>
         </w:r>
         <w:r>
           <w:rPr>
@@ -1169,7 +1170,7 @@
           <w14:ligatures w14:val="standardContextual"/>
         </w:rPr>
       </w:pPr>
-      <w:hyperlink w:anchor="_Toc234772454" w:history="1">
+      <w:hyperlink w:anchor="_Toc234795765" w:history="1">
         <w:r>
           <w:rPr>
             <w:rStyle w:val="Hyperlink"/>
@@ -1196,7 +1197,7 @@
             <w:noProof/>
             <w:webHidden/>
           </w:rPr>
-          <w:instrText xml:space="preserve"> PAGEREF _Toc234772454 \h </w:instrText>
+          <w:instrText xml:space="preserve"> PAGEREF _Toc234795765 \h </w:instrText>
         </w:r>
         <w:r>
           <w:rPr>
@@ -1243,7 +1244,7 @@
           <w14:ligatures w14:val="standardContextual"/>
         </w:rPr>
       </w:pPr>
-      <w:hyperlink w:anchor="_Toc234772455" w:history="1">
+      <w:hyperlink w:anchor="_Toc234795766" w:history="1">
         <w:r>
           <w:rPr>
             <w:rStyle w:val="Hyperlink"/>
@@ -1270,7 +1271,7 @@
             <w:noProof/>
             <w:webHidden/>
           </w:rPr>
-          <w:instrText xml:space="preserve"> PAGEREF _Toc234772455 \h </w:instrText>
+          <w:instrText xml:space="preserve"> PAGEREF _Toc234795766 \h </w:instrText>
         </w:r>
         <w:r>
           <w:rPr>
@@ -1317,7 +1318,7 @@
           <w14:ligatures w14:val="standardContextual"/>
         </w:rPr>
       </w:pPr>
-      <w:hyperlink w:anchor="_Toc234772456" w:history="1">
+      <w:hyperlink w:anchor="_Toc234795767" w:history="1">
         <w:r>
           <w:rPr>
             <w:rStyle w:val="Hyperlink"/>
@@ -1344,7 +1345,7 @@
             <w:noProof/>
             <w:webHidden/>
           </w:rPr>
-          <w:instrText xml:space="preserve"> PAGEREF _Toc234772456 \h </w:instrText>
+          <w:instrText xml:space="preserve"> PAGEREF _Toc234795767 \h </w:instrText>
         </w:r>
         <w:r>
           <w:rPr>
@@ -1391,7 +1392,7 @@
           <w14:ligatures w14:val="standardContextual"/>
         </w:rPr>
       </w:pPr>
-      <w:hyperlink w:anchor="_Toc234772457" w:history="1">
+      <w:hyperlink w:anchor="_Toc234795768" w:history="1">
         <w:r>
           <w:rPr>
             <w:rStyle w:val="Hyperlink"/>
@@ -1418,7 +1419,7 @@
             <w:noProof/>
             <w:webHidden/>
           </w:rPr>
-          <w:instrText xml:space="preserve"> PAGEREF _Toc234772457 \h </w:instrText>
+          <w:instrText xml:space="preserve"> PAGEREF _Toc234795768 \h </w:instrText>
         </w:r>
         <w:r>
           <w:rPr>
@@ -1465,7 +1466,7 @@
           <w14:ligatures w14:val="standardContextual"/>
         </w:rPr>
       </w:pPr>
-      <w:hyperlink w:anchor="_Toc234772458" w:history="1">
+      <w:hyperlink w:anchor="_Toc234795769" w:history="1">
         <w:r>
           <w:rPr>
             <w:rStyle w:val="Hyperlink"/>
@@ -1492,7 +1493,7 @@
             <w:noProof/>
             <w:webHidden/>
           </w:rPr>
-          <w:instrText xml:space="preserve"> PAGEREF _Toc234772458 \h </w:instrText>
+          <w:instrText xml:space="preserve"> PAGEREF _Toc234795769 \h </w:instrText>
         </w:r>
         <w:r>
           <w:rPr>
@@ -1539,7 +1540,7 @@
           <w14:ligatures w14:val="standardContextual"/>
         </w:rPr>
       </w:pPr>
-      <w:hyperlink w:anchor="_Toc234772459" w:history="1">
+      <w:hyperlink w:anchor="_Toc234795770" w:history="1">
         <w:r>
           <w:rPr>
             <w:rStyle w:val="Hyperlink"/>
@@ -1566,7 +1567,7 @@
             <w:noProof/>
             <w:webHidden/>
           </w:rPr>
-          <w:instrText xml:space="preserve"> PAGEREF _Toc234772459 \h </w:instrText>
+          <w:instrText xml:space="preserve"> PAGEREF _Toc234795770 \h </w:instrText>
         </w:r>
         <w:r>
           <w:rPr>
@@ -1613,7 +1614,7 @@
           <w14:ligatures w14:val="standardContextual"/>
         </w:rPr>
       </w:pPr>
-      <w:hyperlink w:anchor="_Toc234772460" w:history="1">
+      <w:hyperlink w:anchor="_Toc234795771" w:history="1">
         <w:r>
           <w:rPr>
             <w:rStyle w:val="Hyperlink"/>
@@ -1640,7 +1641,7 @@
             <w:noProof/>
             <w:webHidden/>
           </w:rPr>
-          <w:instrText xml:space="preserve"> PAGEREF _Toc234772460 \h </w:instrText>
+          <w:instrText xml:space="preserve"> PAGEREF _Toc234795771 \h </w:instrText>
         </w:r>
         <w:r>
           <w:rPr>
@@ -1687,7 +1688,7 @@
           <w14:ligatures w14:val="standardContextual"/>
         </w:rPr>
       </w:pPr>
-      <w:hyperlink w:anchor="_Toc234772461" w:history="1">
+      <w:hyperlink w:anchor="_Toc234795772" w:history="1">
         <w:r>
           <w:rPr>
             <w:rStyle w:val="Hyperlink"/>
@@ -1714,7 +1715,7 @@
             <w:noProof/>
             <w:webHidden/>
           </w:rPr>
-          <w:instrText xml:space="preserve"> PAGEREF _Toc234772461 \h </w:instrText>
+          <w:instrText xml:space="preserve"> PAGEREF _Toc234795772 \h </w:instrText>
         </w:r>
         <w:r>
           <w:rPr>
@@ -1761,7 +1762,7 @@
           <w14:ligatures w14:val="standardContextual"/>
         </w:rPr>
       </w:pPr>
-      <w:hyperlink w:anchor="_Toc234772462" w:history="1">
+      <w:hyperlink w:anchor="_Toc234795773" w:history="1">
         <w:r>
           <w:rPr>
             <w:rStyle w:val="Hyperlink"/>
@@ -1788,7 +1789,7 @@
             <w:noProof/>
             <w:webHidden/>
           </w:rPr>
-          <w:instrText xml:space="preserve"> PAGEREF _Toc234772462 \h </w:instrText>
+          <w:instrText xml:space="preserve"> PAGEREF _Toc234795773 \h </w:instrText>
         </w:r>
         <w:r>
           <w:rPr>
@@ -1835,7 +1836,7 @@
           <w14:ligatures w14:val="standardContextual"/>
         </w:rPr>
       </w:pPr>
-      <w:hyperlink w:anchor="_Toc234772463" w:history="1">
+      <w:hyperlink w:anchor="_Toc234795774" w:history="1">
         <w:r>
           <w:rPr>
             <w:rStyle w:val="Hyperlink"/>
@@ -1862,7 +1863,7 @@
             <w:noProof/>
             <w:webHidden/>
           </w:rPr>
-          <w:instrText xml:space="preserve"> PAGEREF _Toc234772463 \h </w:instrText>
+          <w:instrText xml:space="preserve"> PAGEREF _Toc234795774 \h </w:instrText>
         </w:r>
         <w:r>
           <w:rPr>
@@ -1909,7 +1910,7 @@
           <w14:ligatures w14:val="standardContextual"/>
         </w:rPr>
       </w:pPr>
-      <w:hyperlink w:anchor="_Toc234772464" w:history="1">
+      <w:hyperlink w:anchor="_Toc234795775" w:history="1">
         <w:r>
           <w:rPr>
             <w:rStyle w:val="Hyperlink"/>
@@ -1936,7 +1937,7 @@
             <w:noProof/>
             <w:webHidden/>
           </w:rPr>
-          <w:instrText xml:space="preserve"> PAGEREF _Toc234772464 \h </w:instrText>
+          <w:instrText xml:space="preserve"> PAGEREF _Toc234795775 \h </w:instrText>
         </w:r>
         <w:r>
           <w:rPr>
@@ -1983,7 +1984,7 @@
           <w14:ligatures w14:val="standardContextual"/>
         </w:rPr>
       </w:pPr>
-      <w:hyperlink w:anchor="_Toc234772465" w:history="1">
+      <w:hyperlink w:anchor="_Toc234795776" w:history="1">
         <w:r>
           <w:rPr>
             <w:rStyle w:val="Hyperlink"/>
@@ -2010,7 +2011,7 @@
             <w:noProof/>
             <w:webHidden/>
           </w:rPr>
-          <w:instrText xml:space="preserve"> PAGEREF _Toc234772465 \h </w:instrText>
+          <w:instrText xml:space="preserve"> PAGEREF _Toc234795776 \h </w:instrText>
         </w:r>
         <w:r>
           <w:rPr>
@@ -2057,7 +2058,7 @@
           <w14:ligatures w14:val="standardContextual"/>
         </w:rPr>
       </w:pPr>
-      <w:hyperlink w:anchor="_Toc234772466" w:history="1">
+      <w:hyperlink w:anchor="_Toc234795777" w:history="1">
         <w:r>
           <w:rPr>
             <w:rStyle w:val="Hyperlink"/>
@@ -2084,7 +2085,7 @@
             <w:noProof/>
             <w:webHidden/>
           </w:rPr>
-          <w:instrText xml:space="preserve"> PAGEREF _Toc234772466 \h </w:instrText>
+          <w:instrText xml:space="preserve"> PAGEREF _Toc234795777 \h </w:instrText>
         </w:r>
         <w:r>
           <w:rPr>
@@ -2131,7 +2132,7 @@
           <w14:ligatures w14:val="standardContextual"/>
         </w:rPr>
       </w:pPr>
-      <w:hyperlink w:anchor="_Toc234772467" w:history="1">
+      <w:hyperlink w:anchor="_Toc234795778" w:history="1">
         <w:r>
           <w:rPr>
             <w:rStyle w:val="Hyperlink"/>
@@ -2158,7 +2159,7 @@
             <w:noProof/>
             <w:webHidden/>
           </w:rPr>
-          <w:instrText xml:space="preserve"> PAGEREF _Toc234772467 \h </w:instrText>
+          <w:instrText xml:space="preserve"> PAGEREF _Toc234795778 \h </w:instrText>
         </w:r>
         <w:r>
           <w:rPr>
@@ -2205,7 +2206,7 @@
           <w14:ligatures w14:val="standardContextual"/>
         </w:rPr>
       </w:pPr>
-      <w:hyperlink w:anchor="_Toc234772468" w:history="1">
+      <w:hyperlink w:anchor="_Toc234795779" w:history="1">
         <w:r>
           <w:rPr>
             <w:rStyle w:val="Hyperlink"/>
@@ -2232,7 +2233,7 @@
             <w:noProof/>
             <w:webHidden/>
           </w:rPr>
-          <w:instrText xml:space="preserve"> PAGEREF _Toc234772468 \h </w:instrText>
+          <w:instrText xml:space="preserve"> PAGEREF _Toc234795779 \h </w:instrText>
         </w:r>
         <w:r>
           <w:rPr>
@@ -2279,7 +2280,7 @@
           <w14:ligatures w14:val="standardContextual"/>
         </w:rPr>
       </w:pPr>
-      <w:hyperlink w:anchor="_Toc234772469" w:history="1">
+      <w:hyperlink w:anchor="_Toc234795780" w:history="1">
         <w:r>
           <w:rPr>
             <w:rStyle w:val="Hyperlink"/>
@@ -2306,7 +2307,7 @@
             <w:noProof/>
             <w:webHidden/>
           </w:rPr>
-          <w:instrText xml:space="preserve"> PAGEREF _Toc234772469 \h </w:instrText>
+          <w:instrText xml:space="preserve"> PAGEREF _Toc234795780 \h </w:instrText>
         </w:r>
         <w:r>
           <w:rPr>
@@ -2353,7 +2354,7 @@
           <w14:ligatures w14:val="standardContextual"/>
         </w:rPr>
       </w:pPr>
-      <w:hyperlink w:anchor="_Toc234772470" w:history="1">
+      <w:hyperlink w:anchor="_Toc234795781" w:history="1">
         <w:r>
           <w:rPr>
             <w:rStyle w:val="Hyperlink"/>
@@ -2380,7 +2381,7 @@
             <w:noProof/>
             <w:webHidden/>
           </w:rPr>
-          <w:instrText xml:space="preserve"> PAGEREF _Toc234772470 \h </w:instrText>
+          <w:instrText xml:space="preserve"> PAGEREF _Toc234795781 \h </w:instrText>
         </w:r>
         <w:r>
           <w:rPr>
@@ -2400,7 +2401,7 @@
             <w:noProof/>
             <w:webHidden/>
           </w:rPr>
-          <w:t>12</w:t>
+          <w:t>13</w:t>
         </w:r>
         <w:r>
           <w:rPr>
@@ -2427,7 +2428,7 @@
           <w14:ligatures w14:val="standardContextual"/>
         </w:rPr>
       </w:pPr>
-      <w:hyperlink w:anchor="_Toc234772471" w:history="1">
+      <w:hyperlink w:anchor="_Toc234795782" w:history="1">
         <w:r>
           <w:rPr>
             <w:rStyle w:val="Hyperlink"/>
@@ -2454,7 +2455,7 @@
             <w:noProof/>
             <w:webHidden/>
           </w:rPr>
-          <w:instrText xml:space="preserve"> PAGEREF _Toc234772471 \h </w:instrText>
+          <w:instrText xml:space="preserve"> PAGEREF _Toc234795782 \h </w:instrText>
         </w:r>
         <w:r>
           <w:rPr>
@@ -2501,7 +2502,7 @@
           <w14:ligatures w14:val="standardContextual"/>
         </w:rPr>
       </w:pPr>
-      <w:hyperlink w:anchor="_Toc234772472" w:history="1">
+      <w:hyperlink w:anchor="_Toc234795783" w:history="1">
         <w:r>
           <w:rPr>
             <w:rStyle w:val="Hyperlink"/>
@@ -2528,7 +2529,7 @@
             <w:noProof/>
             <w:webHidden/>
           </w:rPr>
-          <w:instrText xml:space="preserve"> PAGEREF _Toc234772472 \h </w:instrText>
+          <w:instrText xml:space="preserve"> PAGEREF _Toc234795783 \h </w:instrText>
         </w:r>
         <w:r>
           <w:rPr>
@@ -2575,7 +2576,7 @@
           <w14:ligatures w14:val="standardContextual"/>
         </w:rPr>
       </w:pPr>
-      <w:hyperlink w:anchor="_Toc234772473" w:history="1">
+      <w:hyperlink w:anchor="_Toc234795784" w:history="1">
         <w:r>
           <w:rPr>
             <w:rStyle w:val="Hyperlink"/>
@@ -2602,7 +2603,7 @@
             <w:noProof/>
             <w:webHidden/>
           </w:rPr>
-          <w:instrText xml:space="preserve"> PAGEREF _Toc234772473 \h </w:instrText>
+          <w:instrText xml:space="preserve"> PAGEREF _Toc234795784 \h </w:instrText>
         </w:r>
         <w:r>
           <w:rPr>
@@ -2649,7 +2650,7 @@
           <w14:ligatures w14:val="standardContextual"/>
         </w:rPr>
       </w:pPr>
-      <w:hyperlink w:anchor="_Toc234772474" w:history="1">
+      <w:hyperlink w:anchor="_Toc234795785" w:history="1">
         <w:r>
           <w:rPr>
             <w:rStyle w:val="Hyperlink"/>
@@ -2676,7 +2677,7 @@
             <w:noProof/>
             <w:webHidden/>
           </w:rPr>
-          <w:instrText xml:space="preserve"> PAGEREF _Toc234772474 \h </w:instrText>
+          <w:instrText xml:space="preserve"> PAGEREF _Toc234795785 \h </w:instrText>
         </w:r>
         <w:r>
           <w:rPr>
@@ -2723,7 +2724,7 @@
           <w14:ligatures w14:val="standardContextual"/>
         </w:rPr>
       </w:pPr>
-      <w:hyperlink w:anchor="_Toc234772475" w:history="1">
+      <w:hyperlink w:anchor="_Toc234795786" w:history="1">
         <w:r>
           <w:rPr>
             <w:rStyle w:val="Hyperlink"/>
@@ -2750,7 +2751,7 @@
             <w:noProof/>
             <w:webHidden/>
           </w:rPr>
-          <w:instrText xml:space="preserve"> PAGEREF _Toc234772475 \h </w:instrText>
+          <w:instrText xml:space="preserve"> PAGEREF _Toc234795786 \h </w:instrText>
         </w:r>
         <w:r>
           <w:rPr>
@@ -2797,7 +2798,7 @@
           <w14:ligatures w14:val="standardContextual"/>
         </w:rPr>
       </w:pPr>
-      <w:hyperlink w:anchor="_Toc234772476" w:history="1">
+      <w:hyperlink w:anchor="_Toc234795787" w:history="1">
         <w:r>
           <w:rPr>
             <w:rStyle w:val="Hyperlink"/>
@@ -2824,7 +2825,7 @@
             <w:noProof/>
             <w:webHidden/>
           </w:rPr>
-          <w:instrText xml:space="preserve"> PAGEREF _Toc234772476 \h </w:instrText>
+          <w:instrText xml:space="preserve"> PAGEREF _Toc234795787 \h </w:instrText>
         </w:r>
         <w:r>
           <w:rPr>
@@ -2871,7 +2872,7 @@
           <w14:ligatures w14:val="standardContextual"/>
         </w:rPr>
       </w:pPr>
-      <w:hyperlink w:anchor="_Toc234772477" w:history="1">
+      <w:hyperlink w:anchor="_Toc234795788" w:history="1">
         <w:r>
           <w:rPr>
             <w:rStyle w:val="Hyperlink"/>
@@ -2898,7 +2899,7 @@
             <w:noProof/>
             <w:webHidden/>
           </w:rPr>
-          <w:instrText xml:space="preserve"> PAGEREF _Toc234772477 \h </w:instrText>
+          <w:instrText xml:space="preserve"> PAGEREF _Toc234795788 \h </w:instrText>
         </w:r>
         <w:r>
           <w:rPr>
@@ -2945,7 +2946,7 @@
           <w14:ligatures w14:val="standardContextual"/>
         </w:rPr>
       </w:pPr>
-      <w:hyperlink w:anchor="_Toc234772478" w:history="1">
+      <w:hyperlink w:anchor="_Toc234795789" w:history="1">
         <w:r>
           <w:rPr>
             <w:rStyle w:val="Hyperlink"/>
@@ -2972,7 +2973,7 @@
             <w:noProof/>
             <w:webHidden/>
           </w:rPr>
-          <w:instrText xml:space="preserve"> PAGEREF _Toc234772478 \h </w:instrText>
+          <w:instrText xml:space="preserve"> PAGEREF _Toc234795789 \h </w:instrText>
         </w:r>
         <w:r>
           <w:rPr>
@@ -3019,7 +3020,7 @@
           <w14:ligatures w14:val="standardContextual"/>
         </w:rPr>
       </w:pPr>
-      <w:hyperlink w:anchor="_Toc234772479" w:history="1">
+      <w:hyperlink w:anchor="_Toc234795790" w:history="1">
         <w:r>
           <w:rPr>
             <w:rStyle w:val="Hyperlink"/>
@@ -3046,7 +3047,7 @@
             <w:noProof/>
             <w:webHidden/>
           </w:rPr>
-          <w:instrText xml:space="preserve"> PAGEREF _Toc234772479 \h </w:instrText>
+          <w:instrText xml:space="preserve"> PAGEREF _Toc234795790 \h </w:instrText>
         </w:r>
         <w:r>
           <w:rPr>
@@ -3093,7 +3094,7 @@
           <w14:ligatures w14:val="standardContextual"/>
         </w:rPr>
       </w:pPr>
-      <w:hyperlink w:anchor="_Toc234772480" w:history="1">
+      <w:hyperlink w:anchor="_Toc234795791" w:history="1">
         <w:r>
           <w:rPr>
             <w:rStyle w:val="Hyperlink"/>
@@ -3120,7 +3121,7 @@
             <w:noProof/>
             <w:webHidden/>
           </w:rPr>
-          <w:instrText xml:space="preserve"> PAGEREF _Toc234772480 \h </w:instrText>
+          <w:instrText xml:space="preserve"> PAGEREF _Toc234795791 \h </w:instrText>
         </w:r>
         <w:r>
           <w:rPr>
@@ -3167,7 +3168,7 @@
           <w14:ligatures w14:val="standardContextual"/>
         </w:rPr>
       </w:pPr>
-      <w:hyperlink w:anchor="_Toc234772481" w:history="1">
+      <w:hyperlink w:anchor="_Toc234795792" w:history="1">
         <w:r>
           <w:rPr>
             <w:rStyle w:val="Hyperlink"/>
@@ -3194,7 +3195,7 @@
             <w:noProof/>
             <w:webHidden/>
           </w:rPr>
-          <w:instrText xml:space="preserve"> PAGEREF _Toc234772481 \h </w:instrText>
+          <w:instrText xml:space="preserve"> PAGEREF _Toc234795792 \h </w:instrText>
         </w:r>
         <w:r>
           <w:rPr>
@@ -3241,7 +3242,7 @@
           <w14:ligatures w14:val="standardContextual"/>
         </w:rPr>
       </w:pPr>
-      <w:hyperlink w:anchor="_Toc234772482" w:history="1">
+      <w:hyperlink w:anchor="_Toc234795793" w:history="1">
         <w:r>
           <w:rPr>
             <w:rStyle w:val="Hyperlink"/>
@@ -3268,7 +3269,7 @@
             <w:noProof/>
             <w:webHidden/>
           </w:rPr>
-          <w:instrText xml:space="preserve"> PAGEREF _Toc234772482 \h </w:instrText>
+          <w:instrText xml:space="preserve"> PAGEREF _Toc234795793 \h </w:instrText>
         </w:r>
         <w:r>
           <w:rPr>
@@ -3315,7 +3316,7 @@
           <w14:ligatures w14:val="standardContextual"/>
         </w:rPr>
       </w:pPr>
-      <w:hyperlink w:anchor="_Toc234772483" w:history="1">
+      <w:hyperlink w:anchor="_Toc234795794" w:history="1">
         <w:r>
           <w:rPr>
             <w:rStyle w:val="Hyperlink"/>
@@ -3342,7 +3343,7 @@
             <w:noProof/>
             <w:webHidden/>
           </w:rPr>
-          <w:instrText xml:space="preserve"> PAGEREF _Toc234772483 \h </w:instrText>
+          <w:instrText xml:space="preserve"> PAGEREF _Toc234795794 \h </w:instrText>
         </w:r>
         <w:r>
           <w:rPr>
@@ -3389,7 +3390,7 @@
           <w14:ligatures w14:val="standardContextual"/>
         </w:rPr>
       </w:pPr>
-      <w:hyperlink w:anchor="_Toc234772484" w:history="1">
+      <w:hyperlink w:anchor="_Toc234795795" w:history="1">
         <w:r>
           <w:rPr>
             <w:rStyle w:val="Hyperlink"/>
@@ -3416,7 +3417,7 @@
             <w:noProof/>
             <w:webHidden/>
           </w:rPr>
-          <w:instrText xml:space="preserve"> PAGEREF _Toc234772484 \h </w:instrText>
+          <w:instrText xml:space="preserve"> PAGEREF _Toc234795795 \h </w:instrText>
         </w:r>
         <w:r>
           <w:rPr>
@@ -3463,7 +3464,7 @@
           <w14:ligatures w14:val="standardContextual"/>
         </w:rPr>
       </w:pPr>
-      <w:hyperlink w:anchor="_Toc234772485" w:history="1">
+      <w:hyperlink w:anchor="_Toc234795796" w:history="1">
         <w:r>
           <w:rPr>
             <w:rStyle w:val="Hyperlink"/>
@@ -3490,7 +3491,7 @@
             <w:noProof/>
             <w:webHidden/>
           </w:rPr>
-          <w:instrText xml:space="preserve"> PAGEREF _Toc234772485 \h </w:instrText>
+          <w:instrText xml:space="preserve"> PAGEREF _Toc234795796 \h </w:instrText>
         </w:r>
         <w:r>
           <w:rPr>
@@ -3537,7 +3538,7 @@
           <w14:ligatures w14:val="standardContextual"/>
         </w:rPr>
       </w:pPr>
-      <w:hyperlink w:anchor="_Toc234772486" w:history="1">
+      <w:hyperlink w:anchor="_Toc234795797" w:history="1">
         <w:r>
           <w:rPr>
             <w:rStyle w:val="Hyperlink"/>
@@ -3564,7 +3565,7 @@
             <w:noProof/>
             <w:webHidden/>
           </w:rPr>
-          <w:instrText xml:space="preserve"> PAGEREF _Toc234772486 \h </w:instrText>
+          <w:instrText xml:space="preserve"> PAGEREF _Toc234795797 \h </w:instrText>
         </w:r>
         <w:r>
           <w:rPr>
@@ -3611,7 +3612,7 @@
           <w14:ligatures w14:val="standardContextual"/>
         </w:rPr>
       </w:pPr>
-      <w:hyperlink w:anchor="_Toc234772487" w:history="1">
+      <w:hyperlink w:anchor="_Toc234795798" w:history="1">
         <w:r>
           <w:rPr>
             <w:rStyle w:val="Hyperlink"/>
@@ -3638,7 +3639,7 @@
             <w:noProof/>
             <w:webHidden/>
           </w:rPr>
-          <w:instrText xml:space="preserve"> PAGEREF _Toc234772487 \h </w:instrText>
+          <w:instrText xml:space="preserve"> PAGEREF _Toc234795798 \h </w:instrText>
         </w:r>
         <w:r>
           <w:rPr>
@@ -3685,7 +3686,7 @@
           <w14:ligatures w14:val="standardContextual"/>
         </w:rPr>
       </w:pPr>
-      <w:hyperlink w:anchor="_Toc234772488" w:history="1">
+      <w:hyperlink w:anchor="_Toc234795799" w:history="1">
         <w:r>
           <w:rPr>
             <w:rStyle w:val="Hyperlink"/>
@@ -3712,7 +3713,7 @@
             <w:noProof/>
             <w:webHidden/>
           </w:rPr>
-          <w:instrText xml:space="preserve"> PAGEREF _Toc234772488 \h </w:instrText>
+          <w:instrText xml:space="preserve"> PAGEREF _Toc234795799 \h </w:instrText>
         </w:r>
         <w:r>
           <w:rPr>
@@ -3759,7 +3760,7 @@
           <w14:ligatures w14:val="standardContextual"/>
         </w:rPr>
       </w:pPr>
-      <w:hyperlink w:anchor="_Toc234772489" w:history="1">
+      <w:hyperlink w:anchor="_Toc234795800" w:history="1">
         <w:r>
           <w:rPr>
             <w:rStyle w:val="Hyperlink"/>
@@ -3786,7 +3787,7 @@
             <w:noProof/>
             <w:webHidden/>
           </w:rPr>
-          <w:instrText xml:space="preserve"> PAGEREF _Toc234772489 \h </w:instrText>
+          <w:instrText xml:space="preserve"> PAGEREF _Toc234795800 \h </w:instrText>
         </w:r>
         <w:r>
           <w:rPr>
@@ -3833,7 +3834,7 @@
           <w14:ligatures w14:val="standardContextual"/>
         </w:rPr>
       </w:pPr>
-      <w:hyperlink w:anchor="_Toc234772490" w:history="1">
+      <w:hyperlink w:anchor="_Toc234795801" w:history="1">
         <w:r>
           <w:rPr>
             <w:rStyle w:val="Hyperlink"/>
@@ -3860,7 +3861,7 @@
             <w:noProof/>
             <w:webHidden/>
           </w:rPr>
-          <w:instrText xml:space="preserve"> PAGEREF _Toc234772490 \h </w:instrText>
+          <w:instrText xml:space="preserve"> PAGEREF _Toc234795801 \h </w:instrText>
         </w:r>
         <w:r>
           <w:rPr>
@@ -3907,7 +3908,7 @@
           <w14:ligatures w14:val="standardContextual"/>
         </w:rPr>
       </w:pPr>
-      <w:hyperlink w:anchor="_Toc234772491" w:history="1">
+      <w:hyperlink w:anchor="_Toc234795802" w:history="1">
         <w:r>
           <w:rPr>
             <w:rStyle w:val="Hyperlink"/>
@@ -3934,7 +3935,7 @@
             <w:noProof/>
             <w:webHidden/>
           </w:rPr>
-          <w:instrText xml:space="preserve"> PAGEREF _Toc234772491 \h </w:instrText>
+          <w:instrText xml:space="preserve"> PAGEREF _Toc234795802 \h </w:instrText>
         </w:r>
         <w:r>
           <w:rPr>
@@ -3981,7 +3982,7 @@
           <w14:ligatures w14:val="standardContextual"/>
         </w:rPr>
       </w:pPr>
-      <w:hyperlink w:anchor="_Toc234772492" w:history="1">
+      <w:hyperlink w:anchor="_Toc234795803" w:history="1">
         <w:r>
           <w:rPr>
             <w:rStyle w:val="Hyperlink"/>
@@ -4008,7 +4009,7 @@
             <w:noProof/>
             <w:webHidden/>
           </w:rPr>
-          <w:instrText xml:space="preserve"> PAGEREF _Toc234772492 \h </w:instrText>
+          <w:instrText xml:space="preserve"> PAGEREF _Toc234795803 \h </w:instrText>
         </w:r>
         <w:r>
           <w:rPr>
@@ -4055,7 +4056,7 @@
           <w14:ligatures w14:val="standardContextual"/>
         </w:rPr>
       </w:pPr>
-      <w:hyperlink w:anchor="_Toc234772493" w:history="1">
+      <w:hyperlink w:anchor="_Toc234795804" w:history="1">
         <w:r>
           <w:rPr>
             <w:rStyle w:val="Hyperlink"/>
@@ -4082,7 +4083,7 @@
             <w:noProof/>
             <w:webHidden/>
           </w:rPr>
-          <w:instrText xml:space="preserve"> PAGEREF _Toc234772493 \h </w:instrText>
+          <w:instrText xml:space="preserve"> PAGEREF _Toc234795804 \h </w:instrText>
         </w:r>
         <w:r>
           <w:rPr>
@@ -4129,7 +4130,7 @@
           <w14:ligatures w14:val="standardContextual"/>
         </w:rPr>
       </w:pPr>
-      <w:hyperlink w:anchor="_Toc234772494" w:history="1">
+      <w:hyperlink w:anchor="_Toc234795805" w:history="1">
         <w:r>
           <w:rPr>
             <w:rStyle w:val="Hyperlink"/>
@@ -4156,7 +4157,7 @@
             <w:noProof/>
             <w:webHidden/>
           </w:rPr>
-          <w:instrText xml:space="preserve"> PAGEREF _Toc234772494 \h </w:instrText>
+          <w:instrText xml:space="preserve"> PAGEREF _Toc234795805 \h </w:instrText>
         </w:r>
         <w:r>
           <w:rPr>
@@ -4203,7 +4204,7 @@
           <w14:ligatures w14:val="standardContextual"/>
         </w:rPr>
       </w:pPr>
-      <w:hyperlink w:anchor="_Toc234772495" w:history="1">
+      <w:hyperlink w:anchor="_Toc234795806" w:history="1">
         <w:r>
           <w:rPr>
             <w:rStyle w:val="Hyperlink"/>
@@ -4230,7 +4231,7 @@
             <w:noProof/>
             <w:webHidden/>
           </w:rPr>
-          <w:instrText xml:space="preserve"> PAGEREF _Toc234772495 \h </w:instrText>
+          <w:instrText xml:space="preserve"> PAGEREF _Toc234795806 \h </w:instrText>
         </w:r>
         <w:r>
           <w:rPr>
@@ -4277,7 +4278,7 @@
           <w14:ligatures w14:val="standardContextual"/>
         </w:rPr>
       </w:pPr>
-      <w:hyperlink w:anchor="_Toc234772496" w:history="1">
+      <w:hyperlink w:anchor="_Toc234795807" w:history="1">
         <w:r>
           <w:rPr>
             <w:rStyle w:val="Hyperlink"/>
@@ -4304,7 +4305,7 @@
             <w:noProof/>
             <w:webHidden/>
           </w:rPr>
-          <w:instrText xml:space="preserve"> PAGEREF _Toc234772496 \h </w:instrText>
+          <w:instrText xml:space="preserve"> PAGEREF _Toc234795807 \h </w:instrText>
         </w:r>
         <w:r>
           <w:rPr>
@@ -4351,7 +4352,7 @@
           <w14:ligatures w14:val="standardContextual"/>
         </w:rPr>
       </w:pPr>
-      <w:hyperlink w:anchor="_Toc234772497" w:history="1">
+      <w:hyperlink w:anchor="_Toc234795808" w:history="1">
         <w:r>
           <w:rPr>
             <w:rStyle w:val="Hyperlink"/>
@@ -4378,7 +4379,7 @@
             <w:noProof/>
             <w:webHidden/>
           </w:rPr>
-          <w:instrText xml:space="preserve"> PAGEREF _Toc234772497 \h </w:instrText>
+          <w:instrText xml:space="preserve"> PAGEREF _Toc234795808 \h </w:instrText>
         </w:r>
         <w:r>
           <w:rPr>
@@ -4425,7 +4426,7 @@
           <w14:ligatures w14:val="standardContextual"/>
         </w:rPr>
       </w:pPr>
-      <w:hyperlink w:anchor="_Toc234772498" w:history="1">
+      <w:hyperlink w:anchor="_Toc234795809" w:history="1">
         <w:r>
           <w:rPr>
             <w:rStyle w:val="Hyperlink"/>
@@ -4452,7 +4453,7 @@
             <w:noProof/>
             <w:webHidden/>
           </w:rPr>
-          <w:instrText xml:space="preserve"> PAGEREF _Toc234772498 \h </w:instrText>
+          <w:instrText xml:space="preserve"> PAGEREF _Toc234795809 \h </w:instrText>
         </w:r>
         <w:r>
           <w:rPr>
@@ -4499,7 +4500,7 @@
           <w14:ligatures w14:val="standardContextual"/>
         </w:rPr>
       </w:pPr>
-      <w:hyperlink w:anchor="_Toc234772499" w:history="1">
+      <w:hyperlink w:anchor="_Toc234795810" w:history="1">
         <w:r>
           <w:rPr>
             <w:rStyle w:val="Hyperlink"/>
@@ -4526,7 +4527,7 @@
             <w:noProof/>
             <w:webHidden/>
           </w:rPr>
-          <w:instrText xml:space="preserve"> PAGEREF _Toc234772499 \h </w:instrText>
+          <w:instrText xml:space="preserve"> PAGEREF _Toc234795810 \h </w:instrText>
         </w:r>
         <w:r>
           <w:rPr>
@@ -4573,7 +4574,7 @@
           <w14:ligatures w14:val="standardContextual"/>
         </w:rPr>
       </w:pPr>
-      <w:hyperlink w:anchor="_Toc234772500" w:history="1">
+      <w:hyperlink w:anchor="_Toc234795811" w:history="1">
         <w:r>
           <w:rPr>
             <w:rStyle w:val="Hyperlink"/>
@@ -4600,7 +4601,7 @@
             <w:noProof/>
             <w:webHidden/>
           </w:rPr>
-          <w:instrText xml:space="preserve"> PAGEREF _Toc234772500 \h </w:instrText>
+          <w:instrText xml:space="preserve"> PAGEREF _Toc234795811 \h </w:instrText>
         </w:r>
         <w:r>
           <w:rPr>
@@ -4647,7 +4648,7 @@
           <w14:ligatures w14:val="standardContextual"/>
         </w:rPr>
       </w:pPr>
-      <w:hyperlink w:anchor="_Toc234772501" w:history="1">
+      <w:hyperlink w:anchor="_Toc234795812" w:history="1">
         <w:r>
           <w:rPr>
             <w:rStyle w:val="Hyperlink"/>
@@ -4674,7 +4675,7 @@
             <w:noProof/>
             <w:webHidden/>
           </w:rPr>
-          <w:instrText xml:space="preserve"> PAGEREF _Toc234772501 \h </w:instrText>
+          <w:instrText xml:space="preserve"> PAGEREF _Toc234795812 \h </w:instrText>
         </w:r>
         <w:r>
           <w:rPr>
@@ -4721,7 +4722,7 @@
           <w14:ligatures w14:val="standardContextual"/>
         </w:rPr>
       </w:pPr>
-      <w:hyperlink w:anchor="_Toc234772502" w:history="1">
+      <w:hyperlink w:anchor="_Toc234795813" w:history="1">
         <w:r>
           <w:rPr>
             <w:rStyle w:val="Hyperlink"/>
@@ -4748,7 +4749,7 @@
             <w:noProof/>
             <w:webHidden/>
           </w:rPr>
-          <w:instrText xml:space="preserve"> PAGEREF _Toc234772502 \h </w:instrText>
+          <w:instrText xml:space="preserve"> PAGEREF _Toc234795813 \h </w:instrText>
         </w:r>
         <w:r>
           <w:rPr>
@@ -4795,7 +4796,7 @@
           <w14:ligatures w14:val="standardContextual"/>
         </w:rPr>
       </w:pPr>
-      <w:hyperlink w:anchor="_Toc234772503" w:history="1">
+      <w:hyperlink w:anchor="_Toc234795814" w:history="1">
         <w:r>
           <w:rPr>
             <w:rStyle w:val="Hyperlink"/>
@@ -4822,7 +4823,7 @@
             <w:noProof/>
             <w:webHidden/>
           </w:rPr>
-          <w:instrText xml:space="preserve"> PAGEREF _Toc234772503 \h </w:instrText>
+          <w:instrText xml:space="preserve"> PAGEREF _Toc234795814 \h </w:instrText>
         </w:r>
         <w:r>
           <w:rPr>
@@ -4869,7 +4870,7 @@
           <w14:ligatures w14:val="standardContextual"/>
         </w:rPr>
       </w:pPr>
-      <w:hyperlink w:anchor="_Toc234772504" w:history="1">
+      <w:hyperlink w:anchor="_Toc234795815" w:history="1">
         <w:r>
           <w:rPr>
             <w:rStyle w:val="Hyperlink"/>
@@ -4896,7 +4897,7 @@
             <w:noProof/>
             <w:webHidden/>
           </w:rPr>
-          <w:instrText xml:space="preserve"> PAGEREF _Toc234772504 \h </w:instrText>
+          <w:instrText xml:space="preserve"> PAGEREF _Toc234795815 \h </w:instrText>
         </w:r>
         <w:r>
           <w:rPr>
@@ -4943,7 +4944,7 @@
           <w14:ligatures w14:val="standardContextual"/>
         </w:rPr>
       </w:pPr>
-      <w:hyperlink w:anchor="_Toc234772505" w:history="1">
+      <w:hyperlink w:anchor="_Toc234795816" w:history="1">
         <w:r>
           <w:rPr>
             <w:rStyle w:val="Hyperlink"/>
@@ -4970,7 +4971,7 @@
             <w:noProof/>
             <w:webHidden/>
           </w:rPr>
-          <w:instrText xml:space="preserve"> PAGEREF _Toc234772505 \h </w:instrText>
+          <w:instrText xml:space="preserve"> PAGEREF _Toc234795816 \h </w:instrText>
         </w:r>
         <w:r>
           <w:rPr>
@@ -5017,7 +5018,7 @@
           <w14:ligatures w14:val="standardContextual"/>
         </w:rPr>
       </w:pPr>
-      <w:hyperlink w:anchor="_Toc234772506" w:history="1">
+      <w:hyperlink w:anchor="_Toc234795817" w:history="1">
         <w:r>
           <w:rPr>
             <w:rStyle w:val="Hyperlink"/>
@@ -5044,7 +5045,7 @@
             <w:noProof/>
             <w:webHidden/>
           </w:rPr>
-          <w:instrText xml:space="preserve"> PAGEREF _Toc234772506 \h </w:instrText>
+          <w:instrText xml:space="preserve"> PAGEREF _Toc234795817 \h </w:instrText>
         </w:r>
         <w:r>
           <w:rPr>
@@ -5091,7 +5092,7 @@
           <w14:ligatures w14:val="standardContextual"/>
         </w:rPr>
       </w:pPr>
-      <w:hyperlink w:anchor="_Toc234772507" w:history="1">
+      <w:hyperlink w:anchor="_Toc234795818" w:history="1">
         <w:r>
           <w:rPr>
             <w:rStyle w:val="Hyperlink"/>
@@ -5118,7 +5119,7 @@
             <w:noProof/>
             <w:webHidden/>
           </w:rPr>
-          <w:instrText xml:space="preserve"> PAGEREF _Toc234772507 \h </w:instrText>
+          <w:instrText xml:space="preserve"> PAGEREF _Toc234795818 \h </w:instrText>
         </w:r>
         <w:r>
           <w:rPr>
@@ -5165,7 +5166,7 @@
           <w14:ligatures w14:val="standardContextual"/>
         </w:rPr>
       </w:pPr>
-      <w:hyperlink w:anchor="_Toc234772508" w:history="1">
+      <w:hyperlink w:anchor="_Toc234795819" w:history="1">
         <w:r>
           <w:rPr>
             <w:rStyle w:val="Hyperlink"/>
@@ -5192,7 +5193,7 @@
             <w:noProof/>
             <w:webHidden/>
           </w:rPr>
-          <w:instrText xml:space="preserve"> PAGEREF _Toc234772508 \h </w:instrText>
+          <w:instrText xml:space="preserve"> PAGEREF _Toc234795819 \h </w:instrText>
         </w:r>
         <w:r>
           <w:rPr>
@@ -5212,7 +5213,7 @@
             <w:noProof/>
             <w:webHidden/>
           </w:rPr>
-          <w:t>47</w:t>
+          <w:t>48</w:t>
         </w:r>
         <w:r>
           <w:rPr>
@@ -5239,7 +5240,7 @@
           <w14:ligatures w14:val="standardContextual"/>
         </w:rPr>
       </w:pPr>
-      <w:hyperlink w:anchor="_Toc234772509" w:history="1">
+      <w:hyperlink w:anchor="_Toc234795820" w:history="1">
         <w:r>
           <w:rPr>
             <w:rStyle w:val="Hyperlink"/>
@@ -5266,7 +5267,7 @@
             <w:noProof/>
             <w:webHidden/>
           </w:rPr>
-          <w:instrText xml:space="preserve"> PAGEREF _Toc234772509 \h </w:instrText>
+          <w:instrText xml:space="preserve"> PAGEREF _Toc234795820 \h </w:instrText>
         </w:r>
         <w:r>
           <w:rPr>
@@ -5286,7 +5287,7 @@
             <w:noProof/>
             <w:webHidden/>
           </w:rPr>
-          <w:t>49</w:t>
+          <w:t>50</w:t>
         </w:r>
         <w:r>
           <w:rPr>
@@ -5313,7 +5314,7 @@
           <w14:ligatures w14:val="standardContextual"/>
         </w:rPr>
       </w:pPr>
-      <w:hyperlink w:anchor="_Toc234772510" w:history="1">
+      <w:hyperlink w:anchor="_Toc234795821" w:history="1">
         <w:r>
           <w:rPr>
             <w:rStyle w:val="Hyperlink"/>
@@ -5340,7 +5341,7 @@
             <w:noProof/>
             <w:webHidden/>
           </w:rPr>
-          <w:instrText xml:space="preserve"> PAGEREF _Toc234772510 \h </w:instrText>
+          <w:instrText xml:space="preserve"> PAGEREF _Toc234795821 \h </w:instrText>
         </w:r>
         <w:r>
           <w:rPr>
@@ -5360,7 +5361,7 @@
             <w:noProof/>
             <w:webHidden/>
           </w:rPr>
-          <w:t>49</w:t>
+          <w:t>50</w:t>
         </w:r>
         <w:r>
           <w:rPr>
@@ -5387,7 +5388,7 @@
           <w14:ligatures w14:val="standardContextual"/>
         </w:rPr>
       </w:pPr>
-      <w:hyperlink w:anchor="_Toc234772511" w:history="1">
+      <w:hyperlink w:anchor="_Toc234795822" w:history="1">
         <w:r>
           <w:rPr>
             <w:rStyle w:val="Hyperlink"/>
@@ -5414,7 +5415,7 @@
             <w:noProof/>
             <w:webHidden/>
           </w:rPr>
-          <w:instrText xml:space="preserve"> PAGEREF _Toc234772511 \h </w:instrText>
+          <w:instrText xml:space="preserve"> PAGEREF _Toc234795822 \h </w:instrText>
         </w:r>
         <w:r>
           <w:rPr>
@@ -5434,7 +5435,7 @@
             <w:noProof/>
             <w:webHidden/>
           </w:rPr>
-          <w:t>51</w:t>
+          <w:t>52</w:t>
         </w:r>
         <w:r>
           <w:rPr>
@@ -5461,7 +5462,7 @@
           <w14:ligatures w14:val="standardContextual"/>
         </w:rPr>
       </w:pPr>
-      <w:hyperlink w:anchor="_Toc234772512" w:history="1">
+      <w:hyperlink w:anchor="_Toc234795823" w:history="1">
         <w:r>
           <w:rPr>
             <w:rStyle w:val="Hyperlink"/>
@@ -5488,7 +5489,7 @@
             <w:noProof/>
             <w:webHidden/>
           </w:rPr>
-          <w:instrText xml:space="preserve"> PAGEREF _Toc234772512 \h </w:instrText>
+          <w:instrText xml:space="preserve"> PAGEREF _Toc234795823 \h </w:instrText>
         </w:r>
         <w:r>
           <w:rPr>
@@ -5508,7 +5509,7 @@
             <w:noProof/>
             <w:webHidden/>
           </w:rPr>
-          <w:t>52</w:t>
+          <w:t>53</w:t>
         </w:r>
         <w:r>
           <w:rPr>
@@ -5535,7 +5536,7 @@
           <w14:ligatures w14:val="standardContextual"/>
         </w:rPr>
       </w:pPr>
-      <w:hyperlink w:anchor="_Toc234772513" w:history="1">
+      <w:hyperlink w:anchor="_Toc234795824" w:history="1">
         <w:r>
           <w:rPr>
             <w:rStyle w:val="Hyperlink"/>
@@ -5562,7 +5563,7 @@
             <w:noProof/>
             <w:webHidden/>
           </w:rPr>
-          <w:instrText xml:space="preserve"> PAGEREF _Toc234772513 \h </w:instrText>
+          <w:instrText xml:space="preserve"> PAGEREF _Toc234795824 \h </w:instrText>
         </w:r>
         <w:r>
           <w:rPr>
@@ -5582,7 +5583,7 @@
             <w:noProof/>
             <w:webHidden/>
           </w:rPr>
-          <w:t>53</w:t>
+          <w:t>54</w:t>
         </w:r>
         <w:r>
           <w:rPr>
@@ -5609,7 +5610,7 @@
           <w14:ligatures w14:val="standardContextual"/>
         </w:rPr>
       </w:pPr>
-      <w:hyperlink w:anchor="_Toc234772514" w:history="1">
+      <w:hyperlink w:anchor="_Toc234795825" w:history="1">
         <w:r>
           <w:rPr>
             <w:rStyle w:val="Hyperlink"/>
@@ -5636,7 +5637,7 @@
             <w:noProof/>
             <w:webHidden/>
           </w:rPr>
-          <w:instrText xml:space="preserve"> PAGEREF _Toc234772514 \h </w:instrText>
+          <w:instrText xml:space="preserve"> PAGEREF _Toc234795825 \h </w:instrText>
         </w:r>
         <w:r>
           <w:rPr>
@@ -5656,7 +5657,7 @@
             <w:noProof/>
             <w:webHidden/>
           </w:rPr>
-          <w:t>55</w:t>
+          <w:t>57</w:t>
         </w:r>
         <w:r>
           <w:rPr>
@@ -5683,7 +5684,7 @@
           <w14:ligatures w14:val="standardContextual"/>
         </w:rPr>
       </w:pPr>
-      <w:hyperlink w:anchor="_Toc234772515" w:history="1">
+      <w:hyperlink w:anchor="_Toc234795826" w:history="1">
         <w:r>
           <w:rPr>
             <w:rStyle w:val="Hyperlink"/>
@@ -5710,7 +5711,7 @@
             <w:noProof/>
             <w:webHidden/>
           </w:rPr>
-          <w:instrText xml:space="preserve"> PAGEREF _Toc234772515 \h </w:instrText>
+          <w:instrText xml:space="preserve"> PAGEREF _Toc234795826 \h </w:instrText>
         </w:r>
         <w:r>
           <w:rPr>
@@ -5730,7 +5731,7 @@
             <w:noProof/>
             <w:webHidden/>
           </w:rPr>
-          <w:t>56</w:t>
+          <w:t>57</w:t>
         </w:r>
         <w:r>
           <w:rPr>
@@ -5757,7 +5758,7 @@
           <w14:ligatures w14:val="standardContextual"/>
         </w:rPr>
       </w:pPr>
-      <w:hyperlink w:anchor="_Toc234772516" w:history="1">
+      <w:hyperlink w:anchor="_Toc234795827" w:history="1">
         <w:r>
           <w:rPr>
             <w:rStyle w:val="Hyperlink"/>
@@ -5784,7 +5785,7 @@
             <w:noProof/>
             <w:webHidden/>
           </w:rPr>
-          <w:instrText xml:space="preserve"> PAGEREF _Toc234772516 \h </w:instrText>
+          <w:instrText xml:space="preserve"> PAGEREF _Toc234795827 \h </w:instrText>
         </w:r>
         <w:r>
           <w:rPr>
@@ -5804,7 +5805,7 @@
             <w:noProof/>
             <w:webHidden/>
           </w:rPr>
-          <w:t>58</w:t>
+          <w:t>59</w:t>
         </w:r>
         <w:r>
           <w:rPr>
@@ -5831,7 +5832,7 @@
           <w14:ligatures w14:val="standardContextual"/>
         </w:rPr>
       </w:pPr>
-      <w:hyperlink w:anchor="_Toc234772517" w:history="1">
+      <w:hyperlink w:anchor="_Toc234795828" w:history="1">
         <w:r>
           <w:rPr>
             <w:rStyle w:val="Hyperlink"/>
@@ -5858,7 +5859,7 @@
             <w:noProof/>
             <w:webHidden/>
           </w:rPr>
-          <w:instrText xml:space="preserve"> PAGEREF _Toc234772517 \h </w:instrText>
+          <w:instrText xml:space="preserve"> PAGEREF _Toc234795828 \h </w:instrText>
         </w:r>
         <w:r>
           <w:rPr>
@@ -5878,7 +5879,7 @@
             <w:noProof/>
             <w:webHidden/>
           </w:rPr>
-          <w:t>58</w:t>
+          <w:t>59</w:t>
         </w:r>
         <w:r>
           <w:rPr>
@@ -5905,7 +5906,7 @@
           <w14:ligatures w14:val="standardContextual"/>
         </w:rPr>
       </w:pPr>
-      <w:hyperlink w:anchor="_Toc234772518" w:history="1">
+      <w:hyperlink w:anchor="_Toc234795829" w:history="1">
         <w:r>
           <w:rPr>
             <w:rStyle w:val="Hyperlink"/>
@@ -5932,7 +5933,7 @@
             <w:noProof/>
             <w:webHidden/>
           </w:rPr>
-          <w:instrText xml:space="preserve"> PAGEREF _Toc234772518 \h </w:instrText>
+          <w:instrText xml:space="preserve"> PAGEREF _Toc234795829 \h </w:instrText>
         </w:r>
         <w:r>
           <w:rPr>
@@ -5952,7 +5953,7 @@
             <w:noProof/>
             <w:webHidden/>
           </w:rPr>
-          <w:t>59</w:t>
+          <w:t>60</w:t>
         </w:r>
         <w:r>
           <w:rPr>
@@ -5979,7 +5980,7 @@
           <w14:ligatures w14:val="standardContextual"/>
         </w:rPr>
       </w:pPr>
-      <w:hyperlink w:anchor="_Toc234772519" w:history="1">
+      <w:hyperlink w:anchor="_Toc234795830" w:history="1">
         <w:r>
           <w:rPr>
             <w:rStyle w:val="Hyperlink"/>
@@ -6006,7 +6007,7 @@
             <w:noProof/>
             <w:webHidden/>
           </w:rPr>
-          <w:instrText xml:space="preserve"> PAGEREF _Toc234772519 \h </w:instrText>
+          <w:instrText xml:space="preserve"> PAGEREF _Toc234795830 \h </w:instrText>
         </w:r>
         <w:r>
           <w:rPr>
@@ -6026,7 +6027,7 @@
             <w:noProof/>
             <w:webHidden/>
           </w:rPr>
-          <w:t>60</w:t>
+          <w:t>61</w:t>
         </w:r>
         <w:r>
           <w:rPr>
@@ -6053,7 +6054,7 @@
           <w14:ligatures w14:val="standardContextual"/>
         </w:rPr>
       </w:pPr>
-      <w:hyperlink w:anchor="_Toc234772520" w:history="1">
+      <w:hyperlink w:anchor="_Toc234795831" w:history="1">
         <w:r>
           <w:rPr>
             <w:rStyle w:val="Hyperlink"/>
@@ -6080,7 +6081,7 @@
             <w:noProof/>
             <w:webHidden/>
           </w:rPr>
-          <w:instrText xml:space="preserve"> PAGEREF _Toc234772520 \h </w:instrText>
+          <w:instrText xml:space="preserve"> PAGEREF _Toc234795831 \h </w:instrText>
         </w:r>
         <w:r>
           <w:rPr>
@@ -6100,7 +6101,7 @@
             <w:noProof/>
             <w:webHidden/>
           </w:rPr>
-          <w:t>64</w:t>
+          <w:t>65</w:t>
         </w:r>
         <w:r>
           <w:rPr>
@@ -6127,7 +6128,7 @@
           <w14:ligatures w14:val="standardContextual"/>
         </w:rPr>
       </w:pPr>
-      <w:hyperlink w:anchor="_Toc234772521" w:history="1">
+      <w:hyperlink w:anchor="_Toc234795832" w:history="1">
         <w:r>
           <w:rPr>
             <w:rStyle w:val="Hyperlink"/>
@@ -6154,7 +6155,7 @@
             <w:noProof/>
             <w:webHidden/>
           </w:rPr>
-          <w:instrText xml:space="preserve"> PAGEREF _Toc234772521 \h </w:instrText>
+          <w:instrText xml:space="preserve"> PAGEREF _Toc234795832 \h </w:instrText>
         </w:r>
         <w:r>
           <w:rPr>
@@ -6174,7 +6175,7 @@
             <w:noProof/>
             <w:webHidden/>
           </w:rPr>
-          <w:t>64</w:t>
+          <w:t>65</w:t>
         </w:r>
         <w:r>
           <w:rPr>
@@ -6201,7 +6202,7 @@
           <w14:ligatures w14:val="standardContextual"/>
         </w:rPr>
       </w:pPr>
-      <w:hyperlink w:anchor="_Toc234772522" w:history="1">
+      <w:hyperlink w:anchor="_Toc234795833" w:history="1">
         <w:r>
           <w:rPr>
             <w:rStyle w:val="Hyperlink"/>
@@ -6228,7 +6229,7 @@
             <w:noProof/>
             <w:webHidden/>
           </w:rPr>
-          <w:instrText xml:space="preserve"> PAGEREF _Toc234772522 \h </w:instrText>
+          <w:instrText xml:space="preserve"> PAGEREF _Toc234795833 \h </w:instrText>
         </w:r>
         <w:r>
           <w:rPr>
@@ -6248,7 +6249,7 @@
             <w:noProof/>
             <w:webHidden/>
           </w:rPr>
-          <w:t>64</w:t>
+          <w:t>65</w:t>
         </w:r>
         <w:r>
           <w:rPr>
@@ -6275,7 +6276,7 @@
           <w14:ligatures w14:val="standardContextual"/>
         </w:rPr>
       </w:pPr>
-      <w:hyperlink w:anchor="_Toc234772523" w:history="1">
+      <w:hyperlink w:anchor="_Toc234795834" w:history="1">
         <w:r>
           <w:rPr>
             <w:rStyle w:val="Hyperlink"/>
@@ -6302,7 +6303,7 @@
             <w:noProof/>
             <w:webHidden/>
           </w:rPr>
-          <w:instrText xml:space="preserve"> PAGEREF _Toc234772523 \h </w:instrText>
+          <w:instrText xml:space="preserve"> PAGEREF _Toc234795834 \h </w:instrText>
         </w:r>
         <w:r>
           <w:rPr>
@@ -6322,7 +6323,7 @@
             <w:noProof/>
             <w:webHidden/>
           </w:rPr>
-          <w:t>65</w:t>
+          <w:t>66</w:t>
         </w:r>
         <w:r>
           <w:rPr>
@@ -6349,7 +6350,7 @@
           <w14:ligatures w14:val="standardContextual"/>
         </w:rPr>
       </w:pPr>
-      <w:hyperlink w:anchor="_Toc234772524" w:history="1">
+      <w:hyperlink w:anchor="_Toc234795835" w:history="1">
         <w:r>
           <w:rPr>
             <w:rStyle w:val="Hyperlink"/>
@@ -6376,7 +6377,7 @@
             <w:noProof/>
             <w:webHidden/>
           </w:rPr>
-          <w:instrText xml:space="preserve"> PAGEREF _Toc234772524 \h </w:instrText>
+          <w:instrText xml:space="preserve"> PAGEREF _Toc234795835 \h </w:instrText>
         </w:r>
         <w:r>
           <w:rPr>
@@ -6396,7 +6397,7 @@
             <w:noProof/>
             <w:webHidden/>
           </w:rPr>
-          <w:t>65</w:t>
+          <w:t>66</w:t>
         </w:r>
         <w:r>
           <w:rPr>
@@ -6423,7 +6424,7 @@
           <w14:ligatures w14:val="standardContextual"/>
         </w:rPr>
       </w:pPr>
-      <w:hyperlink w:anchor="_Toc234772525" w:history="1">
+      <w:hyperlink w:anchor="_Toc234795836" w:history="1">
         <w:r>
           <w:rPr>
             <w:rStyle w:val="Hyperlink"/>
@@ -6450,7 +6451,7 @@
             <w:noProof/>
             <w:webHidden/>
           </w:rPr>
-          <w:instrText xml:space="preserve"> PAGEREF _Toc234772525 \h </w:instrText>
+          <w:instrText xml:space="preserve"> PAGEREF _Toc234795836 \h </w:instrText>
         </w:r>
         <w:r>
           <w:rPr>
@@ -6470,7 +6471,7 @@
             <w:noProof/>
             <w:webHidden/>
           </w:rPr>
-          <w:t>65</w:t>
+          <w:t>66</w:t>
         </w:r>
         <w:r>
           <w:rPr>
@@ -6497,7 +6498,7 @@
           <w14:ligatures w14:val="standardContextual"/>
         </w:rPr>
       </w:pPr>
-      <w:hyperlink w:anchor="_Toc234772526" w:history="1">
+      <w:hyperlink w:anchor="_Toc234795837" w:history="1">
         <w:r>
           <w:rPr>
             <w:rStyle w:val="Hyperlink"/>
@@ -6524,7 +6525,7 @@
             <w:noProof/>
             <w:webHidden/>
           </w:rPr>
-          <w:instrText xml:space="preserve"> PAGEREF _Toc234772526 \h </w:instrText>
+          <w:instrText xml:space="preserve"> PAGEREF _Toc234795837 \h </w:instrText>
         </w:r>
         <w:r>
           <w:rPr>
@@ -6544,7 +6545,7 @@
             <w:noProof/>
             <w:webHidden/>
           </w:rPr>
-          <w:t>67</w:t>
+          <w:t>68</w:t>
         </w:r>
         <w:r>
           <w:rPr>
@@ -6571,7 +6572,7 @@
           <w14:ligatures w14:val="standardContextual"/>
         </w:rPr>
       </w:pPr>
-      <w:hyperlink w:anchor="_Toc234772527" w:history="1">
+      <w:hyperlink w:anchor="_Toc234795838" w:history="1">
         <w:r>
           <w:rPr>
             <w:rStyle w:val="Hyperlink"/>
@@ -6598,7 +6599,7 @@
             <w:noProof/>
             <w:webHidden/>
           </w:rPr>
-          <w:instrText xml:space="preserve"> PAGEREF _Toc234772527 \h </w:instrText>
+          <w:instrText xml:space="preserve"> PAGEREF _Toc234795838 \h </w:instrText>
         </w:r>
         <w:r>
           <w:rPr>
@@ -6618,7 +6619,7 @@
             <w:noProof/>
             <w:webHidden/>
           </w:rPr>
-          <w:t>67</w:t>
+          <w:t>68</w:t>
         </w:r>
         <w:r>
           <w:rPr>
@@ -6645,7 +6646,7 @@
           <w14:ligatures w14:val="standardContextual"/>
         </w:rPr>
       </w:pPr>
-      <w:hyperlink w:anchor="_Toc234772528" w:history="1">
+      <w:hyperlink w:anchor="_Toc234795839" w:history="1">
         <w:r>
           <w:rPr>
             <w:rStyle w:val="Hyperlink"/>
@@ -6672,7 +6673,7 @@
             <w:noProof/>
             <w:webHidden/>
           </w:rPr>
-          <w:instrText xml:space="preserve"> PAGEREF _Toc234772528 \h </w:instrText>
+          <w:instrText xml:space="preserve"> PAGEREF _Toc234795839 \h </w:instrText>
         </w:r>
         <w:r>
           <w:rPr>
@@ -6692,7 +6693,7 @@
             <w:noProof/>
             <w:webHidden/>
           </w:rPr>
-          <w:t>67</w:t>
+          <w:t>68</w:t>
         </w:r>
         <w:r>
           <w:rPr>
@@ -6719,7 +6720,7 @@
           <w14:ligatures w14:val="standardContextual"/>
         </w:rPr>
       </w:pPr>
-      <w:hyperlink w:anchor="_Toc234772529" w:history="1">
+      <w:hyperlink w:anchor="_Toc234795840" w:history="1">
         <w:r>
           <w:rPr>
             <w:rStyle w:val="Hyperlink"/>
@@ -6746,7 +6747,7 @@
             <w:noProof/>
             <w:webHidden/>
           </w:rPr>
-          <w:instrText xml:space="preserve"> PAGEREF _Toc234772529 \h </w:instrText>
+          <w:instrText xml:space="preserve"> PAGEREF _Toc234795840 \h </w:instrText>
         </w:r>
         <w:r>
           <w:rPr>
@@ -6766,7 +6767,7 @@
             <w:noProof/>
             <w:webHidden/>
           </w:rPr>
-          <w:t>67</w:t>
+          <w:t>68</w:t>
         </w:r>
         <w:r>
           <w:rPr>
@@ -6793,7 +6794,7 @@
           <w14:ligatures w14:val="standardContextual"/>
         </w:rPr>
       </w:pPr>
-      <w:hyperlink w:anchor="_Toc234772530" w:history="1">
+      <w:hyperlink w:anchor="_Toc234795841" w:history="1">
         <w:r>
           <w:rPr>
             <w:rStyle w:val="Hyperlink"/>
@@ -6820,7 +6821,7 @@
             <w:noProof/>
             <w:webHidden/>
           </w:rPr>
-          <w:instrText xml:space="preserve"> PAGEREF _Toc234772530 \h </w:instrText>
+          <w:instrText xml:space="preserve"> PAGEREF _Toc234795841 \h </w:instrText>
         </w:r>
         <w:r>
           <w:rPr>
@@ -6840,7 +6841,7 @@
             <w:noProof/>
             <w:webHidden/>
           </w:rPr>
-          <w:t>67</w:t>
+          <w:t>68</w:t>
         </w:r>
         <w:r>
           <w:rPr>
@@ -6867,7 +6868,7 @@
           <w14:ligatures w14:val="standardContextual"/>
         </w:rPr>
       </w:pPr>
-      <w:hyperlink w:anchor="_Toc234772531" w:history="1">
+      <w:hyperlink w:anchor="_Toc234795842" w:history="1">
         <w:r>
           <w:rPr>
             <w:rStyle w:val="Hyperlink"/>
@@ -6894,7 +6895,7 @@
             <w:noProof/>
             <w:webHidden/>
           </w:rPr>
-          <w:instrText xml:space="preserve"> PAGEREF _Toc234772531 \h </w:instrText>
+          <w:instrText xml:space="preserve"> PAGEREF _Toc234795842 \h </w:instrText>
         </w:r>
         <w:r>
           <w:rPr>
@@ -6914,7 +6915,7 @@
             <w:noProof/>
             <w:webHidden/>
           </w:rPr>
-          <w:t>68</w:t>
+          <w:t>69</w:t>
         </w:r>
         <w:r>
           <w:rPr>
@@ -6941,7 +6942,7 @@
           <w14:ligatures w14:val="standardContextual"/>
         </w:rPr>
       </w:pPr>
-      <w:hyperlink w:anchor="_Toc234772532" w:history="1">
+      <w:hyperlink w:anchor="_Toc234795843" w:history="1">
         <w:r>
           <w:rPr>
             <w:rStyle w:val="Hyperlink"/>
@@ -6968,7 +6969,7 @@
             <w:noProof/>
             <w:webHidden/>
           </w:rPr>
-          <w:instrText xml:space="preserve"> PAGEREF _Toc234772532 \h </w:instrText>
+          <w:instrText xml:space="preserve"> PAGEREF _Toc234795843 \h </w:instrText>
         </w:r>
         <w:r>
           <w:rPr>
@@ -6988,7 +6989,7 @@
             <w:noProof/>
             <w:webHidden/>
           </w:rPr>
-          <w:t>68</w:t>
+          <w:t>69</w:t>
         </w:r>
         <w:r>
           <w:rPr>
@@ -7015,7 +7016,7 @@
           <w14:ligatures w14:val="standardContextual"/>
         </w:rPr>
       </w:pPr>
-      <w:hyperlink w:anchor="_Toc234772533" w:history="1">
+      <w:hyperlink w:anchor="_Toc234795844" w:history="1">
         <w:r>
           <w:rPr>
             <w:rStyle w:val="Hyperlink"/>
@@ -7042,7 +7043,7 @@
             <w:noProof/>
             <w:webHidden/>
           </w:rPr>
-          <w:instrText xml:space="preserve"> PAGEREF _Toc234772533 \h </w:instrText>
+          <w:instrText xml:space="preserve"> PAGEREF _Toc234795844 \h </w:instrText>
         </w:r>
         <w:r>
           <w:rPr>
@@ -7062,7 +7063,7 @@
             <w:noProof/>
             <w:webHidden/>
           </w:rPr>
-          <w:t>68</w:t>
+          <w:t>69</w:t>
         </w:r>
         <w:r>
           <w:rPr>
@@ -7089,7 +7090,7 @@
           <w14:ligatures w14:val="standardContextual"/>
         </w:rPr>
       </w:pPr>
-      <w:hyperlink w:anchor="_Toc234772534" w:history="1">
+      <w:hyperlink w:anchor="_Toc234795845" w:history="1">
         <w:r>
           <w:rPr>
             <w:rStyle w:val="Hyperlink"/>
@@ -7116,7 +7117,7 @@
             <w:noProof/>
             <w:webHidden/>
           </w:rPr>
-          <w:instrText xml:space="preserve"> PAGEREF _Toc234772534 \h </w:instrText>
+          <w:instrText xml:space="preserve"> PAGEREF _Toc234795845 \h </w:instrText>
         </w:r>
         <w:r>
           <w:rPr>
@@ -7136,7 +7137,7 @@
             <w:noProof/>
             <w:webHidden/>
           </w:rPr>
-          <w:t>68</w:t>
+          <w:t>69</w:t>
         </w:r>
         <w:r>
           <w:rPr>
@@ -7164,7 +7165,7 @@
       <w:pPr>
         <w:pStyle w:val="Heading1"/>
       </w:pPr>
-      <w:bookmarkStart w:id="3" w:name="_Toc234772448"/>
+      <w:bookmarkStart w:id="3" w:name="_Toc234795759"/>
       <w:r>
         <w:lastRenderedPageBreak/>
         <w:t>List of Figures</w:t>
@@ -7196,7 +7197,7 @@
       <w:r>
         <w:fldChar w:fldCharType="separate"/>
       </w:r>
-      <w:hyperlink w:anchor="_Toc234772535" w:history="1">
+      <w:hyperlink w:anchor="_Toc234795846" w:history="1">
         <w:r>
           <w:rPr>
             <w:rStyle w:val="Hyperlink"/>
@@ -7231,7 +7232,7 @@
             <w:noProof/>
             <w:webHidden/>
           </w:rPr>
-          <w:instrText xml:space="preserve"> PAGEREF _Toc234772535 \h </w:instrText>
+          <w:instrText xml:space="preserve"> PAGEREF _Toc234795846 \h </w:instrText>
         </w:r>
         <w:r>
           <w:rPr>
@@ -7278,7 +7279,7 @@
           <w14:ligatures w14:val="standardContextual"/>
         </w:rPr>
       </w:pPr>
-      <w:hyperlink w:anchor="_Toc234772536" w:history="1">
+      <w:hyperlink w:anchor="_Toc234795847" w:history="1">
         <w:r>
           <w:rPr>
             <w:rStyle w:val="Hyperlink"/>
@@ -7313,7 +7314,7 @@
             <w:noProof/>
             <w:webHidden/>
           </w:rPr>
-          <w:instrText xml:space="preserve"> PAGEREF _Toc234772536 \h </w:instrText>
+          <w:instrText xml:space="preserve"> PAGEREF _Toc234795847 \h </w:instrText>
         </w:r>
         <w:r>
           <w:rPr>
@@ -7360,7 +7361,7 @@
           <w14:ligatures w14:val="standardContextual"/>
         </w:rPr>
       </w:pPr>
-      <w:hyperlink w:anchor="_Toc234772537" w:history="1">
+      <w:hyperlink w:anchor="_Toc234795848" w:history="1">
         <w:r>
           <w:rPr>
             <w:rStyle w:val="Hyperlink"/>
@@ -7395,7 +7396,7 @@
             <w:noProof/>
             <w:webHidden/>
           </w:rPr>
-          <w:instrText xml:space="preserve"> PAGEREF _Toc234772537 \h </w:instrText>
+          <w:instrText xml:space="preserve"> PAGEREF _Toc234795848 \h </w:instrText>
         </w:r>
         <w:r>
           <w:rPr>
@@ -7442,7 +7443,7 @@
           <w14:ligatures w14:val="standardContextual"/>
         </w:rPr>
       </w:pPr>
-      <w:hyperlink w:anchor="_Toc234772538" w:history="1">
+      <w:hyperlink w:anchor="_Toc234795849" w:history="1">
         <w:r>
           <w:rPr>
             <w:rStyle w:val="Hyperlink"/>
@@ -7477,7 +7478,7 @@
             <w:noProof/>
             <w:webHidden/>
           </w:rPr>
-          <w:instrText xml:space="preserve"> PAGEREF _Toc234772538 \h </w:instrText>
+          <w:instrText xml:space="preserve"> PAGEREF _Toc234795849 \h </w:instrText>
         </w:r>
         <w:r>
           <w:rPr>
@@ -7524,7 +7525,7 @@
           <w14:ligatures w14:val="standardContextual"/>
         </w:rPr>
       </w:pPr>
-      <w:hyperlink w:anchor="_Toc234772539" w:history="1">
+      <w:hyperlink w:anchor="_Toc234795850" w:history="1">
         <w:r>
           <w:rPr>
             <w:rStyle w:val="Hyperlink"/>
@@ -7559,7 +7560,7 @@
             <w:noProof/>
             <w:webHidden/>
           </w:rPr>
-          <w:instrText xml:space="preserve"> PAGEREF _Toc234772539 \h </w:instrText>
+          <w:instrText xml:space="preserve"> PAGEREF _Toc234795850 \h </w:instrText>
         </w:r>
         <w:r>
           <w:rPr>
@@ -7606,7 +7607,7 @@
           <w14:ligatures w14:val="standardContextual"/>
         </w:rPr>
       </w:pPr>
-      <w:hyperlink w:anchor="_Toc234772540" w:history="1">
+      <w:hyperlink w:anchor="_Toc234795851" w:history="1">
         <w:r>
           <w:rPr>
             <w:rStyle w:val="Hyperlink"/>
@@ -7641,7 +7642,7 @@
             <w:noProof/>
             <w:webHidden/>
           </w:rPr>
-          <w:instrText xml:space="preserve"> PAGEREF _Toc234772540 \h </w:instrText>
+          <w:instrText xml:space="preserve"> PAGEREF _Toc234795851 \h </w:instrText>
         </w:r>
         <w:r>
           <w:rPr>
@@ -7661,7 +7662,7 @@
             <w:noProof/>
             <w:webHidden/>
           </w:rPr>
-          <w:t>28</w:t>
+          <w:t>29</w:t>
         </w:r>
         <w:r>
           <w:rPr>
@@ -7688,7 +7689,7 @@
           <w14:ligatures w14:val="standardContextual"/>
         </w:rPr>
       </w:pPr>
-      <w:hyperlink w:anchor="_Toc234772541" w:history="1">
+      <w:hyperlink w:anchor="_Toc234795852" w:history="1">
         <w:r>
           <w:rPr>
             <w:rStyle w:val="Hyperlink"/>
@@ -7723,7 +7724,7 @@
             <w:noProof/>
             <w:webHidden/>
           </w:rPr>
-          <w:instrText xml:space="preserve"> PAGEREF _Toc234772541 \h </w:instrText>
+          <w:instrText xml:space="preserve"> PAGEREF _Toc234795852 \h </w:instrText>
         </w:r>
         <w:r>
           <w:rPr>
@@ -7770,7 +7771,7 @@
           <w14:ligatures w14:val="standardContextual"/>
         </w:rPr>
       </w:pPr>
-      <w:hyperlink w:anchor="_Toc234772542" w:history="1">
+      <w:hyperlink w:anchor="_Toc234795853" w:history="1">
         <w:r>
           <w:rPr>
             <w:rStyle w:val="Hyperlink"/>
@@ -7805,7 +7806,7 @@
             <w:noProof/>
             <w:webHidden/>
           </w:rPr>
-          <w:instrText xml:space="preserve"> PAGEREF _Toc234772542 \h </w:instrText>
+          <w:instrText xml:space="preserve"> PAGEREF _Toc234795853 \h </w:instrText>
         </w:r>
         <w:r>
           <w:rPr>
@@ -7825,7 +7826,7 @@
             <w:noProof/>
             <w:webHidden/>
           </w:rPr>
-          <w:t>29</w:t>
+          <w:t>30</w:t>
         </w:r>
         <w:r>
           <w:rPr>
@@ -7852,7 +7853,7 @@
           <w14:ligatures w14:val="standardContextual"/>
         </w:rPr>
       </w:pPr>
-      <w:hyperlink w:anchor="_Toc234772543" w:history="1">
+      <w:hyperlink w:anchor="_Toc234795854" w:history="1">
         <w:r>
           <w:rPr>
             <w:rStyle w:val="Hyperlink"/>
@@ -7887,7 +7888,7 @@
             <w:noProof/>
             <w:webHidden/>
           </w:rPr>
-          <w:instrText xml:space="preserve"> PAGEREF _Toc234772543 \h </w:instrText>
+          <w:instrText xml:space="preserve"> PAGEREF _Toc234795854 \h </w:instrText>
         </w:r>
         <w:r>
           <w:rPr>
@@ -7934,7 +7935,7 @@
           <w14:ligatures w14:val="standardContextual"/>
         </w:rPr>
       </w:pPr>
-      <w:hyperlink w:anchor="_Toc234772544" w:history="1">
+      <w:hyperlink w:anchor="_Toc234795855" w:history="1">
         <w:r>
           <w:rPr>
             <w:rStyle w:val="Hyperlink"/>
@@ -7969,7 +7970,7 @@
             <w:noProof/>
             <w:webHidden/>
           </w:rPr>
-          <w:instrText xml:space="preserve"> PAGEREF _Toc234772544 \h </w:instrText>
+          <w:instrText xml:space="preserve"> PAGEREF _Toc234795855 \h </w:instrText>
         </w:r>
         <w:r>
           <w:rPr>
@@ -8016,7 +8017,7 @@
           <w14:ligatures w14:val="standardContextual"/>
         </w:rPr>
       </w:pPr>
-      <w:hyperlink w:anchor="_Toc234772545" w:history="1">
+      <w:hyperlink w:anchor="_Toc234795856" w:history="1">
         <w:r>
           <w:rPr>
             <w:rStyle w:val="Hyperlink"/>
@@ -8051,7 +8052,7 @@
             <w:noProof/>
             <w:webHidden/>
           </w:rPr>
-          <w:instrText xml:space="preserve"> PAGEREF _Toc234772545 \h </w:instrText>
+          <w:instrText xml:space="preserve"> PAGEREF _Toc234795856 \h </w:instrText>
         </w:r>
         <w:r>
           <w:rPr>
@@ -8098,7 +8099,7 @@
           <w14:ligatures w14:val="standardContextual"/>
         </w:rPr>
       </w:pPr>
-      <w:hyperlink w:anchor="_Toc234772546" w:history="1">
+      <w:hyperlink w:anchor="_Toc234795857" w:history="1">
         <w:r>
           <w:rPr>
             <w:rStyle w:val="Hyperlink"/>
@@ -8133,7 +8134,7 @@
             <w:noProof/>
             <w:webHidden/>
           </w:rPr>
-          <w:instrText xml:space="preserve"> PAGEREF _Toc234772546 \h </w:instrText>
+          <w:instrText xml:space="preserve"> PAGEREF _Toc234795857 \h </w:instrText>
         </w:r>
         <w:r>
           <w:rPr>
@@ -8180,7 +8181,7 @@
           <w14:ligatures w14:val="standardContextual"/>
         </w:rPr>
       </w:pPr>
-      <w:hyperlink w:anchor="_Toc234772547" w:history="1">
+      <w:hyperlink w:anchor="_Toc234795858" w:history="1">
         <w:r>
           <w:rPr>
             <w:rStyle w:val="Hyperlink"/>
@@ -8215,7 +8216,7 @@
             <w:noProof/>
             <w:webHidden/>
           </w:rPr>
-          <w:instrText xml:space="preserve"> PAGEREF _Toc234772547 \h </w:instrText>
+          <w:instrText xml:space="preserve"> PAGEREF _Toc234795858 \h </w:instrText>
         </w:r>
         <w:r>
           <w:rPr>
@@ -8262,7 +8263,7 @@
           <w14:ligatures w14:val="standardContextual"/>
         </w:rPr>
       </w:pPr>
-      <w:hyperlink w:anchor="_Toc234772548" w:history="1">
+      <w:hyperlink w:anchor="_Toc234795859" w:history="1">
         <w:r>
           <w:rPr>
             <w:rStyle w:val="Hyperlink"/>
@@ -8297,7 +8298,7 @@
             <w:noProof/>
             <w:webHidden/>
           </w:rPr>
-          <w:instrText xml:space="preserve"> PAGEREF _Toc234772548 \h </w:instrText>
+          <w:instrText xml:space="preserve"> PAGEREF _Toc234795859 \h </w:instrText>
         </w:r>
         <w:r>
           <w:rPr>
@@ -8344,7 +8345,7 @@
           <w14:ligatures w14:val="standardContextual"/>
         </w:rPr>
       </w:pPr>
-      <w:hyperlink w:anchor="_Toc234772549" w:history="1">
+      <w:hyperlink w:anchor="_Toc234795860" w:history="1">
         <w:r>
           <w:rPr>
             <w:rStyle w:val="Hyperlink"/>
@@ -8379,7 +8380,7 @@
             <w:noProof/>
             <w:webHidden/>
           </w:rPr>
-          <w:instrText xml:space="preserve"> PAGEREF _Toc234772549 \h </w:instrText>
+          <w:instrText xml:space="preserve"> PAGEREF _Toc234795860 \h </w:instrText>
         </w:r>
         <w:r>
           <w:rPr>
@@ -8426,7 +8427,7 @@
           <w14:ligatures w14:val="standardContextual"/>
         </w:rPr>
       </w:pPr>
-      <w:hyperlink w:anchor="_Toc234772550" w:history="1">
+      <w:hyperlink w:anchor="_Toc234795861" w:history="1">
         <w:r>
           <w:rPr>
             <w:rStyle w:val="Hyperlink"/>
@@ -8461,7 +8462,7 @@
             <w:noProof/>
             <w:webHidden/>
           </w:rPr>
-          <w:instrText xml:space="preserve"> PAGEREF _Toc234772550 \h </w:instrText>
+          <w:instrText xml:space="preserve"> PAGEREF _Toc234795861 \h </w:instrText>
         </w:r>
         <w:r>
           <w:rPr>
@@ -8508,7 +8509,7 @@
           <w14:ligatures w14:val="standardContextual"/>
         </w:rPr>
       </w:pPr>
-      <w:hyperlink w:anchor="_Toc234772551" w:history="1">
+      <w:hyperlink w:anchor="_Toc234795862" w:history="1">
         <w:r>
           <w:rPr>
             <w:rStyle w:val="Hyperlink"/>
@@ -8543,7 +8544,7 @@
             <w:noProof/>
             <w:webHidden/>
           </w:rPr>
-          <w:instrText xml:space="preserve"> PAGEREF _Toc234772551 \h </w:instrText>
+          <w:instrText xml:space="preserve"> PAGEREF _Toc234795862 \h </w:instrText>
         </w:r>
         <w:r>
           <w:rPr>
@@ -8563,7 +8564,7 @@
             <w:noProof/>
             <w:webHidden/>
           </w:rPr>
-          <w:t>46</w:t>
+          <w:t>47</w:t>
         </w:r>
         <w:r>
           <w:rPr>
@@ -8590,7 +8591,7 @@
           <w14:ligatures w14:val="standardContextual"/>
         </w:rPr>
       </w:pPr>
-      <w:hyperlink w:anchor="_Toc234772552" w:history="1">
+      <w:hyperlink w:anchor="_Toc234795863" w:history="1">
         <w:r>
           <w:rPr>
             <w:rStyle w:val="Hyperlink"/>
@@ -8625,7 +8626,7 @@
             <w:noProof/>
             <w:webHidden/>
           </w:rPr>
-          <w:instrText xml:space="preserve"> PAGEREF _Toc234772552 \h </w:instrText>
+          <w:instrText xml:space="preserve"> PAGEREF _Toc234795863 \h </w:instrText>
         </w:r>
         <w:r>
           <w:rPr>
@@ -8645,7 +8646,7 @@
             <w:noProof/>
             <w:webHidden/>
           </w:rPr>
-          <w:t>47</w:t>
+          <w:t>48</w:t>
         </w:r>
         <w:r>
           <w:rPr>
@@ -8672,7 +8673,7 @@
           <w14:ligatures w14:val="standardContextual"/>
         </w:rPr>
       </w:pPr>
-      <w:hyperlink w:anchor="_Toc234772553" w:history="1">
+      <w:hyperlink w:anchor="_Toc234795864" w:history="1">
         <w:r>
           <w:rPr>
             <w:rStyle w:val="Hyperlink"/>
@@ -8699,7 +8700,7 @@
             <w:noProof/>
             <w:webHidden/>
           </w:rPr>
-          <w:instrText xml:space="preserve"> PAGEREF _Toc234772553 \h </w:instrText>
+          <w:instrText xml:space="preserve"> PAGEREF _Toc234795864 \h </w:instrText>
         </w:r>
         <w:r>
           <w:rPr>
@@ -8719,7 +8720,7 @@
             <w:noProof/>
             <w:webHidden/>
           </w:rPr>
-          <w:t>50</w:t>
+          <w:t>51</w:t>
         </w:r>
         <w:r>
           <w:rPr>
@@ -8746,7 +8747,7 @@
           <w14:ligatures w14:val="standardContextual"/>
         </w:rPr>
       </w:pPr>
-      <w:hyperlink w:anchor="_Toc234772554" w:history="1">
+      <w:hyperlink w:anchor="_Toc234795865" w:history="1">
         <w:r>
           <w:rPr>
             <w:rStyle w:val="Hyperlink"/>
@@ -8781,7 +8782,7 @@
             <w:noProof/>
             <w:webHidden/>
           </w:rPr>
-          <w:instrText xml:space="preserve"> PAGEREF _Toc234772554 \h </w:instrText>
+          <w:instrText xml:space="preserve"> PAGEREF _Toc234795865 \h </w:instrText>
         </w:r>
         <w:r>
           <w:rPr>
@@ -8801,7 +8802,7 @@
             <w:noProof/>
             <w:webHidden/>
           </w:rPr>
-          <w:t>52</w:t>
+          <w:t>53</w:t>
         </w:r>
         <w:r>
           <w:rPr>
@@ -8828,7 +8829,7 @@
           <w14:ligatures w14:val="standardContextual"/>
         </w:rPr>
       </w:pPr>
-      <w:hyperlink w:anchor="_Toc234772555" w:history="1">
+      <w:hyperlink w:anchor="_Toc234795866" w:history="1">
         <w:r>
           <w:rPr>
             <w:rStyle w:val="Hyperlink"/>
@@ -8863,7 +8864,7 @@
             <w:noProof/>
             <w:webHidden/>
           </w:rPr>
-          <w:instrText xml:space="preserve"> PAGEREF _Toc234772555 \h </w:instrText>
+          <w:instrText xml:space="preserve"> PAGEREF _Toc234795866 \h </w:instrText>
         </w:r>
         <w:r>
           <w:rPr>
@@ -8883,7 +8884,7 @@
             <w:noProof/>
             <w:webHidden/>
           </w:rPr>
-          <w:t>54</w:t>
+          <w:t>55</w:t>
         </w:r>
         <w:r>
           <w:rPr>
@@ -8910,7 +8911,7 @@
           <w14:ligatures w14:val="standardContextual"/>
         </w:rPr>
       </w:pPr>
-      <w:hyperlink w:anchor="_Toc234772556" w:history="1">
+      <w:hyperlink w:anchor="_Toc234795867" w:history="1">
         <w:r>
           <w:rPr>
             <w:rStyle w:val="Hyperlink"/>
@@ -8937,7 +8938,7 @@
             <w:noProof/>
             <w:webHidden/>
           </w:rPr>
-          <w:instrText xml:space="preserve"> PAGEREF _Toc234772556 \h </w:instrText>
+          <w:instrText xml:space="preserve"> PAGEREF _Toc234795867 \h </w:instrText>
         </w:r>
         <w:r>
           <w:rPr>
@@ -8957,7 +8958,7 @@
             <w:noProof/>
             <w:webHidden/>
           </w:rPr>
-          <w:t>55</w:t>
+          <w:t>56</w:t>
         </w:r>
         <w:r>
           <w:rPr>
@@ -8985,7 +8986,7 @@
       <w:pPr>
         <w:pStyle w:val="Heading1"/>
       </w:pPr>
-      <w:bookmarkStart w:id="4" w:name="_Toc234772449"/>
+      <w:bookmarkStart w:id="4" w:name="_Toc234795760"/>
       <w:r>
         <w:lastRenderedPageBreak/>
         <w:t>List of Tables</w:t>
@@ -9017,7 +9018,7 @@
       <w:r>
         <w:fldChar w:fldCharType="separate"/>
       </w:r>
-      <w:hyperlink w:anchor="_Toc234772557" w:history="1">
+      <w:hyperlink w:anchor="_Toc234795868" w:history="1">
         <w:r>
           <w:rPr>
             <w:rStyle w:val="Hyperlink"/>
@@ -9044,7 +9045,7 @@
             <w:noProof/>
             <w:webHidden/>
           </w:rPr>
-          <w:instrText xml:space="preserve"> PAGEREF _Toc234772557 \h </w:instrText>
+          <w:instrText xml:space="preserve"> PAGEREF _Toc234795868 \h </w:instrText>
         </w:r>
         <w:r>
           <w:rPr>
@@ -9091,7 +9092,7 @@
           <w14:ligatures w14:val="standardContextual"/>
         </w:rPr>
       </w:pPr>
-      <w:hyperlink w:anchor="_Toc234772558" w:history="1">
+      <w:hyperlink w:anchor="_Toc234795869" w:history="1">
         <w:r>
           <w:rPr>
             <w:rStyle w:val="Hyperlink"/>
@@ -9118,7 +9119,7 @@
             <w:noProof/>
             <w:webHidden/>
           </w:rPr>
-          <w:instrText xml:space="preserve"> PAGEREF _Toc234772558 \h </w:instrText>
+          <w:instrText xml:space="preserve"> PAGEREF _Toc234795869 \h </w:instrText>
         </w:r>
         <w:r>
           <w:rPr>
@@ -9165,7 +9166,7 @@
           <w14:ligatures w14:val="standardContextual"/>
         </w:rPr>
       </w:pPr>
-      <w:hyperlink w:anchor="_Toc234772559" w:history="1">
+      <w:hyperlink w:anchor="_Toc234795870" w:history="1">
         <w:r>
           <w:rPr>
             <w:rStyle w:val="Hyperlink"/>
@@ -9200,7 +9201,7 @@
             <w:noProof/>
             <w:webHidden/>
           </w:rPr>
-          <w:instrText xml:space="preserve"> PAGEREF _Toc234772559 \h </w:instrText>
+          <w:instrText xml:space="preserve"> PAGEREF _Toc234795870 \h </w:instrText>
         </w:r>
         <w:r>
           <w:rPr>
@@ -9247,7 +9248,7 @@
           <w14:ligatures w14:val="standardContextual"/>
         </w:rPr>
       </w:pPr>
-      <w:hyperlink w:anchor="_Toc234772560" w:history="1">
+      <w:hyperlink w:anchor="_Toc234795871" w:history="1">
         <w:r>
           <w:rPr>
             <w:rStyle w:val="Hyperlink"/>
@@ -9282,7 +9283,7 @@
             <w:noProof/>
             <w:webHidden/>
           </w:rPr>
-          <w:instrText xml:space="preserve"> PAGEREF _Toc234772560 \h </w:instrText>
+          <w:instrText xml:space="preserve"> PAGEREF _Toc234795871 \h </w:instrText>
         </w:r>
         <w:r>
           <w:rPr>
@@ -9329,7 +9330,7 @@
           <w14:ligatures w14:val="standardContextual"/>
         </w:rPr>
       </w:pPr>
-      <w:hyperlink w:anchor="_Toc234772561" w:history="1">
+      <w:hyperlink w:anchor="_Toc234795872" w:history="1">
         <w:r>
           <w:rPr>
             <w:rStyle w:val="Hyperlink"/>
@@ -9364,7 +9365,7 @@
             <w:noProof/>
             <w:webHidden/>
           </w:rPr>
-          <w:instrText xml:space="preserve"> PAGEREF _Toc234772561 \h </w:instrText>
+          <w:instrText xml:space="preserve"> PAGEREF _Toc234795872 \h </w:instrText>
         </w:r>
         <w:r>
           <w:rPr>
@@ -9411,7 +9412,7 @@
           <w14:ligatures w14:val="standardContextual"/>
         </w:rPr>
       </w:pPr>
-      <w:hyperlink w:anchor="_Toc234772562" w:history="1">
+      <w:hyperlink w:anchor="_Toc234795873" w:history="1">
         <w:r>
           <w:rPr>
             <w:rStyle w:val="Hyperlink"/>
@@ -9446,7 +9447,7 @@
             <w:noProof/>
             <w:webHidden/>
           </w:rPr>
-          <w:instrText xml:space="preserve"> PAGEREF _Toc234772562 \h </w:instrText>
+          <w:instrText xml:space="preserve"> PAGEREF _Toc234795873 \h </w:instrText>
         </w:r>
         <w:r>
           <w:rPr>
@@ -9493,7 +9494,7 @@
           <w14:ligatures w14:val="standardContextual"/>
         </w:rPr>
       </w:pPr>
-      <w:hyperlink w:anchor="_Toc234772563" w:history="1">
+      <w:hyperlink w:anchor="_Toc234795874" w:history="1">
         <w:r>
           <w:rPr>
             <w:rStyle w:val="Hyperlink"/>
@@ -9528,7 +9529,7 @@
             <w:noProof/>
             <w:webHidden/>
           </w:rPr>
-          <w:instrText xml:space="preserve"> PAGEREF _Toc234772563 \h </w:instrText>
+          <w:instrText xml:space="preserve"> PAGEREF _Toc234795874 \h </w:instrText>
         </w:r>
         <w:r>
           <w:rPr>
@@ -9575,7 +9576,7 @@
           <w14:ligatures w14:val="standardContextual"/>
         </w:rPr>
       </w:pPr>
-      <w:hyperlink w:anchor="_Toc234772564" w:history="1">
+      <w:hyperlink w:anchor="_Toc234795875" w:history="1">
         <w:r>
           <w:rPr>
             <w:rStyle w:val="Hyperlink"/>
@@ -9610,7 +9611,7 @@
             <w:noProof/>
             <w:webHidden/>
           </w:rPr>
-          <w:instrText xml:space="preserve"> PAGEREF _Toc234772564 \h </w:instrText>
+          <w:instrText xml:space="preserve"> PAGEREF _Toc234795875 \h </w:instrText>
         </w:r>
         <w:r>
           <w:rPr>
@@ -9657,7 +9658,7 @@
           <w14:ligatures w14:val="standardContextual"/>
         </w:rPr>
       </w:pPr>
-      <w:hyperlink w:anchor="_Toc234772565" w:history="1">
+      <w:hyperlink w:anchor="_Toc234795876" w:history="1">
         <w:r>
           <w:rPr>
             <w:rStyle w:val="Hyperlink"/>
@@ -9684,7 +9685,7 @@
             <w:noProof/>
             <w:webHidden/>
           </w:rPr>
-          <w:instrText xml:space="preserve"> PAGEREF _Toc234772565 \h </w:instrText>
+          <w:instrText xml:space="preserve"> PAGEREF _Toc234795876 \h </w:instrText>
         </w:r>
         <w:r>
           <w:rPr>
@@ -9731,7 +9732,7 @@
           <w14:ligatures w14:val="standardContextual"/>
         </w:rPr>
       </w:pPr>
-      <w:hyperlink w:anchor="_Toc234772566" w:history="1">
+      <w:hyperlink w:anchor="_Toc234795877" w:history="1">
         <w:r>
           <w:rPr>
             <w:rStyle w:val="Hyperlink"/>
@@ -9766,7 +9767,7 @@
             <w:noProof/>
             <w:webHidden/>
           </w:rPr>
-          <w:instrText xml:space="preserve"> PAGEREF _Toc234772566 \h </w:instrText>
+          <w:instrText xml:space="preserve"> PAGEREF _Toc234795877 \h </w:instrText>
         </w:r>
         <w:r>
           <w:rPr>
@@ -9813,7 +9814,7 @@
           <w14:ligatures w14:val="standardContextual"/>
         </w:rPr>
       </w:pPr>
-      <w:hyperlink w:anchor="_Toc234772567" w:history="1">
+      <w:hyperlink w:anchor="_Toc234795878" w:history="1">
         <w:r>
           <w:rPr>
             <w:rStyle w:val="Hyperlink"/>
@@ -9848,7 +9849,7 @@
             <w:noProof/>
             <w:webHidden/>
           </w:rPr>
-          <w:instrText xml:space="preserve"> PAGEREF _Toc234772567 \h </w:instrText>
+          <w:instrText xml:space="preserve"> PAGEREF _Toc234795878 \h </w:instrText>
         </w:r>
         <w:r>
           <w:rPr>
@@ -9895,7 +9896,7 @@
           <w14:ligatures w14:val="standardContextual"/>
         </w:rPr>
       </w:pPr>
-      <w:hyperlink w:anchor="_Toc234772568" w:history="1">
+      <w:hyperlink w:anchor="_Toc234795879" w:history="1">
         <w:r>
           <w:rPr>
             <w:rStyle w:val="Hyperlink"/>
@@ -9930,7 +9931,7 @@
             <w:noProof/>
             <w:webHidden/>
           </w:rPr>
-          <w:instrText xml:space="preserve"> PAGEREF _Toc234772568 \h </w:instrText>
+          <w:instrText xml:space="preserve"> PAGEREF _Toc234795879 \h </w:instrText>
         </w:r>
         <w:r>
           <w:rPr>
@@ -9977,7 +9978,7 @@
           <w14:ligatures w14:val="standardContextual"/>
         </w:rPr>
       </w:pPr>
-      <w:hyperlink w:anchor="_Toc234772569" w:history="1">
+      <w:hyperlink w:anchor="_Toc234795880" w:history="1">
         <w:r>
           <w:rPr>
             <w:rStyle w:val="Hyperlink"/>
@@ -10012,7 +10013,7 @@
             <w:noProof/>
             <w:webHidden/>
           </w:rPr>
-          <w:instrText xml:space="preserve"> PAGEREF _Toc234772569 \h </w:instrText>
+          <w:instrText xml:space="preserve"> PAGEREF _Toc234795880 \h </w:instrText>
         </w:r>
         <w:r>
           <w:rPr>
@@ -10059,7 +10060,7 @@
           <w14:ligatures w14:val="standardContextual"/>
         </w:rPr>
       </w:pPr>
-      <w:hyperlink w:anchor="_Toc234772570" w:history="1">
+      <w:hyperlink w:anchor="_Toc234795881" w:history="1">
         <w:r>
           <w:rPr>
             <w:rStyle w:val="Hyperlink"/>
@@ -10094,7 +10095,7 @@
             <w:noProof/>
             <w:webHidden/>
           </w:rPr>
-          <w:instrText xml:space="preserve"> PAGEREF _Toc234772570 \h </w:instrText>
+          <w:instrText xml:space="preserve"> PAGEREF _Toc234795881 \h </w:instrText>
         </w:r>
         <w:r>
           <w:rPr>
@@ -10114,7 +10115,7 @@
             <w:noProof/>
             <w:webHidden/>
           </w:rPr>
-          <w:t>47</w:t>
+          <w:t>48</w:t>
         </w:r>
         <w:r>
           <w:rPr>
@@ -10141,7 +10142,7 @@
           <w14:ligatures w14:val="standardContextual"/>
         </w:rPr>
       </w:pPr>
-      <w:hyperlink w:anchor="_Toc234772571" w:history="1">
+      <w:hyperlink w:anchor="_Toc234795882" w:history="1">
         <w:r>
           <w:rPr>
             <w:rStyle w:val="Hyperlink"/>
@@ -10168,7 +10169,7 @@
             <w:noProof/>
             <w:webHidden/>
           </w:rPr>
-          <w:instrText xml:space="preserve"> PAGEREF _Toc234772571 \h </w:instrText>
+          <w:instrText xml:space="preserve"> PAGEREF _Toc234795882 \h </w:instrText>
         </w:r>
         <w:r>
           <w:rPr>
@@ -10188,7 +10189,7 @@
             <w:noProof/>
             <w:webHidden/>
           </w:rPr>
-          <w:t>49</w:t>
+          <w:t>50</w:t>
         </w:r>
         <w:r>
           <w:rPr>
@@ -10215,7 +10216,7 @@
           <w14:ligatures w14:val="standardContextual"/>
         </w:rPr>
       </w:pPr>
-      <w:hyperlink w:anchor="_Toc234772572" w:history="1">
+      <w:hyperlink w:anchor="_Toc234795883" w:history="1">
         <w:r>
           <w:rPr>
             <w:rStyle w:val="Hyperlink"/>
@@ -10250,7 +10251,7 @@
             <w:noProof/>
             <w:webHidden/>
           </w:rPr>
-          <w:instrText xml:space="preserve"> PAGEREF _Toc234772572 \h </w:instrText>
+          <w:instrText xml:space="preserve"> PAGEREF _Toc234795883 \h </w:instrText>
         </w:r>
         <w:r>
           <w:rPr>
@@ -10270,7 +10271,7 @@
             <w:noProof/>
             <w:webHidden/>
           </w:rPr>
-          <w:t>51</w:t>
+          <w:t>52</w:t>
         </w:r>
         <w:r>
           <w:rPr>
@@ -10297,7 +10298,7 @@
           <w14:ligatures w14:val="standardContextual"/>
         </w:rPr>
       </w:pPr>
-      <w:hyperlink w:anchor="_Toc234772573" w:history="1">
+      <w:hyperlink w:anchor="_Toc234795884" w:history="1">
         <w:r>
           <w:rPr>
             <w:rStyle w:val="Hyperlink"/>
@@ -10332,7 +10333,7 @@
             <w:noProof/>
             <w:webHidden/>
           </w:rPr>
-          <w:instrText xml:space="preserve"> PAGEREF _Toc234772573 \h </w:instrText>
+          <w:instrText xml:space="preserve"> PAGEREF _Toc234795884 \h </w:instrText>
         </w:r>
         <w:r>
           <w:rPr>
@@ -10352,7 +10353,7 @@
             <w:noProof/>
             <w:webHidden/>
           </w:rPr>
-          <w:t>51</w:t>
+          <w:t>52</w:t>
         </w:r>
         <w:r>
           <w:rPr>
@@ -10379,7 +10380,7 @@
           <w14:ligatures w14:val="standardContextual"/>
         </w:rPr>
       </w:pPr>
-      <w:hyperlink w:anchor="_Toc234772574" w:history="1">
+      <w:hyperlink w:anchor="_Toc234795885" w:history="1">
         <w:r>
           <w:rPr>
             <w:rStyle w:val="Hyperlink"/>
@@ -10414,7 +10415,7 @@
             <w:noProof/>
             <w:webHidden/>
           </w:rPr>
-          <w:instrText xml:space="preserve"> PAGEREF _Toc234772574 \h </w:instrText>
+          <w:instrText xml:space="preserve"> PAGEREF _Toc234795885 \h </w:instrText>
         </w:r>
         <w:r>
           <w:rPr>
@@ -10434,7 +10435,7 @@
             <w:noProof/>
             <w:webHidden/>
           </w:rPr>
-          <w:t>53</w:t>
+          <w:t>54</w:t>
         </w:r>
         <w:r>
           <w:rPr>
@@ -10461,7 +10462,7 @@
           <w14:ligatures w14:val="standardContextual"/>
         </w:rPr>
       </w:pPr>
-      <w:hyperlink w:anchor="_Toc234772575" w:history="1">
+      <w:hyperlink w:anchor="_Toc234795886" w:history="1">
         <w:r>
           <w:rPr>
             <w:rStyle w:val="Hyperlink"/>
@@ -10488,7 +10489,7 @@
             <w:noProof/>
             <w:webHidden/>
           </w:rPr>
-          <w:instrText xml:space="preserve"> PAGEREF _Toc234772575 \h </w:instrText>
+          <w:instrText xml:space="preserve"> PAGEREF _Toc234795886 \h </w:instrText>
         </w:r>
         <w:r>
           <w:rPr>
@@ -10508,7 +10509,7 @@
             <w:noProof/>
             <w:webHidden/>
           </w:rPr>
-          <w:t>54</w:t>
+          <w:t>55</w:t>
         </w:r>
         <w:r>
           <w:rPr>
@@ -10540,7 +10541,7 @@
       <w:pPr>
         <w:pStyle w:val="Heading1"/>
       </w:pPr>
-      <w:bookmarkStart w:id="5" w:name="_Toc234772450"/>
+      <w:bookmarkStart w:id="5" w:name="_Toc234795761"/>
       <w:r>
         <w:lastRenderedPageBreak/>
         <w:t>Chapter 1</w:t>
@@ -10555,7 +10556,7 @@
       <w:pPr>
         <w:pStyle w:val="Heading2"/>
       </w:pPr>
-      <w:bookmarkStart w:id="6" w:name="_Toc234772451"/>
+      <w:bookmarkStart w:id="6" w:name="_Toc234795762"/>
       <w:r>
         <w:t>1.1 Project Aim</w:t>
       </w:r>
@@ -10699,10 +10700,7 @@
         <w:t>dynamic</w:t>
       </w:r>
       <w:r>
-        <w:t xml:space="preserve">, behaviour-driven engagement in which the next action for a customer is recomputed as their behaviour changes [24], [36]. Despite that shift, a large share of outbound marketing remains untargeted. Blanket campaigns are doubly wasteful: they spend contact budget on customers who will not respond, and they risk alienating high-value customers with irrelevant communication, eroding the very lifetime value the campaign was intended to protect. The practical application of this project is therefore direct: it </w:t>
-      </w:r>
-      <w:r>
-        <w:t xml:space="preserve">gives a small online retailer, using only its own transaction log and </w:t>
+        <w:t xml:space="preserve">, behaviour-driven engagement in which the next action for a customer is recomputed as their behaviour changes [24], [36]. Despite that shift, a large share of outbound marketing remains untargeted. Blanket campaigns are doubly wasteful: they spend contact budget on customers who will not respond, and they risk alienating high-value customers with irrelevant communication, eroding the very lifetime value the campaign was intended to protect. The practical application of this project is therefore direct: it gives a small online retailer, using only its own transaction log and </w:t>
       </w:r>
       <w:r>
         <w:lastRenderedPageBreak/>
@@ -10713,7 +10711,7 @@
       <w:pPr>
         <w:pStyle w:val="Heading2"/>
       </w:pPr>
-      <w:bookmarkStart w:id="7" w:name="_Toc234772452"/>
+      <w:bookmarkStart w:id="7" w:name="_Toc234795763"/>
       <w:r>
         <w:t>1.2 Objectives</w:t>
       </w:r>
@@ -10812,7 +10810,7 @@
       <w:pPr>
         <w:pStyle w:val="Heading2"/>
       </w:pPr>
-      <w:bookmarkStart w:id="8" w:name="_Toc234772453"/>
+      <w:bookmarkStart w:id="8" w:name="_Toc234795764"/>
       <w:r>
         <w:t>1.3 Deliverables</w:t>
       </w:r>
@@ -10878,7 +10876,7 @@
       <w:pPr>
         <w:pStyle w:val="Heading2"/>
       </w:pPr>
-      <w:bookmarkStart w:id="9" w:name="_Toc234772454"/>
+      <w:bookmarkStart w:id="9" w:name="_Toc234795765"/>
       <w:r>
         <w:t>1.4 Ethical, Legal, and Social Issues</w:t>
       </w:r>
@@ -10897,10 +10895,7 @@
         <w:t>Legal and data protection.</w:t>
       </w:r>
       <w:r>
-        <w:t xml:space="preserve"> The dataset (UCI Online Retail II [15], [41]) is a public, secondary dataset containing no personally identifiable information beyond an anonymised numeric Customer ID: no names, addresses, contact details, or payment data are present. No attempt is made to re-identify any individual, and handling follows the principles of the UK GDPR — in particular purpose limitation and data minimisation, since only the fields required for behavioural modelling are read. The raw data file is treated as strictly read-onl</w:t>
-      </w:r>
-      <w:r>
-        <w:t>y; every derived artefact is written to a separate location, preserving provenance.</w:t>
+        <w:t xml:space="preserve"> The dataset (UCI Online Retail II [15], [41]) is a public, secondary dataset containing no personally identifiable information beyond an anonymised numeric Customer ID: no names, addresses, contact details, or payment data are present. No attempt is made to re-identify any individual, and handling follows the principles of the UK GDPR — in particular purpose limitation and data minimisation, since only the fields required for behavioural modelling are read. The raw data file is treated as strictly read-only; every derived artefact is written to a separate location, preserving provenance.</w:t>
       </w:r>
     </w:p>
     <w:p>
@@ -10931,10 +10926,7 @@
         <w:t>Social.</w:t>
       </w:r>
       <w:r>
-        <w:t xml:space="preserve"> The framework mitigates those risks structurally rather than rhetorically. The notification engine is deliberately rule-based and auditable — every recommendation can be traced to the exact segment, value tier, and churn band that produced it, inspected, and overridden by a human operator — and contact timing is derived from each customer's own purchase rhythm rather than a fixed drumbeat, which discourages over-contact by construction. The explicit "noise" segment produced by the chosen clustering algorit</w:t>
-      </w:r>
-      <w:r>
-        <w:t xml:space="preserve">hm is used to </w:t>
+        <w:t xml:space="preserve"> The framework mitigates those risks structurally rather than rhetorically. The notification engine is deliberately rule-based and auditable — every recommendation can be traced to the exact segment, value tier, and churn band that produced it, inspected, and overridden by a human operator — and contact timing is derived from each customer's own purchase rhythm rather than a fixed drumbeat, which discourages over-contact by construction. The explicit "noise" segment produced by the chosen clustering algorithm is used to </w:t>
       </w:r>
       <w:r>
         <w:rPr>
@@ -10965,7 +10957,7 @@
       <w:pPr>
         <w:pStyle w:val="Heading2"/>
       </w:pPr>
-      <w:bookmarkStart w:id="10" w:name="_Toc234772455"/>
+      <w:bookmarkStart w:id="10" w:name="_Toc234795766"/>
       <w:r>
         <w:t>1.5 Structure of this Report</w:t>
       </w:r>
@@ -10973,10 +10965,7 @@
     </w:p>
     <w:p>
       <w:r>
-        <w:t>Chapter 2 surveys the literature, reviews the candidate methods with their mathematical formulation, and justifies the chosen methods. Chapter 3 states the software requirements and presents the system design. Chapter 4 describes the implementation of every pipeline stage together with the concrete results each stage produces. Chapter 5 reports software testing and the technical and commercial evaluation. Chapter 6 concludes and outlines future work. Appendix A documents the external materials (code, artefa</w:t>
-      </w:r>
-      <w:r>
-        <w:t>cts, and how to run them); Appendix B expands the treatment of ethical issues.</w:t>
+        <w:t>Chapter 2 surveys the literature, reviews the candidate methods with their mathematical formulation, and justifies the chosen methods. Chapter 3 states the software requirements and presents the system design. Chapter 4 describes the implementation of every pipeline stage together with the concrete results each stage produces. Chapter 5 reports software testing and the technical and commercial evaluation. Chapter 6 concludes and outlines future work. Appendix A documents the external materials (code, artefacts, and how to run them); Appendix B expands the treatment of ethical issues.</w:t>
       </w:r>
     </w:p>
     <w:p>
@@ -10991,7 +10980,7 @@
       <w:pPr>
         <w:pStyle w:val="Heading1"/>
       </w:pPr>
-      <w:bookmarkStart w:id="11" w:name="_Toc234772456"/>
+      <w:bookmarkStart w:id="11" w:name="_Toc234795767"/>
       <w:r>
         <w:lastRenderedPageBreak/>
         <w:t>Chapter 2</w:t>
@@ -11006,7 +10995,7 @@
       <w:pPr>
         <w:pStyle w:val="Heading2"/>
       </w:pPr>
-      <w:bookmarkStart w:id="12" w:name="_Toc234772457"/>
+      <w:bookmarkStart w:id="12" w:name="_Toc234795768"/>
       <w:r>
         <w:t>2.1 Literature Survey</w:t>
       </w:r>
@@ -11020,20 +11009,14 @@
         <w:t xml:space="preserve">Search methodology. </w:t>
       </w:r>
       <w:r>
-        <w:t>Candidate literature was identified by searching Scopus, IEEE Xplore, the ACM Digital Library, SpringerLink, ScienceDirect, and Google Scholar with combinations of the terms customer segmentation, RFM, clustering, K-Means, DBSCAN, HDBSCAN, Gaussian mixture, customer lifetime value, BG/NBD, churn prediction, uplift modelling, and marketing ROI, over the period 2000–2026; foundational algorithmic papers were then followed backwards to their original sources regardless of date. Results were screened on title a</w:t>
-      </w:r>
-      <w:r>
-        <w:t>nd abstract and then on full text against three inclusion criteria: (i) a peer-reviewed venue or a widely cited preprint; (ii) direct relevance to at least one stage of this project’s pipeline (behavioural features, clustering, validation, CLV, churn, the action layer, or ROI); and (iii) either a methodological contribution or an empirical result on retail or e-commerce transaction data. Comparative studies and surveys were deliberately prioritised over single-method case studies, because the questions this</w:t>
-      </w:r>
-      <w:r>
-        <w:t xml:space="preserve"> project asks are comparative. The sources that satisfied these criteria are the ones cited below and gathered in the List of References.</w:t>
+        <w:t>Candidate literature was identified by searching Scopus, IEEE Xplore, the ACM Digital Library, SpringerLink, ScienceDirect, and Google Scholar with combinations of the terms customer segmentation, RFM, clustering, K-Means, DBSCAN, HDBSCAN, Gaussian mixture, customer lifetime value, BG/NBD, churn prediction, uplift modelling, and marketing ROI, over the period 2000–2026; foundational algorithmic papers were then followed backwards to their original sources regardless of date. Results were screened on title and abstract and then on full text against three inclusion criteria: (i) a peer-reviewed venue or a widely cited preprint; (ii) direct relevance to at least one stage of this project’s pipeline (behavioural features, clustering, validation, CLV, churn, the action layer, or ROI); and (iii) either a methodological contribution or an empirical result on retail or e-commerce transaction data. Comparative studies and surveys were deliberately prioritised over single-method case studies, because the questions this project asks are comparative. The sources that satisfied these criteria are the ones cited below and gathered in the List of References.</w:t>
       </w:r>
     </w:p>
     <w:p>
       <w:pPr>
         <w:pStyle w:val="Heading3"/>
       </w:pPr>
-      <w:bookmarkStart w:id="13" w:name="_Toc234772458"/>
+      <w:bookmarkStart w:id="13" w:name="_Toc234795769"/>
       <w:r>
         <w:t>2.1.1 RFM and behavioural segmentation</w:t>
       </w:r>
@@ -11041,13 +11024,7 @@
     </w:p>
     <w:p>
       <w:r>
-        <w:t>Customer segmentation has a long history in marketing analytics, formalised comprehensively by Wedel and Kamakura [42], and the RFM framework remains the dominant behavioural model for retail because it is interpretable and maps directly onto marketing strategy [15], [25]. The study most directly comparable to this project's data setting is Chen, Sain, and Guo [15], who applied RFM-based segmentation with data mining to UK online-retail data — the same dataset family used here — and demonstrated that behavi</w:t>
-      </w:r>
-      <w:r>
-        <w:t>oural segments derived from transactions are markedly more actionable than segments based on static demographic attributes, because they reflect current engagement rather than fixed identity. Later work has enriched the basic framework in two directions. Zhang, Bradlow, and Small [26] generalise RFM to RFMC by adding a "clumpiness" dimension capturing whether purchases are evenly spaced or bursty, showing that purchase regularity carries predictive value beyond recency and frequency alone; and RFM ranking o</w:t>
-      </w:r>
-      <w:r>
-        <w:t xml:space="preserve">r scoring schemes have been proposed as lightweight alternatives to full clustering [25]. This project follows the first direction in spirit: it retains the classical RFM core but augments it with four additional behavioural signals — tenure, average order value, average inter-purchase interval (a direct, interpretable cousin of clumpiness), and product breadth — </w:t>
+        <w:t xml:space="preserve">Customer segmentation has a long history in marketing analytics, formalised comprehensively by Wedel and Kamakura [42], and the RFM framework remains the dominant behavioural model for retail because it is interpretable and maps directly onto marketing strategy [15], [25]. The study most directly comparable to this project's data setting is Chen, Sain, and Guo [15], who applied RFM-based segmentation with data mining to UK online-retail data — the same dataset family used here — and demonstrated that behavioural segments derived from transactions are markedly more actionable than segments based on static demographic attributes, because they reflect current engagement rather than fixed identity. Later work has enriched the basic framework in two directions. Zhang, Bradlow, and Small [26] generalise RFM to RFMC by adding a "clumpiness" dimension capturing whether purchases are evenly spaced or bursty, showing that purchase regularity carries predictive value beyond recency and frequency alone; and RFM ranking or scoring schemes have been proposed as lightweight alternatives to full clustering [25]. This project follows the first direction in spirit: it retains the classical RFM core but augments it with four additional behavioural signals — tenure, average order value, average inter-purchase interval (a direct, interpretable cousin of clumpiness), and product breadth — </w:t>
       </w:r>
       <w:r>
         <w:lastRenderedPageBreak/>
@@ -11065,10 +11042,7 @@
         <w:t>what</w:t>
       </w:r>
       <w:r>
-        <w:t xml:space="preserve"> a customer buys (product affinity), blind to demographics, and compresses a purchase history into three summary statistics, discarding sequence information; deep sequence models can in principle exploit what RFM discards [22]. The framework nevertheless remains the right foundation for this project for three reasons. First, the downstream consumer of the segments is a marketing decision layer whose rules must be human-readable (Section 3.1, NFR5), and RFM quantities are the vocabulary marketing teams alrea</w:t>
-      </w:r>
-      <w:r>
-        <w:t xml:space="preserve">dy use. Second, the extended feature set recovers some of the discarded information — cadence recovers timing regularity, product breadth recovers a coarse affinity signal — at zero interpretability cost. Third, the probabilistic CLV models adopted in Section 2.2.5 are </w:t>
+        <w:t xml:space="preserve"> a customer buys (product affinity), blind to demographics, and compresses a purchase history into three summary statistics, discarding sequence information; deep sequence models can in principle exploit what RFM discards [22]. The framework nevertheless remains the right foundation for this project for three reasons. First, the downstream consumer of the segments is a marketing decision layer whose rules must be human-readable (Section 3.1, NFR5), and RFM quantities are the vocabulary marketing teams already use. Second, the extended feature set recovers some of the discarded information — cadence recovers timing regularity, product breadth recovers a coarse affinity signal — at zero interpretability cost. Third, the probabilistic CLV models adopted in Section 2.2.5 are </w:t>
       </w:r>
       <w:r>
         <w:rPr>
@@ -11084,7 +11058,7 @@
       <w:pPr>
         <w:pStyle w:val="Heading3"/>
       </w:pPr>
-      <w:bookmarkStart w:id="14" w:name="_Toc234772459"/>
+      <w:bookmarkStart w:id="14" w:name="_Toc234795770"/>
       <w:r>
         <w:t>2.1.2 Comparative studies of clustering algorithms</w:t>
       </w:r>
@@ -11135,7 +11109,7 @@
       <w:pPr>
         <w:pStyle w:val="Heading3"/>
       </w:pPr>
-      <w:bookmarkStart w:id="15" w:name="_Toc234772460"/>
+      <w:bookmarkStart w:id="15" w:name="_Toc234795771"/>
       <w:r>
         <w:t>2.1.3 Customer lifetime value</w:t>
       </w:r>
@@ -11147,17 +11121,14 @@
       </w:r>
       <w:r>
         <w:lastRenderedPageBreak/>
-        <w:t>a customer's repeat purchases, and the companion Gamma–Gamma model of monetary value [16], which models spend per transaction under an explicit independence assumption between transaction frequency and value. The same authors connect these models directly to RFM inputs, showing that the RFM summary is a sufficient statistic for the models' likelihoods [16]. Applications span retail and financial services [30], and recent work hybridises the probabilistic models with machine-learning regressors [31]. This pr</w:t>
-      </w:r>
-      <w:r>
-        <w:t>oject adopts the classical BG/NBD + Gamma–Gamma pairing (Section 4.8) because it is the established, assumption-explicit approach whose diagnostics (for example the frequency–value independence check) can be verified on the data.</w:t>
+        <w:t>a customer's repeat purchases, and the companion Gamma–Gamma model of monetary value [16], which models spend per transaction under an explicit independence assumption between transaction frequency and value. The same authors connect these models directly to RFM inputs, showing that the RFM summary is a sufficient statistic for the models' likelihoods [16]. Applications span retail and financial services [30], and recent work hybridises the probabilistic models with machine-learning regressors [31]. This project adopts the classical BG/NBD + Gamma–Gamma pairing (Section 4.8) because it is the established, assumption-explicit approach whose diagnostics (for example the frequency–value independence check) can be verified on the data.</w:t>
       </w:r>
     </w:p>
     <w:p>
       <w:pPr>
         <w:pStyle w:val="Heading3"/>
       </w:pPr>
-      <w:bookmarkStart w:id="16" w:name="_Toc234772461"/>
+      <w:bookmarkStart w:id="16" w:name="_Toc234795772"/>
       <w:r>
         <w:t>2.1.4 Churn prediction</w:t>
       </w:r>
@@ -11197,17 +11168,14 @@
         <w:t>error asymmetry</w:t>
       </w:r>
       <w:r>
-        <w:t>. In a marketing deployment the two error types have very different prices: a false positive means a retention offer (a few pounds of discount and contact cost) sent to a customer who would have stayed anyway, while a false negative means a churning customer lost silently — potentially hundreds of pounds of lifetime value. A model tuned for symmetric accuracy is therefore tuned for the wrong objective; recall on the churn class deserves priority as long as precision keeps campaign costs sensible. This asymm</w:t>
-      </w:r>
-      <w:r>
-        <w:t>etry, made concrete by the CLV estimates of Section 2.2.5, shapes both the class-weighting choice (Eq. 17) and the evaluation emphasis on recall and precision–recall analysis in Section 5.3.</w:t>
+        <w:t>. In a marketing deployment the two error types have very different prices: a false positive means a retention offer (a few pounds of discount and contact cost) sent to a customer who would have stayed anyway, while a false negative means a churning customer lost silently — potentially hundreds of pounds of lifetime value. A model tuned for symmetric accuracy is therefore tuned for the wrong objective; recall on the churn class deserves priority as long as precision keeps campaign costs sensible. This asymmetry, made concrete by the CLV estimates of Section 2.2.5, shapes both the class-weighting choice (Eq. 17) and the evaluation emphasis on recall and precision–recall analysis in Section 5.3.</w:t>
       </w:r>
     </w:p>
     <w:p>
       <w:pPr>
         <w:pStyle w:val="Heading3"/>
       </w:pPr>
-      <w:bookmarkStart w:id="17" w:name="_Toc234772462"/>
+      <w:bookmarkStart w:id="17" w:name="_Toc234795773"/>
       <w:r>
         <w:lastRenderedPageBreak/>
         <w:t>2.1.5 Integrated pipelines, dynamic CRM, and uplift</w:t>
@@ -11216,10 +11184,7 @@
     </w:p>
     <w:p>
       <w:r>
-        <w:t>Several integrated studies combine two or more of these tasks: segmentation with churn prediction on online-retail data [34], hybrid RFM-and-clustering frameworks for churn [22], and segmentation pipelines feeding marketing strategy [35] or personalised recommendation [37]. In parallel, the CRM literature increasingly frames analytics as an embedded component of the marketing engine, recomputing the next best action as behaviour changes [24], [36]. The financial worth of targeting is, in the strongest work,</w:t>
-      </w:r>
-      <w:r>
-        <w:t xml:space="preserve"> expressed as </w:t>
+        <w:t xml:space="preserve">Several integrated studies combine two or more of these tasks: segmentation with churn prediction on online-retail data [34], hybrid RFM-and-clustering frameworks for churn [22], and segmentation pipelines feeding marketing strategy [35] or personalised recommendation [37]. In parallel, the CRM literature increasingly frames analytics as an embedded component of the marketing engine, recomputing the next best action as behaviour changes [24], [36]. The financial worth of targeting is, in the strongest work, expressed as </w:t>
       </w:r>
       <w:r>
         <w:rPr>
@@ -11244,7 +11209,7 @@
       <w:pPr>
         <w:pStyle w:val="Heading3"/>
       </w:pPr>
-      <w:bookmarkStart w:id="18" w:name="_Toc234772463"/>
+      <w:bookmarkStart w:id="18" w:name="_Toc234795774"/>
       <w:r>
         <w:t>2.1.6 The gap this project addresses</w:t>
       </w:r>
@@ -11270,10 +11235,7 @@
         <w:t>what should we send, to whom, when, and what will it earn us?</w:t>
       </w:r>
       <w:r>
-        <w:t xml:space="preserve"> The contribution of this project is to close </w:t>
-      </w:r>
-      <w:r>
-        <w:t>that loop end-to-end in one reproducible system: validated clusters drive a rule-based, per-customer action plan whose expected financial return, and uplift over blanket marketing, is quantified by simulation before any campaign is run. The comparison below makes the positioning explicit:</w:t>
+        <w:t xml:space="preserve"> The contribution of this project is to close that loop end-to-end in one reproducible system: validated clusters drive a rule-based, per-customer action plan whose expected financial return, and uplift over blanket marketing, is quantified by simulation before any campaign is run. The comparison below makes the positioning explicit:</w:t>
       </w:r>
     </w:p>
     <w:tbl>
@@ -11291,6 +11253,10 @@
         <w:gridCol w:w="1504"/>
       </w:tblGrid>
       <w:tr>
+        <w:trPr>
+          <w:cantSplit/>
+          <w:tblHeader/>
+        </w:trPr>
         <w:tc>
           <w:tcPr>
             <w:tcW w:w="1504" w:type="dxa"/>
@@ -11395,6 +11361,9 @@
         </w:tc>
       </w:tr>
       <w:tr>
+        <w:trPr>
+          <w:cantSplit/>
+        </w:trPr>
         <w:tc>
           <w:tcPr>
             <w:tcW w:w="1504" w:type="dxa"/>
@@ -11493,6 +11462,9 @@
         </w:tc>
       </w:tr>
       <w:tr>
+        <w:trPr>
+          <w:cantSplit/>
+        </w:trPr>
         <w:tc>
           <w:tcPr>
             <w:tcW w:w="1504" w:type="dxa"/>
@@ -11591,6 +11563,9 @@
         </w:tc>
       </w:tr>
       <w:tr>
+        <w:trPr>
+          <w:cantSplit/>
+        </w:trPr>
         <w:tc>
           <w:tcPr>
             <w:tcW w:w="1504" w:type="dxa"/>
@@ -11689,6 +11664,9 @@
         </w:tc>
       </w:tr>
       <w:tr>
+        <w:trPr>
+          <w:cantSplit/>
+        </w:trPr>
         <w:tc>
           <w:tcPr>
             <w:tcW w:w="1504" w:type="dxa"/>
@@ -11787,6 +11765,9 @@
         </w:tc>
       </w:tr>
       <w:tr>
+        <w:trPr>
+          <w:cantSplit/>
+        </w:trPr>
         <w:tc>
           <w:tcPr>
             <w:tcW w:w="1504" w:type="dxa"/>
@@ -11885,6 +11866,9 @@
         </w:tc>
       </w:tr>
       <w:tr>
+        <w:trPr>
+          <w:cantSplit/>
+        </w:trPr>
         <w:tc>
           <w:tcPr>
             <w:tcW w:w="1504" w:type="dxa"/>
@@ -11983,6 +11967,9 @@
         </w:tc>
       </w:tr>
       <w:tr>
+        <w:trPr>
+          <w:cantSplit/>
+        </w:trPr>
         <w:tc>
           <w:tcPr>
             <w:tcW w:w="1504" w:type="dxa"/>
@@ -12081,6 +12068,9 @@
         </w:tc>
       </w:tr>
       <w:tr>
+        <w:trPr>
+          <w:cantSplit/>
+        </w:trPr>
         <w:tc>
           <w:tcPr>
             <w:tcW w:w="1504" w:type="dxa"/>
@@ -12093,14 +12083,24 @@
               <w:rPr>
                 <w:sz w:val="17"/>
               </w:rPr>
-              <w:t xml:space="preserve">Reproducible </w:t>
-            </w:r>
+              <w:lastRenderedPageBreak/>
+              <w:t>Reproducible end-to-end software</w:t>
+            </w:r>
+          </w:p>
+        </w:tc>
+        <w:tc>
+          <w:tcPr>
+            <w:tcW w:w="1504" w:type="dxa"/>
+          </w:tcPr>
+          <w:p>
+            <w:pPr>
+              <w:spacing w:line="240" w:lineRule="auto"/>
+            </w:pPr>
             <w:r>
               <w:rPr>
                 <w:sz w:val="17"/>
               </w:rPr>
-              <w:lastRenderedPageBreak/>
-              <w:t>end-to-end software</w:t>
+              <w:t>No</w:t>
             </w:r>
           </w:p>
         </w:tc>
@@ -12116,7 +12116,6 @@
               <w:rPr>
                 <w:sz w:val="17"/>
               </w:rPr>
-              <w:lastRenderedPageBreak/>
               <w:t>No</w:t>
             </w:r>
           </w:p>
@@ -12165,30 +12164,7 @@
               <w:rPr>
                 <w:sz w:val="17"/>
               </w:rPr>
-              <w:t>No</w:t>
-            </w:r>
-          </w:p>
-        </w:tc>
-        <w:tc>
-          <w:tcPr>
-            <w:tcW w:w="1504" w:type="dxa"/>
-          </w:tcPr>
-          <w:p>
-            <w:pPr>
-              <w:spacing w:line="240" w:lineRule="auto"/>
-            </w:pPr>
-            <w:r>
-              <w:rPr>
-                <w:sz w:val="17"/>
-              </w:rPr>
-              <w:t xml:space="preserve">Yes (seeded, </w:t>
-            </w:r>
-            <w:r>
-              <w:rPr>
-                <w:sz w:val="17"/>
-              </w:rPr>
-              <w:lastRenderedPageBreak/>
-              <w:t>tested, dashboard)</w:t>
+              <w:t>Yes (seeded, tested, dashboard)</w:t>
             </w:r>
           </w:p>
         </w:tc>
@@ -12203,7 +12179,7 @@
       <w:pPr>
         <w:pStyle w:val="Heading2"/>
       </w:pPr>
-      <w:bookmarkStart w:id="19" w:name="_Toc234772464"/>
+      <w:bookmarkStart w:id="19" w:name="_Toc234795775"/>
       <w:r>
         <w:t>2.2 Methods and Techniques</w:t>
       </w:r>
@@ -12225,6 +12201,10 @@
         <w:gridCol w:w="4513"/>
       </w:tblGrid>
       <w:tr>
+        <w:trPr>
+          <w:cantSplit/>
+          <w:tblHeader/>
+        </w:trPr>
         <w:tc>
           <w:tcPr>
             <w:tcW w:w="4513" w:type="dxa"/>
@@ -12261,6 +12241,9 @@
         </w:tc>
       </w:tr>
       <w:tr>
+        <w:trPr>
+          <w:cantSplit/>
+        </w:trPr>
         <w:tc>
           <w:tcPr>
             <w:tcW w:w="4513" w:type="dxa"/>
@@ -12295,6 +12278,9 @@
         </w:tc>
       </w:tr>
       <w:tr>
+        <w:trPr>
+          <w:cantSplit/>
+        </w:trPr>
         <w:tc>
           <w:tcPr>
             <w:tcW w:w="4513" w:type="dxa"/>
@@ -12329,6 +12315,9 @@
         </w:tc>
       </w:tr>
       <w:tr>
+        <w:trPr>
+          <w:cantSplit/>
+        </w:trPr>
         <w:tc>
           <w:tcPr>
             <w:tcW w:w="4513" w:type="dxa"/>
@@ -12363,6 +12352,9 @@
         </w:tc>
       </w:tr>
       <w:tr>
+        <w:trPr>
+          <w:cantSplit/>
+        </w:trPr>
         <w:tc>
           <w:tcPr>
             <w:tcW w:w="4513" w:type="dxa"/>
@@ -12397,6 +12389,9 @@
         </w:tc>
       </w:tr>
       <w:tr>
+        <w:trPr>
+          <w:cantSplit/>
+        </w:trPr>
         <w:tc>
           <w:tcPr>
             <w:tcW w:w="4513" w:type="dxa"/>
@@ -12431,6 +12426,9 @@
         </w:tc>
       </w:tr>
       <w:tr>
+        <w:trPr>
+          <w:cantSplit/>
+        </w:trPr>
         <w:tc>
           <w:tcPr>
             <w:tcW w:w="4513" w:type="dxa"/>
@@ -12465,6 +12463,9 @@
         </w:tc>
       </w:tr>
       <w:tr>
+        <w:trPr>
+          <w:cantSplit/>
+        </w:trPr>
         <w:tc>
           <w:tcPr>
             <w:tcW w:w="4513" w:type="dxa"/>
@@ -12499,6 +12500,9 @@
         </w:tc>
       </w:tr>
       <w:tr>
+        <w:trPr>
+          <w:cantSplit/>
+        </w:trPr>
         <w:tc>
           <w:tcPr>
             <w:tcW w:w="4513" w:type="dxa"/>
@@ -12533,6 +12537,9 @@
         </w:tc>
       </w:tr>
       <w:tr>
+        <w:trPr>
+          <w:cantSplit/>
+        </w:trPr>
         <w:tc>
           <w:tcPr>
             <w:tcW w:w="4513" w:type="dxa"/>
@@ -12567,6 +12574,9 @@
         </w:tc>
       </w:tr>
       <w:tr>
+        <w:trPr>
+          <w:cantSplit/>
+        </w:trPr>
         <w:tc>
           <w:tcPr>
             <w:tcW w:w="4513" w:type="dxa"/>
@@ -12601,6 +12611,9 @@
         </w:tc>
       </w:tr>
       <w:tr>
+        <w:trPr>
+          <w:cantSplit/>
+        </w:trPr>
         <w:tc>
           <w:tcPr>
             <w:tcW w:w="4513" w:type="dxa"/>
@@ -12635,6 +12648,9 @@
         </w:tc>
       </w:tr>
       <w:tr>
+        <w:trPr>
+          <w:cantSplit/>
+        </w:trPr>
         <w:tc>
           <w:tcPr>
             <w:tcW w:w="4513" w:type="dxa"/>
@@ -12669,6 +12685,9 @@
         </w:tc>
       </w:tr>
       <w:tr>
+        <w:trPr>
+          <w:cantSplit/>
+        </w:trPr>
         <w:tc>
           <w:tcPr>
             <w:tcW w:w="4513" w:type="dxa"/>
@@ -12703,6 +12722,9 @@
         </w:tc>
       </w:tr>
       <w:tr>
+        <w:trPr>
+          <w:cantSplit/>
+        </w:trPr>
         <w:tc>
           <w:tcPr>
             <w:tcW w:w="4513" w:type="dxa"/>
@@ -12737,6 +12759,9 @@
         </w:tc>
       </w:tr>
       <w:tr>
+        <w:trPr>
+          <w:cantSplit/>
+        </w:trPr>
         <w:tc>
           <w:tcPr>
             <w:tcW w:w="4513" w:type="dxa"/>
@@ -12771,6 +12796,9 @@
         </w:tc>
       </w:tr>
       <w:tr>
+        <w:trPr>
+          <w:cantSplit/>
+        </w:trPr>
         <w:tc>
           <w:tcPr>
             <w:tcW w:w="4513" w:type="dxa"/>
@@ -12805,6 +12833,9 @@
         </w:tc>
       </w:tr>
       <w:tr>
+        <w:trPr>
+          <w:cantSplit/>
+        </w:trPr>
         <w:tc>
           <w:tcPr>
             <w:tcW w:w="4513" w:type="dxa"/>
@@ -12848,7 +12879,7 @@
       <w:pPr>
         <w:pStyle w:val="Heading3"/>
       </w:pPr>
-      <w:bookmarkStart w:id="20" w:name="_Toc234772465"/>
+      <w:bookmarkStart w:id="20" w:name="_Toc234795776"/>
       <w:r>
         <w:t>2.2.1 Behavioural features and preprocessing</w:t>
       </w:r>
@@ -12883,12 +12914,6 @@
           <w:i/>
         </w:rPr>
         <w:tab/>
-      </w:r>
-      <w:r>
-        <w:rPr>
-          <w:rFonts w:ascii="Cambria Math" w:hAnsi="Cambria Math"/>
-          <w:i/>
-        </w:rPr>
         <w:t>R_i = t_now − max_j t_ij ,    F_i = |invoices(i)| ,    M_i = Σ_j q_ij · p_ij</w:t>
       </w:r>
       <w:r>
@@ -12902,11 +12927,11 @@
     </w:p>
     <w:p>
       <w:r>
-        <w:t xml:space="preserve">Retail spend distributions are heavy-tailed, and distance-based learning is distorted when one feature's range dominates. Whether to transform a feature is decided by its sample skewness (2); features exceeding the threshold receive the log1p transform (3) — chosen over a plain logarithm because it is defined at zero, which matters for one-time buyers </w:t>
+        <w:t xml:space="preserve">Retail spend distributions are heavy-tailed, and distance-based learning is distorted when one feature's range dominates. Whether to transform a feature is decided by its sample skewness (2); features exceeding the threshold receive the log1p transform (3) — chosen </w:t>
       </w:r>
       <w:r>
         <w:lastRenderedPageBreak/>
-        <w:t>whose tenure and inter-purchase interval are exactly zero — and all features are then standardised to z-scores (4):</w:t>
+        <w:t>over a plain logarithm because it is defined at zero, which matters for one-time buyers whose tenure and inter-purchase interval are exactly zero — and all features are then standardised to z-scores (4):</w:t>
       </w:r>
     </w:p>
     <w:p>
@@ -12950,12 +12975,6 @@
           <w:i/>
         </w:rPr>
         <w:tab/>
-      </w:r>
-      <w:r>
-        <w:rPr>
-          <w:rFonts w:ascii="Cambria Math" w:hAnsi="Cambria Math"/>
-          <w:i/>
-        </w:rPr>
         <w:t>x′ = ln(1 + x)</w:t>
       </w:r>
       <w:r>
@@ -13002,7 +13021,7 @@
       <w:pPr>
         <w:pStyle w:val="Heading3"/>
       </w:pPr>
-      <w:bookmarkStart w:id="21" w:name="_Toc234772466"/>
+      <w:bookmarkStart w:id="21" w:name="_Toc234795777"/>
       <w:r>
         <w:t>2.2.2 Clustering algorithm families</w:t>
       </w:r>
@@ -13052,12 +13071,6 @@
           <w:i/>
         </w:rPr>
         <w:tab/>
-      </w:r>
-      <w:r>
-        <w:rPr>
-          <w:rFonts w:ascii="Cambria Math" w:hAnsi="Cambria Math"/>
-          <w:i/>
-        </w:rPr>
         <w:t>J = Σ_k Σ_{x ∈ C_k} ‖x − μ_k‖²</w:t>
       </w:r>
       <w:r>
@@ -13186,7 +13199,11 @@
         <w:t>Graph-based.</w:t>
       </w:r>
       <w:r>
-        <w:t xml:space="preserve"> Spectral clustering builds a similarity graph over the points, embeds the data using the leading eigenvectors of the graph Laplacian, and clusters in that embedded space; it can recover non-convex structure that defeats centroid methods, at higher computational cost.</w:t>
+        <w:t xml:space="preserve"> Spectral clustering builds a similarity graph over the points, embeds the data using the leading eigenvectors of the graph Laplacian, and clusters in that embedded space; </w:t>
+      </w:r>
+      <w:r>
+        <w:lastRenderedPageBreak/>
+        <w:t>it can recover non-convex structure that defeats centroid methods, at higher computational cost.</w:t>
       </w:r>
     </w:p>
     <w:p>
@@ -13194,7 +13211,6 @@
         <w:rPr>
           <w:b/>
         </w:rPr>
-        <w:lastRenderedPageBreak/>
         <w:t>Computational complexity.</w:t>
       </w:r>
       <w:r>
@@ -13213,6 +13229,10 @@
         <w:gridCol w:w="3009"/>
       </w:tblGrid>
       <w:tr>
+        <w:trPr>
+          <w:cantSplit/>
+          <w:tblHeader/>
+        </w:trPr>
         <w:tc>
           <w:tcPr>
             <w:tcW w:w="3009" w:type="dxa"/>
@@ -13266,6 +13286,9 @@
         </w:tc>
       </w:tr>
       <w:tr>
+        <w:trPr>
+          <w:cantSplit/>
+        </w:trPr>
         <w:tc>
           <w:tcPr>
             <w:tcW w:w="3009" w:type="dxa"/>
@@ -13316,6 +13339,9 @@
         </w:tc>
       </w:tr>
       <w:tr>
+        <w:trPr>
+          <w:cantSplit/>
+        </w:trPr>
         <w:tc>
           <w:tcPr>
             <w:tcW w:w="3009" w:type="dxa"/>
@@ -13366,6 +13392,9 @@
         </w:tc>
       </w:tr>
       <w:tr>
+        <w:trPr>
+          <w:cantSplit/>
+        </w:trPr>
         <w:tc>
           <w:tcPr>
             <w:tcW w:w="3009" w:type="dxa"/>
@@ -13416,6 +13445,9 @@
         </w:tc>
       </w:tr>
       <w:tr>
+        <w:trPr>
+          <w:cantSplit/>
+        </w:trPr>
         <w:tc>
           <w:tcPr>
             <w:tcW w:w="3009" w:type="dxa"/>
@@ -13466,6 +13498,9 @@
         </w:tc>
       </w:tr>
       <w:tr>
+        <w:trPr>
+          <w:cantSplit/>
+        </w:trPr>
         <w:tc>
           <w:tcPr>
             <w:tcW w:w="3009" w:type="dxa"/>
@@ -13516,6 +13551,9 @@
         </w:tc>
       </w:tr>
       <w:tr>
+        <w:trPr>
+          <w:cantSplit/>
+        </w:trPr>
         <w:tc>
           <w:tcPr>
             <w:tcW w:w="3009" w:type="dxa"/>
@@ -13580,7 +13618,7 @@
       <w:pPr>
         <w:pStyle w:val="Heading3"/>
       </w:pPr>
-      <w:bookmarkStart w:id="22" w:name="_Toc234772467"/>
+      <w:bookmarkStart w:id="22" w:name="_Toc234795778"/>
       <w:r>
         <w:t>2.2.3 Hyper-parameter selection heuristics</w:t>
       </w:r>
@@ -13613,7 +13651,7 @@
       <w:pPr>
         <w:pStyle w:val="Heading3"/>
       </w:pPr>
-      <w:bookmarkStart w:id="23" w:name="_Toc234772468"/>
+      <w:bookmarkStart w:id="23" w:name="_Toc234795779"/>
       <w:r>
         <w:t>2.2.4 Internal validity and stability</w:t>
       </w:r>
@@ -13630,7 +13668,11 @@
         <w:t>i</w:t>
       </w:r>
       <w:r>
-        <w:t xml:space="preserve"> contrasts its mean distance a(i) to its own cluster with its mean distance b(i) to the nearest other cluster; the Davies–Bouldin index (8) averages the worst-case ratio of within-cluster scatter σ to between-centroid distance d(c_i, c_j) (lower is better) [12]; and the Calinski–Harabasz index (9) is the dispersion ratio of between-cluster to within-cluster scatter matrices (higher is better) [13]:</w:t>
+        <w:t xml:space="preserve"> contrasts its mean distance a(i) to its own cluster with its mean distance b(i) to the nearest other cluster; the Davies–Bouldin index (8) averages the worst-case ratio of within-cluster scatter σ to between-centroid distance d(c_i, </w:t>
+      </w:r>
+      <w:r>
+        <w:lastRenderedPageBreak/>
+        <w:t>c_j) (lower is better) [12]; and the Calinski–Harabasz index (9) is the dispersion ratio of between-cluster to within-cluster scatter matrices (higher is better) [13]:</w:t>
       </w:r>
     </w:p>
     <w:p>
@@ -13673,14 +13715,7 @@
           <w:rFonts w:ascii="Cambria Math" w:hAnsi="Cambria Math"/>
           <w:i/>
         </w:rPr>
-        <w:lastRenderedPageBreak/>
         <w:tab/>
-      </w:r>
-      <w:r>
-        <w:rPr>
-          <w:rFonts w:ascii="Cambria Math" w:hAnsi="Cambria Math"/>
-          <w:i/>
-        </w:rPr>
         <w:t>DB = (1/K) Σ_i max_{j≠i} [ (σ_i + σ_j) / d(c_i, c_j) ]</w:t>
       </w:r>
       <w:r>
@@ -13793,7 +13828,7 @@
       <w:pPr>
         <w:pStyle w:val="Heading3"/>
       </w:pPr>
-      <w:bookmarkStart w:id="24" w:name="_Toc234772469"/>
+      <w:bookmarkStart w:id="24" w:name="_Toc234795780"/>
       <w:r>
         <w:t>2.2.5 Probabilistic customer lifetime value</w:t>
       </w:r>
@@ -13801,10 +13836,7 @@
     </w:p>
     <w:p>
       <w:r>
-        <w:t xml:space="preserve">The BG/NBD model [17] describes each customer by a latent purchase rate and a latent dropout process, with population-level parameters (r, α) for purchasing and (a, b) for </w:t>
-      </w:r>
-      <w:r>
-        <w:t>dropout. For a customer with x repeat purchases, last purchase at t_x, and observation window T, the model gives the probability the customer is still active (12) and a closed-form expectation of the number of purchases in a future window of length t (13, expressible via the Gaussian hypergeometric function ₂F₁):</w:t>
+        <w:t>The BG/NBD model [17] describes each customer by a latent purchase rate and a latent dropout process, with population-level parameters (r, α) for purchasing and (a, b) for dropout. For a customer with x repeat purchases, last purchase at t_x, and observation window T, the model gives the probability the customer is still active (12) and a closed-form expectation of the number of purchases in a future window of length t (13, expressible via the Gaussian hypergeometric function ₂F₁):</w:t>
       </w:r>
     </w:p>
     <w:p>
@@ -13879,12 +13911,6 @@
           <w:i/>
         </w:rPr>
         <w:tab/>
-      </w:r>
-      <w:r>
-        <w:rPr>
-          <w:rFonts w:ascii="Cambria Math" w:hAnsi="Cambria Math"/>
-          <w:i/>
-        </w:rPr>
         <w:t>E[M | m_x, x] = ((q−1)/(px+q−1)) · (pν/(q−1)) + (px/(px+q−1)) · m_x</w:t>
       </w:r>
       <w:r>
@@ -13926,19 +13952,16 @@
       <w:pPr>
         <w:pStyle w:val="Heading3"/>
       </w:pPr>
-      <w:bookmarkStart w:id="25" w:name="_Toc234772470"/>
-      <w:r>
+      <w:bookmarkStart w:id="25" w:name="_Toc234795781"/>
+      <w:r>
+        <w:lastRenderedPageBreak/>
         <w:t>2.2.6 Churn labelling and classification</w:t>
       </w:r>
       <w:bookmarkEnd w:id="25"/>
     </w:p>
     <w:p>
       <w:r>
-        <w:t xml:space="preserve">The churn label is defined by thresholding Recency at its 90th percentile (16); because the label is a deterministic function of Recency, Recency itself must be excluded from the model features to prevent target leakage. Class imbalance is corrected by weighting each class </w:t>
-      </w:r>
-      <w:r>
-        <w:lastRenderedPageBreak/>
-        <w:t>inversely to its frequency (17), where N is the sample size and N_c the count of class c. The baseline classifier, logistic regression, models the churn probability through the logistic function (18); tree-based models (decision tree, random forest [8], gradient boosting, XGBoost [9]) instead grow splits that minimise node impurity, measured by the Gini index (19); and k-nearest neighbours classifies by distance-weighted vote among the k closest customers:</w:t>
+        <w:t>The churn label is defined by thresholding Recency at its 90th percentile (16); because the label is a deterministic function of Recency, Recency itself must be excluded from the model features to prevent target leakage. Class imbalance is corrected by weighting each class inversely to its frequency (17), where N is the sample size and N_c the count of class c. The baseline classifier, logistic regression, models the churn probability through the logistic function (18); tree-based models (decision tree, random forest [8], gradient boosting, XGBoost [9]) instead grow splits that minimise node impurity, measured by the Gini index (19); and k-nearest neighbours classifies by distance-weighted vote among the k closest customers:</w:t>
       </w:r>
     </w:p>
     <w:p>
@@ -14008,21 +14031,7 @@
           <w:i/>
         </w:rPr>
         <w:tab/>
-        <w:t>P(y=1 | x) = σ(β</w:t>
-      </w:r>
-      <w:r>
-        <w:rPr>
-          <w:rFonts w:ascii="Cambria Math" w:hAnsi="Cambria Math"/>
-          <w:i/>
-        </w:rPr>
-        <w:t>ᵀ</w:t>
-      </w:r>
-      <w:r>
-        <w:rPr>
-          <w:rFonts w:ascii="Cambria Math" w:hAnsi="Cambria Math"/>
-          <w:i/>
-        </w:rPr>
-        <w:t>x + β₀) ,    σ(z) = 1/(1 + e^{−z})</w:t>
+        <w:t>P(y=1 | x) = σ(βᵀx + β₀) ,    σ(z) = 1/(1 + e^{−z})</w:t>
       </w:r>
       <w:r>
         <w:rPr>
@@ -14063,7 +14072,7 @@
       <w:pPr>
         <w:pStyle w:val="Heading3"/>
       </w:pPr>
-      <w:bookmarkStart w:id="26" w:name="_Toc234772471"/>
+      <w:bookmarkStart w:id="26" w:name="_Toc234795782"/>
       <w:r>
         <w:t>2.2.7 Evaluation metrics and significance testing</w:t>
       </w:r>
@@ -14115,12 +14124,6 @@
           <w:i/>
         </w:rPr>
         <w:tab/>
-      </w:r>
-      <w:r>
-        <w:rPr>
-          <w:rFonts w:ascii="Cambria Math" w:hAnsi="Cambria Math"/>
-          <w:i/>
-        </w:rPr>
         <w:t>F1 = 2 · Precision · Recall / (Precision + Recall)</w:t>
       </w:r>
       <w:r>
@@ -14178,12 +14181,6 @@
           <w:i/>
         </w:rPr>
         <w:tab/>
-      </w:r>
-      <w:r>
-        <w:rPr>
-          <w:rFonts w:ascii="Cambria Math" w:hAnsi="Cambria Math"/>
-          <w:i/>
-        </w:rPr>
         <w:t>χ²₁ = (|b − c| − 1)² / (b + c) ,    exact: min(b,c) ~ Binomial(b+c, ½)</w:t>
       </w:r>
       <w:r>
@@ -14199,7 +14196,7 @@
       <w:pPr>
         <w:pStyle w:val="Heading3"/>
       </w:pPr>
-      <w:bookmarkStart w:id="27" w:name="_Toc234772472"/>
+      <w:bookmarkStart w:id="27" w:name="_Toc234795783"/>
       <w:r>
         <w:t>2.2.8 Monte Carlo ROI simulation</w:t>
       </w:r>
@@ -14207,11 +14204,11 @@
     </w:p>
     <w:p>
       <w:r>
-        <w:t xml:space="preserve">Campaign economics are uncertain chiefly through the response rate. For each campaign action group g with N_g contacted customers, the simulation draws a response rate from a Beta prior centred on a documented planning assumption, conversions from the induced Binomial (24), and applies multiplicative Gaussian noise to per-conversion revenue; profit for one simulated world sums contribution minus contact costs (25), giving ROI (26); and the </w:t>
+        <w:t xml:space="preserve">Campaign economics are uncertain chiefly through the response rate. For each campaign action group g with N_g contacted customers, the simulation draws a response rate from a </w:t>
       </w:r>
       <w:r>
         <w:lastRenderedPageBreak/>
-        <w:t>headline business quantity is the percentage profit uplift of the targeted plan over a static blanket baseline simulated by the same machinery (27):</w:t>
+        <w:t>Beta prior centred on a documented planning assumption, conversions from the induced Binomial (24), and applies multiplicative Gaussian noise to per-conversion revenue; profit for one simulated world sums contribution minus contact costs (25), giving ROI (26); and the headline business quantity is the percentage profit uplift of the targeted plan over a static blanket baseline simulated by the same machinery (27):</w:t>
       </w:r>
     </w:p>
     <w:p>
@@ -14327,7 +14324,7 @@
       <w:pPr>
         <w:pStyle w:val="Heading3"/>
       </w:pPr>
-      <w:bookmarkStart w:id="28" w:name="_Toc234772473"/>
+      <w:bookmarkStart w:id="28" w:name="_Toc234795784"/>
       <w:r>
         <w:t>2.2.9 Tools and technology stack</w:t>
       </w:r>
@@ -14362,7 +14359,7 @@
       <w:pPr>
         <w:pStyle w:val="Heading2"/>
       </w:pPr>
-      <w:bookmarkStart w:id="29" w:name="_Toc234772474"/>
+      <w:bookmarkStart w:id="29" w:name="_Toc234795785"/>
       <w:r>
         <w:t>2.3 Choice of Methods</w:t>
       </w:r>
@@ -14370,10 +14367,7 @@
     </w:p>
     <w:p>
       <w:r>
-        <w:t>The choices follow from the survey. Because the comparative literature (Section 2.1.2) shows that no clustering algorithm can be justified a priori, this project benchmarks six algorithms across the five families of Section 2.2.2 and selects among them with a transparent, pre-declared rule: (i) disqualify any solution whose noise fraction exceeds 30%, (ii) require a mean bootstrap ARI of at least 0.70 (Eq. 10) for stability, and (iii) among the survivors choose the highest silhouette (Eq. 7). The rule encod</w:t>
-      </w:r>
-      <w:r>
-        <w:t xml:space="preserve">es explicit priorities — usability of the segments, then robustness, then separation — and makes the selection reproducible and criticisable, which an ad-hoc choice is not. HDBSCAN is included deliberately because its noise label is </w:t>
+        <w:t xml:space="preserve">The choices follow from the survey. Because the comparative literature (Section 2.1.2) shows that no clustering algorithm can be justified a priori, this project benchmarks six algorithms across the five families of Section 2.2.2 and selects among them with a transparent, pre-declared rule: (i) disqualify any solution whose noise fraction exceeds 30%, (ii) require a mean bootstrap ARI of at least 0.70 (Eq. 10) for stability, and (iii) among the survivors choose the highest silhouette (Eq. 7). The rule encodes explicit priorities — usability of the segments, then robustness, then separation — and makes the selection reproducible and criticisable, which an ad-hoc choice is not. HDBSCAN is included deliberately because its noise label is </w:t>
       </w:r>
       <w:r>
         <w:rPr>
@@ -14387,14 +14381,11 @@
     </w:p>
     <w:p>
       <w:r>
-        <w:t xml:space="preserve">The feature set extends RFM with four behavioural signals (Section 2.1.1); skewed features receive log1p (Eq. 3) before standardisation (Eq. 4), with the transform decided per feature by the skew threshold |γ₁| &gt; 0.5 (Eq. 2) rather than applied indiscriminately. CLV uses BG/NBD + Gamma–Gamma (Eqs. 12–15) as the established non-contractual approach whose assumptions can be checked. Churn uses six classifiers under the leakage guard of </w:t>
+        <w:t xml:space="preserve">The feature set extends RFM with four behavioural signals (Section 2.1.1); skewed features receive log1p (Eq. 3) before standardisation (Eq. 4), with the transform decided per feature </w:t>
       </w:r>
       <w:r>
         <w:lastRenderedPageBreak/>
-        <w:t>Section 2.2.6, with class weighting (Eq. 17) where the model supports it, threshold-aware evaluation (Eqs. 20–22), and McNemar significance testing (Eq. 23) so that differences are only claimed when statistically supported. The decision layer is deliberately rule-based rather than learned: auditability is a requirement (Section 3.1), and a rule table that a marketer can read, question, and override is worth more operationally than an opaque optimiser. Finally, ROI is estimated by Monte Carlo simulation (Eqs</w:t>
-      </w:r>
-      <w:r>
-        <w:t xml:space="preserve">. 24–27) including a static baseline, so the reported headline is the </w:t>
+        <w:t xml:space="preserve">by the skew threshold |γ₁| &gt; 0.5 (Eq. 2) rather than applied indiscriminately. CLV uses BG/NBD + Gamma–Gamma (Eqs. 12–15) as the established non-contractual approach whose assumptions can be checked. Churn uses six classifiers under the leakage guard of Section 2.2.6, with class weighting (Eq. 17) where the model supports it, threshold-aware evaluation (Eqs. 20–22), and McNemar significance testing (Eq. 23) so that differences are only claimed when statistically supported. The decision layer is deliberately rule-based rather than learned: auditability is a requirement (Section 3.1), and a rule table that a marketer can read, question, and override is worth more operationally than an opaque optimiser. Finally, ROI is estimated by Monte Carlo simulation (Eqs. 24–27) including a static baseline, so the reported headline is the </w:t>
       </w:r>
       <w:r>
         <w:rPr>
@@ -14418,7 +14409,7 @@
       <w:pPr>
         <w:pStyle w:val="Heading1"/>
       </w:pPr>
-      <w:bookmarkStart w:id="30" w:name="_Toc234772475"/>
+      <w:bookmarkStart w:id="30" w:name="_Toc234795786"/>
       <w:r>
         <w:lastRenderedPageBreak/>
         <w:t>Chapter 3</w:t>
@@ -14433,7 +14424,7 @@
       <w:pPr>
         <w:pStyle w:val="Heading2"/>
       </w:pPr>
-      <w:bookmarkStart w:id="31" w:name="_Toc234772476"/>
+      <w:bookmarkStart w:id="31" w:name="_Toc234795787"/>
       <w:r>
         <w:t>3.1 Software Requirements</w:t>
       </w:r>
@@ -14741,7 +14732,7 @@
       <w:pPr>
         <w:pStyle w:val="Heading2"/>
       </w:pPr>
-      <w:bookmarkStart w:id="32" w:name="_Toc234772477"/>
+      <w:bookmarkStart w:id="32" w:name="_Toc234795788"/>
       <w:r>
         <w:t>3.2 System Design</w:t>
       </w:r>
@@ -14751,7 +14742,7 @@
       <w:pPr>
         <w:pStyle w:val="Heading3"/>
       </w:pPr>
-      <w:bookmarkStart w:id="33" w:name="_Toc234772478"/>
+      <w:bookmarkStart w:id="33" w:name="_Toc234795789"/>
       <w:r>
         <w:t>3.2.1 Architectural overview</w:t>
       </w:r>
@@ -14858,7 +14849,7 @@
       <w:pPr>
         <w:pStyle w:val="FigCaption"/>
       </w:pPr>
-      <w:bookmarkStart w:id="34" w:name="_Toc234772535"/>
+      <w:bookmarkStart w:id="34" w:name="_Toc234795846"/>
       <w:r>
         <w:rPr>
           <w:b/>
@@ -14895,7 +14886,7 @@
       <w:pPr>
         <w:pStyle w:val="Heading3"/>
       </w:pPr>
-      <w:bookmarkStart w:id="35" w:name="_Toc234772479"/>
+      <w:bookmarkStart w:id="35" w:name="_Toc234795790"/>
       <w:r>
         <w:t>3.2.2 Component design</w:t>
       </w:r>
@@ -15025,7 +15016,7 @@
       <w:pPr>
         <w:pStyle w:val="FigCaption"/>
       </w:pPr>
-      <w:bookmarkStart w:id="36" w:name="_Toc234772536"/>
+      <w:bookmarkStart w:id="36" w:name="_Toc234795847"/>
       <w:r>
         <w:rPr>
           <w:b/>
@@ -15041,7 +15032,7 @@
       <w:pPr>
         <w:pStyle w:val="Heading3"/>
       </w:pPr>
-      <w:bookmarkStart w:id="37" w:name="_Toc234772480"/>
+      <w:bookmarkStart w:id="37" w:name="_Toc234795791"/>
       <w:r>
         <w:lastRenderedPageBreak/>
         <w:t>3.2.3 Stage contracts</w:t>
@@ -15065,6 +15056,10 @@
         <w:gridCol w:w="3009"/>
       </w:tblGrid>
       <w:tr>
+        <w:trPr>
+          <w:cantSplit/>
+          <w:tblHeader/>
+        </w:trPr>
         <w:tc>
           <w:tcPr>
             <w:tcW w:w="3009" w:type="dxa"/>
@@ -15118,6 +15113,9 @@
         </w:tc>
       </w:tr>
       <w:tr>
+        <w:trPr>
+          <w:cantSplit/>
+        </w:trPr>
         <w:tc>
           <w:tcPr>
             <w:tcW w:w="3009" w:type="dxa"/>
@@ -15168,6 +15166,9 @@
         </w:tc>
       </w:tr>
       <w:tr>
+        <w:trPr>
+          <w:cantSplit/>
+        </w:trPr>
         <w:tc>
           <w:tcPr>
             <w:tcW w:w="3009" w:type="dxa"/>
@@ -15218,6 +15219,9 @@
         </w:tc>
       </w:tr>
       <w:tr>
+        <w:trPr>
+          <w:cantSplit/>
+        </w:trPr>
         <w:tc>
           <w:tcPr>
             <w:tcW w:w="3009" w:type="dxa"/>
@@ -15268,6 +15272,9 @@
         </w:tc>
       </w:tr>
       <w:tr>
+        <w:trPr>
+          <w:cantSplit/>
+        </w:trPr>
         <w:tc>
           <w:tcPr>
             <w:tcW w:w="3009" w:type="dxa"/>
@@ -15318,6 +15325,9 @@
         </w:tc>
       </w:tr>
       <w:tr>
+        <w:trPr>
+          <w:cantSplit/>
+        </w:trPr>
         <w:tc>
           <w:tcPr>
             <w:tcW w:w="3009" w:type="dxa"/>
@@ -15368,6 +15378,9 @@
         </w:tc>
       </w:tr>
       <w:tr>
+        <w:trPr>
+          <w:cantSplit/>
+        </w:trPr>
         <w:tc>
           <w:tcPr>
             <w:tcW w:w="3009" w:type="dxa"/>
@@ -15418,6 +15431,9 @@
         </w:tc>
       </w:tr>
       <w:tr>
+        <w:trPr>
+          <w:cantSplit/>
+        </w:trPr>
         <w:tc>
           <w:tcPr>
             <w:tcW w:w="3009" w:type="dxa"/>
@@ -15468,6 +15484,9 @@
         </w:tc>
       </w:tr>
       <w:tr>
+        <w:trPr>
+          <w:cantSplit/>
+        </w:trPr>
         <w:tc>
           <w:tcPr>
             <w:tcW w:w="3009" w:type="dxa"/>
@@ -15518,6 +15537,9 @@
         </w:tc>
       </w:tr>
       <w:tr>
+        <w:trPr>
+          <w:cantSplit/>
+        </w:trPr>
         <w:tc>
           <w:tcPr>
             <w:tcW w:w="3009" w:type="dxa"/>
@@ -15568,6 +15590,9 @@
         </w:tc>
       </w:tr>
       <w:tr>
+        <w:trPr>
+          <w:cantSplit/>
+        </w:trPr>
         <w:tc>
           <w:tcPr>
             <w:tcW w:w="3009" w:type="dxa"/>
@@ -15618,6 +15643,9 @@
         </w:tc>
       </w:tr>
       <w:tr>
+        <w:trPr>
+          <w:cantSplit/>
+        </w:trPr>
         <w:tc>
           <w:tcPr>
             <w:tcW w:w="3009" w:type="dxa"/>
@@ -15668,6 +15696,9 @@
         </w:tc>
       </w:tr>
       <w:tr>
+        <w:trPr>
+          <w:cantSplit/>
+        </w:trPr>
         <w:tc>
           <w:tcPr>
             <w:tcW w:w="3009" w:type="dxa"/>
@@ -15727,7 +15758,7 @@
       <w:pPr>
         <w:pStyle w:val="Heading3"/>
       </w:pPr>
-      <w:bookmarkStart w:id="38" w:name="_Toc234772481"/>
+      <w:bookmarkStart w:id="38" w:name="_Toc234795792"/>
       <w:r>
         <w:t>3.2.4 Key design decisions</w:t>
       </w:r>
@@ -15788,7 +15819,7 @@
       <w:pPr>
         <w:pStyle w:val="Heading2"/>
       </w:pPr>
-      <w:bookmarkStart w:id="39" w:name="_Toc234772482"/>
+      <w:bookmarkStart w:id="39" w:name="_Toc234795793"/>
       <w:r>
         <w:lastRenderedPageBreak/>
         <w:t>3.3 Project Management, Version Control, and Risk</w:t>
@@ -15797,17 +15828,14 @@
     </w:p>
     <w:p>
       <w:r>
-        <w:t>The project was managed as a sequence of short, artefact-driven phases: each phase corresponds to one pipeline stage, and its definition of done is that the stage’s persisted artefact regenerates deterministically from a clean run. All work was version-controlled in Git from the outset, with messages following the Conventional Commits style (feat(stage-3b): …, docs: …) so the history doubles as a delivery record. Table 3.1 reconstructs the milestone record directly from that history; the repository (21 deve</w:t>
-      </w:r>
-      <w:r>
-        <w:t>lopment commits plus subsequent validation additions) is submitted alongside this report as the primary evidence of process.</w:t>
+        <w:t>The project was managed as a sequence of short, artefact-driven phases: each phase corresponds to one pipeline stage, and its definition of done is that the stage’s persisted artefact regenerates deterministically from a clean run. All work was version-controlled in Git from the outset, with messages following the Conventional Commits style (feat(stage-3b): …, docs: …) so the history doubles as a delivery record. Table 3.1 reconstructs the milestone record directly from that history; the repository (21 development commits plus subsequent validation additions) is submitted alongside this report as the primary evidence of process.</w:t>
       </w:r>
     </w:p>
     <w:p>
       <w:pPr>
         <w:pStyle w:val="TabCaption"/>
       </w:pPr>
-      <w:bookmarkStart w:id="40" w:name="_Toc234772557"/>
+      <w:bookmarkStart w:id="40" w:name="_Toc234795868"/>
       <w:r>
         <w:t>Table 3.1  Delivery milestones as recorded in the Git commit history (messages follow the Conventional Commits convention).</w:t>
       </w:r>
@@ -15826,6 +15854,10 @@
         <w:gridCol w:w="2256"/>
       </w:tblGrid>
       <w:tr>
+        <w:trPr>
+          <w:cantSplit/>
+          <w:tblHeader/>
+        </w:trPr>
         <w:tc>
           <w:tcPr>
             <w:tcW w:w="2256" w:type="dxa"/>
@@ -15884,6 +15916,9 @@
         </w:tc>
       </w:tr>
       <w:tr>
+        <w:trPr>
+          <w:cantSplit/>
+        </w:trPr>
         <w:tc>
           <w:tcPr>
             <w:tcW w:w="2256" w:type="dxa"/>
@@ -15938,6 +15973,9 @@
         </w:tc>
       </w:tr>
       <w:tr>
+        <w:trPr>
+          <w:cantSplit/>
+        </w:trPr>
         <w:tc>
           <w:tcPr>
             <w:tcW w:w="2256" w:type="dxa"/>
@@ -15992,6 +16030,9 @@
         </w:tc>
       </w:tr>
       <w:tr>
+        <w:trPr>
+          <w:cantSplit/>
+        </w:trPr>
         <w:tc>
           <w:tcPr>
             <w:tcW w:w="2256" w:type="dxa"/>
@@ -16046,6 +16087,9 @@
         </w:tc>
       </w:tr>
       <w:tr>
+        <w:trPr>
+          <w:cantSplit/>
+        </w:trPr>
         <w:tc>
           <w:tcPr>
             <w:tcW w:w="2256" w:type="dxa"/>
@@ -16100,6 +16144,9 @@
         </w:tc>
       </w:tr>
       <w:tr>
+        <w:trPr>
+          <w:cantSplit/>
+        </w:trPr>
         <w:tc>
           <w:tcPr>
             <w:tcW w:w="2256" w:type="dxa"/>
@@ -16154,6 +16201,9 @@
         </w:tc>
       </w:tr>
       <w:tr>
+        <w:trPr>
+          <w:cantSplit/>
+        </w:trPr>
         <w:tc>
           <w:tcPr>
             <w:tcW w:w="2256" w:type="dxa"/>
@@ -16163,6 +16213,7 @@
               <w:rPr>
                 <w:sz w:val="18"/>
               </w:rPr>
+              <w:lastRenderedPageBreak/>
               <w:t>Delivery &amp; QA</w:t>
             </w:r>
           </w:p>
@@ -16176,27 +16227,19 @@
               <w:rPr>
                 <w:sz w:val="18"/>
               </w:rPr>
-              <w:t xml:space="preserve">Streamlit dashboard; 20-test pytest suite; full end-to-end run; </w:t>
-            </w:r>
+              <w:t>Streamlit dashboard; 20-test pytest suite; full end-to-end run; HTML/Markdown result reports (Stages 12–13)</w:t>
+            </w:r>
+          </w:p>
+        </w:tc>
+        <w:tc>
+          <w:tcPr>
+            <w:tcW w:w="2256" w:type="dxa"/>
+          </w:tcPr>
+          <w:p>
             <w:r>
               <w:rPr>
                 <w:sz w:val="18"/>
               </w:rPr>
-              <w:lastRenderedPageBreak/>
-              <w:t>HTML/Markdown result reports (Stages 12–13)</w:t>
-            </w:r>
-          </w:p>
-        </w:tc>
-        <w:tc>
-          <w:tcPr>
-            <w:tcW w:w="2256" w:type="dxa"/>
-          </w:tcPr>
-          <w:p>
-            <w:r>
-              <w:rPr>
-                <w:sz w:val="18"/>
-              </w:rPr>
-              <w:lastRenderedPageBreak/>
               <w:t>4</w:t>
             </w:r>
           </w:p>
@@ -16216,6 +16259,9 @@
         </w:tc>
       </w:tr>
       <w:tr>
+        <w:trPr>
+          <w:cantSplit/>
+        </w:trPr>
         <w:tc>
           <w:tcPr>
             <w:tcW w:w="2256" w:type="dxa"/>
@@ -16270,6 +16316,9 @@
         </w:tc>
       </w:tr>
       <w:tr>
+        <w:trPr>
+          <w:cantSplit/>
+        </w:trPr>
         <w:tc>
           <w:tcPr>
             <w:tcW w:w="2256" w:type="dxa"/>
@@ -16333,7 +16382,7 @@
       <w:pPr>
         <w:pStyle w:val="TabCaption"/>
       </w:pPr>
-      <w:bookmarkStart w:id="41" w:name="_Toc234772558"/>
+      <w:bookmarkStart w:id="41" w:name="_Toc234795869"/>
       <w:r>
         <w:t>Table 3.2  Project risk register: likelihood (L), impact (I), and the mitigation engineered into the delivered system.</w:t>
       </w:r>
@@ -16352,6 +16401,10 @@
         <w:gridCol w:w="2256"/>
       </w:tblGrid>
       <w:tr>
+        <w:trPr>
+          <w:cantSplit/>
+          <w:tblHeader/>
+        </w:trPr>
         <w:tc>
           <w:tcPr>
             <w:tcW w:w="2256" w:type="dxa"/>
@@ -16410,6 +16463,9 @@
         </w:tc>
       </w:tr>
       <w:tr>
+        <w:trPr>
+          <w:cantSplit/>
+        </w:trPr>
         <w:tc>
           <w:tcPr>
             <w:tcW w:w="2256" w:type="dxa"/>
@@ -16464,6 +16520,9 @@
         </w:tc>
       </w:tr>
       <w:tr>
+        <w:trPr>
+          <w:cantSplit/>
+        </w:trPr>
         <w:tc>
           <w:tcPr>
             <w:tcW w:w="2256" w:type="dxa"/>
@@ -16518,6 +16577,9 @@
         </w:tc>
       </w:tr>
       <w:tr>
+        <w:trPr>
+          <w:cantSplit/>
+        </w:trPr>
         <w:tc>
           <w:tcPr>
             <w:tcW w:w="2256" w:type="dxa"/>
@@ -16572,6 +16634,9 @@
         </w:tc>
       </w:tr>
       <w:tr>
+        <w:trPr>
+          <w:cantSplit/>
+        </w:trPr>
         <w:tc>
           <w:tcPr>
             <w:tcW w:w="2256" w:type="dxa"/>
@@ -16581,6 +16646,7 @@
               <w:rPr>
                 <w:sz w:val="18"/>
               </w:rPr>
+              <w:lastRenderedPageBreak/>
               <w:t>Data-quality defects corrupt every downstream stage</w:t>
             </w:r>
           </w:p>
@@ -16620,19 +16686,15 @@
               <w:rPr>
                 <w:sz w:val="18"/>
               </w:rPr>
-              <w:t xml:space="preserve">Four audited cleaning rules with a persisted row-impact audit (Table 4.1); the raw workbook is </w:t>
-            </w:r>
-            <w:r>
-              <w:rPr>
-                <w:sz w:val="18"/>
-              </w:rPr>
-              <w:lastRenderedPageBreak/>
-              <w:t>treated as read-only</w:t>
+              <w:t>Four audited cleaning rules with a persisted row-impact audit (Table 4.1); the raw workbook is treated as read-only</w:t>
             </w:r>
           </w:p>
         </w:tc>
       </w:tr>
       <w:tr>
+        <w:trPr>
+          <w:cantSplit/>
+        </w:trPr>
         <w:tc>
           <w:tcPr>
             <w:tcW w:w="2256" w:type="dxa"/>
@@ -16642,7 +16704,6 @@
               <w:rPr>
                 <w:sz w:val="18"/>
               </w:rPr>
-              <w:lastRenderedPageBreak/>
               <w:t>Results not reproducible at assessment time</w:t>
             </w:r>
           </w:p>
@@ -16688,6 +16749,9 @@
         </w:tc>
       </w:tr>
       <w:tr>
+        <w:trPr>
+          <w:cantSplit/>
+        </w:trPr>
         <w:tc>
           <w:tcPr>
             <w:tcW w:w="2256" w:type="dxa"/>
@@ -16754,7 +16818,7 @@
       <w:pPr>
         <w:pStyle w:val="Heading1"/>
       </w:pPr>
-      <w:bookmarkStart w:id="42" w:name="_Toc234772483"/>
+      <w:bookmarkStart w:id="42" w:name="_Toc234795794"/>
       <w:r>
         <w:lastRenderedPageBreak/>
         <w:t>Chapter 4</w:t>
@@ -16794,7 +16858,7 @@
       <w:pPr>
         <w:pStyle w:val="Heading2"/>
       </w:pPr>
-      <w:bookmarkStart w:id="43" w:name="_Toc234772484"/>
+      <w:bookmarkStart w:id="43" w:name="_Toc234795795"/>
       <w:r>
         <w:t>4.1 Environment and Project Layout</w:t>
       </w:r>
@@ -16869,7 +16933,7 @@
       <w:pPr>
         <w:pStyle w:val="Heading2"/>
       </w:pPr>
-      <w:bookmarkStart w:id="44" w:name="_Toc234772485"/>
+      <w:bookmarkStart w:id="44" w:name="_Toc234795796"/>
       <w:r>
         <w:t>4.2 Data Loading and Cleaning</w:t>
       </w:r>
@@ -17137,7 +17201,7 @@
       <w:pPr>
         <w:pStyle w:val="TabCaption"/>
       </w:pPr>
-      <w:bookmarkStart w:id="45" w:name="_Toc234772559"/>
+      <w:bookmarkStart w:id="45" w:name="_Toc234795870"/>
       <w:r>
         <w:rPr>
           <w:b/>
@@ -17166,6 +17230,8 @@
       <w:tr>
         <w:trPr>
           <w:cnfStyle w:val="100000000000" w:firstRow="1" w:lastRow="0" w:firstColumn="0" w:lastColumn="0" w:oddVBand="0" w:evenVBand="0" w:oddHBand="0" w:evenHBand="0" w:firstRowFirstColumn="0" w:firstRowLastColumn="0" w:lastRowFirstColumn="0" w:lastRowLastColumn="0"/>
+          <w:cantSplit/>
+          <w:tblHeader/>
         </w:trPr>
         <w:tc>
           <w:tcPr>
@@ -17273,6 +17339,7 @@
       <w:tr>
         <w:trPr>
           <w:cnfStyle w:val="000000100000" w:firstRow="0" w:lastRow="0" w:firstColumn="0" w:lastColumn="0" w:oddVBand="0" w:evenVBand="0" w:oddHBand="1" w:evenHBand="0" w:firstRowFirstColumn="0" w:firstRowLastColumn="0" w:lastRowFirstColumn="0" w:lastRowLastColumn="0"/>
+          <w:cantSplit/>
         </w:trPr>
         <w:tc>
           <w:tcPr>
@@ -17380,6 +17447,7 @@
       <w:tr>
         <w:trPr>
           <w:cnfStyle w:val="000000010000" w:firstRow="0" w:lastRow="0" w:firstColumn="0" w:lastColumn="0" w:oddVBand="0" w:evenVBand="0" w:oddHBand="0" w:evenHBand="1" w:firstRowFirstColumn="0" w:firstRowLastColumn="0" w:lastRowFirstColumn="0" w:lastRowLastColumn="0"/>
+          <w:cantSplit/>
         </w:trPr>
         <w:tc>
           <w:tcPr>
@@ -17487,6 +17555,7 @@
       <w:tr>
         <w:trPr>
           <w:cnfStyle w:val="000000100000" w:firstRow="0" w:lastRow="0" w:firstColumn="0" w:lastColumn="0" w:oddVBand="0" w:evenVBand="0" w:oddHBand="1" w:evenHBand="0" w:firstRowFirstColumn="0" w:firstRowLastColumn="0" w:lastRowFirstColumn="0" w:lastRowLastColumn="0"/>
+          <w:cantSplit/>
         </w:trPr>
         <w:tc>
           <w:tcPr>
@@ -17594,6 +17663,7 @@
       <w:tr>
         <w:trPr>
           <w:cnfStyle w:val="000000010000" w:firstRow="0" w:lastRow="0" w:firstColumn="0" w:lastColumn="0" w:oddVBand="0" w:evenVBand="0" w:oddHBand="0" w:evenHBand="1" w:firstRowFirstColumn="0" w:firstRowLastColumn="0" w:lastRowFirstColumn="0" w:lastRowLastColumn="0"/>
+          <w:cantSplit/>
         </w:trPr>
         <w:tc>
           <w:tcPr>
@@ -17703,7 +17773,7 @@
       <w:pPr>
         <w:pStyle w:val="Heading2"/>
       </w:pPr>
-      <w:bookmarkStart w:id="46" w:name="_Toc234772486"/>
+      <w:bookmarkStart w:id="46" w:name="_Toc234795797"/>
       <w:r>
         <w:t>4.3 Feature Engineering</w:t>
       </w:r>
@@ -17785,6 +17855,10 @@
         <w:gridCol w:w="3009"/>
       </w:tblGrid>
       <w:tr>
+        <w:trPr>
+          <w:cantSplit/>
+          <w:tblHeader/>
+        </w:trPr>
         <w:tc>
           <w:tcPr>
             <w:tcW w:w="3009" w:type="dxa"/>
@@ -17838,6 +17912,9 @@
         </w:tc>
       </w:tr>
       <w:tr>
+        <w:trPr>
+          <w:cantSplit/>
+        </w:trPr>
         <w:tc>
           <w:tcPr>
             <w:tcW w:w="3009" w:type="dxa"/>
@@ -17888,6 +17965,9 @@
         </w:tc>
       </w:tr>
       <w:tr>
+        <w:trPr>
+          <w:cantSplit/>
+        </w:trPr>
         <w:tc>
           <w:tcPr>
             <w:tcW w:w="3009" w:type="dxa"/>
@@ -17938,6 +18018,9 @@
         </w:tc>
       </w:tr>
       <w:tr>
+        <w:trPr>
+          <w:cantSplit/>
+        </w:trPr>
         <w:tc>
           <w:tcPr>
             <w:tcW w:w="3009" w:type="dxa"/>
@@ -17988,6 +18071,9 @@
         </w:tc>
       </w:tr>
       <w:tr>
+        <w:trPr>
+          <w:cantSplit/>
+        </w:trPr>
         <w:tc>
           <w:tcPr>
             <w:tcW w:w="3009" w:type="dxa"/>
@@ -18000,6 +18086,7 @@
               <w:rPr>
                 <w:sz w:val="17"/>
               </w:rPr>
+              <w:lastRenderedPageBreak/>
               <w:t>Tenure</w:t>
             </w:r>
           </w:p>
@@ -18032,19 +18119,15 @@
               <w:rPr>
                 <w:sz w:val="17"/>
               </w:rPr>
-              <w:t>relationship length; 0 identifies one-</w:t>
-            </w:r>
-            <w:r>
-              <w:rPr>
-                <w:sz w:val="17"/>
-              </w:rPr>
-              <w:lastRenderedPageBreak/>
-              <w:t>time buyers</w:t>
+              <w:t>relationship length; 0 identifies one-time buyers</w:t>
             </w:r>
           </w:p>
         </w:tc>
       </w:tr>
       <w:tr>
+        <w:trPr>
+          <w:cantSplit/>
+        </w:trPr>
         <w:tc>
           <w:tcPr>
             <w:tcW w:w="3009" w:type="dxa"/>
@@ -18057,7 +18140,6 @@
               <w:rPr>
                 <w:sz w:val="17"/>
               </w:rPr>
-              <w:lastRenderedPageBreak/>
               <w:t>AvgOrderValue</w:t>
             </w:r>
           </w:p>
@@ -18096,6 +18178,9 @@
         </w:tc>
       </w:tr>
       <w:tr>
+        <w:trPr>
+          <w:cantSplit/>
+        </w:trPr>
         <w:tc>
           <w:tcPr>
             <w:tcW w:w="3009" w:type="dxa"/>
@@ -18146,6 +18231,9 @@
         </w:tc>
       </w:tr>
       <w:tr>
+        <w:trPr>
+          <w:cantSplit/>
+        </w:trPr>
         <w:tc>
           <w:tcPr>
             <w:tcW w:w="3009" w:type="dxa"/>
@@ -18210,7 +18298,7 @@
       <w:pPr>
         <w:pStyle w:val="TabCaption"/>
       </w:pPr>
-      <w:bookmarkStart w:id="47" w:name="_Toc234772560"/>
+      <w:bookmarkStart w:id="47" w:name="_Toc234795871"/>
       <w:r>
         <w:rPr>
           <w:b/>
@@ -18242,6 +18330,8 @@
       <w:tr>
         <w:trPr>
           <w:cnfStyle w:val="100000000000" w:firstRow="1" w:lastRow="0" w:firstColumn="0" w:lastColumn="0" w:oddVBand="0" w:evenVBand="0" w:oddHBand="0" w:evenHBand="0" w:firstRowFirstColumn="0" w:firstRowLastColumn="0" w:lastRowFirstColumn="0" w:lastRowLastColumn="0"/>
+          <w:cantSplit/>
+          <w:tblHeader/>
         </w:trPr>
         <w:tc>
           <w:tcPr>
@@ -18400,6 +18490,7 @@
       <w:tr>
         <w:trPr>
           <w:cnfStyle w:val="000000100000" w:firstRow="0" w:lastRow="0" w:firstColumn="0" w:lastColumn="0" w:oddVBand="0" w:evenVBand="0" w:oddHBand="1" w:evenHBand="0" w:firstRowFirstColumn="0" w:firstRowLastColumn="0" w:lastRowFirstColumn="0" w:lastRowLastColumn="0"/>
+          <w:cantSplit/>
         </w:trPr>
         <w:tc>
           <w:tcPr>
@@ -18558,6 +18649,7 @@
       <w:tr>
         <w:trPr>
           <w:cnfStyle w:val="000000010000" w:firstRow="0" w:lastRow="0" w:firstColumn="0" w:lastColumn="0" w:oddVBand="0" w:evenVBand="0" w:oddHBand="0" w:evenHBand="1" w:firstRowFirstColumn="0" w:firstRowLastColumn="0" w:lastRowFirstColumn="0" w:lastRowLastColumn="0"/>
+          <w:cantSplit/>
         </w:trPr>
         <w:tc>
           <w:tcPr>
@@ -18716,6 +18808,7 @@
       <w:tr>
         <w:trPr>
           <w:cnfStyle w:val="000000100000" w:firstRow="0" w:lastRow="0" w:firstColumn="0" w:lastColumn="0" w:oddVBand="0" w:evenVBand="0" w:oddHBand="1" w:evenHBand="0" w:firstRowFirstColumn="0" w:firstRowLastColumn="0" w:lastRowFirstColumn="0" w:lastRowLastColumn="0"/>
+          <w:cantSplit/>
         </w:trPr>
         <w:tc>
           <w:tcPr>
@@ -18874,6 +18967,7 @@
       <w:tr>
         <w:trPr>
           <w:cnfStyle w:val="000000010000" w:firstRow="0" w:lastRow="0" w:firstColumn="0" w:lastColumn="0" w:oddVBand="0" w:evenVBand="0" w:oddHBand="0" w:evenHBand="1" w:firstRowFirstColumn="0" w:firstRowLastColumn="0" w:lastRowFirstColumn="0" w:lastRowLastColumn="0"/>
+          <w:cantSplit/>
         </w:trPr>
         <w:tc>
           <w:tcPr>
@@ -19032,6 +19126,7 @@
       <w:tr>
         <w:trPr>
           <w:cnfStyle w:val="000000100000" w:firstRow="0" w:lastRow="0" w:firstColumn="0" w:lastColumn="0" w:oddVBand="0" w:evenVBand="0" w:oddHBand="1" w:evenHBand="0" w:firstRowFirstColumn="0" w:firstRowLastColumn="0" w:lastRowFirstColumn="0" w:lastRowLastColumn="0"/>
+          <w:cantSplit/>
         </w:trPr>
         <w:tc>
           <w:tcPr>
@@ -19190,6 +19285,7 @@
       <w:tr>
         <w:trPr>
           <w:cnfStyle w:val="000000010000" w:firstRow="0" w:lastRow="0" w:firstColumn="0" w:lastColumn="0" w:oddVBand="0" w:evenVBand="0" w:oddHBand="0" w:evenHBand="1" w:firstRowFirstColumn="0" w:firstRowLastColumn="0" w:lastRowFirstColumn="0" w:lastRowLastColumn="0"/>
+          <w:cantSplit/>
         </w:trPr>
         <w:tc>
           <w:tcPr>
@@ -19348,6 +19444,7 @@
       <w:tr>
         <w:trPr>
           <w:cnfStyle w:val="000000100000" w:firstRow="0" w:lastRow="0" w:firstColumn="0" w:lastColumn="0" w:oddVBand="0" w:evenVBand="0" w:oddHBand="1" w:evenHBand="0" w:firstRowFirstColumn="0" w:firstRowLastColumn="0" w:lastRowFirstColumn="0" w:lastRowLastColumn="0"/>
+          <w:cantSplit/>
         </w:trPr>
         <w:tc>
           <w:tcPr>
@@ -19506,6 +19603,7 @@
       <w:tr>
         <w:trPr>
           <w:cnfStyle w:val="000000010000" w:firstRow="0" w:lastRow="0" w:firstColumn="0" w:lastColumn="0" w:oddVBand="0" w:evenVBand="0" w:oddHBand="0" w:evenHBand="1" w:firstRowFirstColumn="0" w:firstRowLastColumn="0" w:lastRowFirstColumn="0" w:lastRowLastColumn="0"/>
+          <w:cantSplit/>
         </w:trPr>
         <w:tc>
           <w:tcPr>
@@ -19712,7 +19810,7 @@
       <w:pPr>
         <w:pStyle w:val="FigCaption"/>
       </w:pPr>
-      <w:bookmarkStart w:id="48" w:name="_Toc234772537"/>
+      <w:bookmarkStart w:id="48" w:name="_Toc234795848"/>
       <w:r>
         <w:rPr>
           <w:b/>
@@ -19728,7 +19826,7 @@
       <w:pPr>
         <w:pStyle w:val="Heading2"/>
       </w:pPr>
-      <w:bookmarkStart w:id="49" w:name="_Toc234772487"/>
+      <w:bookmarkStart w:id="49" w:name="_Toc234795798"/>
       <w:r>
         <w:t>4.4 Preprocessing</w:t>
       </w:r>
@@ -19736,14 +19834,11 @@
     </w:p>
     <w:p>
       <w:r>
-        <w:t>Preprocessing (FR4) applies the skew-gated transform of Section 2.2.1. Sample skewness (Eq. 2) is computed per feature; the six features exceeding the |γ₁| &gt; 0.5 threshold — Recency (0.89), Frequency (12.64), Monetary (25.34), AvgOrderValue (57.02), AvgInterPurchaseDays (1.45), and DistinctProducts (6.23) — receive log1p (Eq. 3), while Tenure (0.39) is left on its natural scale. All seven features are then standardised to z-scores (Eq. 4) and persisted together with the fitted scaler, so that any future dat</w:t>
-      </w:r>
-      <w:r>
-        <w:t xml:space="preserve">a can be projected </w:t>
+        <w:t xml:space="preserve">Preprocessing (FR4) applies the skew-gated transform of Section 2.2.1. Sample skewness (Eq. 2) is computed per feature; the six features exceeding the |γ₁| &gt; 0.5 threshold — Recency (0.89), Frequency (12.64), Monetary (25.34), AvgOrderValue (57.02), AvgInterPurchaseDays (1.45), and DistinctProducts (6.23) — receive log1p (Eq. 3), while </w:t>
       </w:r>
       <w:r>
         <w:lastRenderedPageBreak/>
-        <w:t>into exactly the same space. Figure 4.2 shows the before/after effect: the raw axes are dominated by a handful of extreme customers, while the transformed features are approximately symmetric on a common scale — the correct geometry for the distance- and density-based algorithms that follow.</w:t>
+        <w:t>Tenure (0.39) is left on its natural scale. All seven features are then standardised to z-scores (Eq. 4) and persisted together with the fitted scaler, so that any future data can be projected into exactly the same space. Figure 4.2 shows the before/after effect: the raw axes are dominated by a handful of extreme customers, while the transformed features are approximately symmetric on a common scale — the correct geometry for the distance- and density-based algorithms that follow.</w:t>
       </w:r>
     </w:p>
     <w:p>
@@ -19796,7 +19891,7 @@
       <w:pPr>
         <w:pStyle w:val="FigCaption"/>
       </w:pPr>
-      <w:bookmarkStart w:id="50" w:name="_Toc234772538"/>
+      <w:bookmarkStart w:id="50" w:name="_Toc234795849"/>
       <w:r>
         <w:rPr>
           <w:b/>
@@ -19812,7 +19907,7 @@
       <w:pPr>
         <w:pStyle w:val="Heading2"/>
       </w:pPr>
-      <w:bookmarkStart w:id="51" w:name="_Toc234772488"/>
+      <w:bookmarkStart w:id="51" w:name="_Toc234795799"/>
       <w:r>
         <w:t>4.5 Clustering: Six Algorithms</w:t>
       </w:r>
@@ -19931,6 +20026,7 @@
     </w:p>
     <w:p>
       <w:r>
+        <w:lastRenderedPageBreak/>
         <w:t>Figure 4.3 projects all six solutions onto the same two principal components (Eq. 11), which retain 76.6% of the variance (PC1 60.8%, PC2 15.9%), allowing direct visual comparison of the partition geometries.</w:t>
       </w:r>
     </w:p>
@@ -19943,7 +20039,6 @@
         <w:rPr>
           <w:noProof/>
         </w:rPr>
-        <w:lastRenderedPageBreak/>
         <w:drawing>
           <wp:inline distT="0" distB="0" distL="0" distR="0" wp14:anchorId="5767C10D" wp14:editId="4265EEE2">
             <wp:extent cx="5486400" cy="5820744"/>
@@ -19985,7 +20080,7 @@
       <w:pPr>
         <w:pStyle w:val="FigCaption"/>
       </w:pPr>
-      <w:bookmarkStart w:id="52" w:name="_Toc234772539"/>
+      <w:bookmarkStart w:id="52" w:name="_Toc234795850"/>
       <w:r>
         <w:rPr>
           <w:b/>
@@ -20047,28 +20142,28 @@
       <w:pPr>
         <w:pStyle w:val="FigCaption"/>
       </w:pPr>
-      <w:bookmarkStart w:id="53" w:name="_Toc234772540"/>
-      <w:r>
-        <w:rPr>
-          <w:b/>
-        </w:rPr>
-        <w:t xml:space="preserve">Figure 4.4  </w:t>
-      </w:r>
-      <w:r>
-        <w:t>K-Means model selection: inertia with the detected elbow (k = 4), silhouette (max at k = 2), and Davies–Bouldin versus k.</w:t>
-      </w:r>
-      <w:bookmarkEnd w:id="53"/>
-    </w:p>
-    <w:p>
-      <w:pPr>
-        <w:pStyle w:val="TabCaption"/>
-      </w:pPr>
-      <w:bookmarkStart w:id="54" w:name="_Toc234772561"/>
+      <w:bookmarkStart w:id="53" w:name="_Toc234795851"/>
       <w:r>
         <w:rPr>
           <w:b/>
         </w:rPr>
         <w:lastRenderedPageBreak/>
+        <w:t xml:space="preserve">Figure 4.4  </w:t>
+      </w:r>
+      <w:r>
+        <w:t>K-Means model selection: inertia with the detected elbow (k = 4), silhouette (max at k = 2), and Davies–Bouldin versus k.</w:t>
+      </w:r>
+      <w:bookmarkEnd w:id="53"/>
+    </w:p>
+    <w:p>
+      <w:pPr>
+        <w:pStyle w:val="TabCaption"/>
+      </w:pPr>
+      <w:bookmarkStart w:id="54" w:name="_Toc234795872"/>
+      <w:r>
+        <w:rPr>
+          <w:b/>
+        </w:rPr>
         <w:t xml:space="preserve">Table 4.3  </w:t>
       </w:r>
       <w:r>
@@ -20091,6 +20186,8 @@
       <w:tr>
         <w:trPr>
           <w:cnfStyle w:val="100000000000" w:firstRow="1" w:lastRow="0" w:firstColumn="0" w:lastColumn="0" w:oddVBand="0" w:evenVBand="0" w:oddHBand="0" w:evenHBand="0" w:firstRowFirstColumn="0" w:firstRowLastColumn="0" w:lastRowFirstColumn="0" w:lastRowLastColumn="0"/>
+          <w:cantSplit/>
+          <w:tblHeader/>
         </w:trPr>
         <w:tc>
           <w:tcPr>
@@ -20164,6 +20261,7 @@
       <w:tr>
         <w:trPr>
           <w:cnfStyle w:val="000000100000" w:firstRow="0" w:lastRow="0" w:firstColumn="0" w:lastColumn="0" w:oddVBand="0" w:evenVBand="0" w:oddHBand="1" w:evenHBand="0" w:firstRowFirstColumn="0" w:firstRowLastColumn="0" w:lastRowFirstColumn="0" w:lastRowLastColumn="0"/>
+          <w:cantSplit/>
         </w:trPr>
         <w:tc>
           <w:tcPr>
@@ -20237,6 +20335,7 @@
       <w:tr>
         <w:trPr>
           <w:cnfStyle w:val="000000010000" w:firstRow="0" w:lastRow="0" w:firstColumn="0" w:lastColumn="0" w:oddVBand="0" w:evenVBand="0" w:oddHBand="0" w:evenHBand="1" w:firstRowFirstColumn="0" w:firstRowLastColumn="0" w:lastRowFirstColumn="0" w:lastRowLastColumn="0"/>
+          <w:cantSplit/>
         </w:trPr>
         <w:tc>
           <w:tcPr>
@@ -20310,6 +20409,7 @@
       <w:tr>
         <w:trPr>
           <w:cnfStyle w:val="000000100000" w:firstRow="0" w:lastRow="0" w:firstColumn="0" w:lastColumn="0" w:oddVBand="0" w:evenVBand="0" w:oddHBand="1" w:evenHBand="0" w:firstRowFirstColumn="0" w:firstRowLastColumn="0" w:lastRowFirstColumn="0" w:lastRowLastColumn="0"/>
+          <w:cantSplit/>
         </w:trPr>
         <w:tc>
           <w:tcPr>
@@ -20383,6 +20483,7 @@
       <w:tr>
         <w:trPr>
           <w:cnfStyle w:val="000000010000" w:firstRow="0" w:lastRow="0" w:firstColumn="0" w:lastColumn="0" w:oddVBand="0" w:evenVBand="0" w:oddHBand="0" w:evenHBand="1" w:firstRowFirstColumn="0" w:firstRowLastColumn="0" w:lastRowFirstColumn="0" w:lastRowLastColumn="0"/>
+          <w:cantSplit/>
         </w:trPr>
         <w:tc>
           <w:tcPr>
@@ -20456,6 +20557,7 @@
       <w:tr>
         <w:trPr>
           <w:cnfStyle w:val="000000100000" w:firstRow="0" w:lastRow="0" w:firstColumn="0" w:lastColumn="0" w:oddVBand="0" w:evenVBand="0" w:oddHBand="1" w:evenHBand="0" w:firstRowFirstColumn="0" w:firstRowLastColumn="0" w:lastRowFirstColumn="0" w:lastRowLastColumn="0"/>
+          <w:cantSplit/>
         </w:trPr>
         <w:tc>
           <w:tcPr>
@@ -20529,6 +20631,7 @@
       <w:tr>
         <w:trPr>
           <w:cnfStyle w:val="000000010000" w:firstRow="0" w:lastRow="0" w:firstColumn="0" w:lastColumn="0" w:oddVBand="0" w:evenVBand="0" w:oddHBand="0" w:evenHBand="1" w:firstRowFirstColumn="0" w:firstRowLastColumn="0" w:lastRowFirstColumn="0" w:lastRowLastColumn="0"/>
+          <w:cantSplit/>
         </w:trPr>
         <w:tc>
           <w:tcPr>
@@ -20602,6 +20705,7 @@
       <w:tr>
         <w:trPr>
           <w:cnfStyle w:val="000000100000" w:firstRow="0" w:lastRow="0" w:firstColumn="0" w:lastColumn="0" w:oddVBand="0" w:evenVBand="0" w:oddHBand="1" w:evenHBand="0" w:firstRowFirstColumn="0" w:firstRowLastColumn="0" w:lastRowFirstColumn="0" w:lastRowLastColumn="0"/>
+          <w:cantSplit/>
         </w:trPr>
         <w:tc>
           <w:tcPr>
@@ -20675,6 +20779,7 @@
       <w:tr>
         <w:trPr>
           <w:cnfStyle w:val="000000010000" w:firstRow="0" w:lastRow="0" w:firstColumn="0" w:lastColumn="0" w:oddVBand="0" w:evenVBand="0" w:oddHBand="0" w:evenHBand="1" w:firstRowFirstColumn="0" w:firstRowLastColumn="0" w:lastRowFirstColumn="0" w:lastRowLastColumn="0"/>
+          <w:cantSplit/>
         </w:trPr>
         <w:tc>
           <w:tcPr>
@@ -20748,6 +20853,7 @@
       <w:tr>
         <w:trPr>
           <w:cnfStyle w:val="000000100000" w:firstRow="0" w:lastRow="0" w:firstColumn="0" w:lastColumn="0" w:oddVBand="0" w:evenVBand="0" w:oddHBand="1" w:evenHBand="0" w:firstRowFirstColumn="0" w:firstRowLastColumn="0" w:lastRowFirstColumn="0" w:lastRowLastColumn="0"/>
+          <w:cantSplit/>
         </w:trPr>
         <w:tc>
           <w:tcPr>
@@ -20869,7 +20975,7 @@
       <w:pPr>
         <w:pStyle w:val="FigCaption"/>
       </w:pPr>
-      <w:bookmarkStart w:id="55" w:name="_Toc234772541"/>
+      <w:bookmarkStart w:id="55" w:name="_Toc234795852"/>
       <w:r>
         <w:rPr>
           <w:b/>
@@ -20890,6 +20996,7 @@
         <w:rPr>
           <w:noProof/>
         </w:rPr>
+        <w:lastRenderedPageBreak/>
         <w:drawing>
           <wp:inline distT="0" distB="0" distL="0" distR="0" wp14:anchorId="11777DD4" wp14:editId="3022E204">
             <wp:extent cx="5486400" cy="2706067"/>
@@ -20931,7 +21038,7 @@
       <w:pPr>
         <w:pStyle w:val="FigCaption"/>
       </w:pPr>
-      <w:bookmarkStart w:id="56" w:name="_Toc234772542"/>
+      <w:bookmarkStart w:id="56" w:name="_Toc234795853"/>
       <w:r>
         <w:rPr>
           <w:b/>
@@ -20947,9 +21054,8 @@
       <w:pPr>
         <w:pStyle w:val="Heading2"/>
       </w:pPr>
-      <w:bookmarkStart w:id="57" w:name="_Toc234772489"/>
-      <w:r>
-        <w:lastRenderedPageBreak/>
+      <w:bookmarkStart w:id="57" w:name="_Toc234795800"/>
+      <w:r>
         <w:t>4.6 Cluster Validation, Stability, and Selection</w:t>
       </w:r>
       <w:bookmarkEnd w:id="57"/>
@@ -21131,7 +21237,7 @@
       <w:pPr>
         <w:pStyle w:val="Heading2"/>
       </w:pPr>
-      <w:bookmarkStart w:id="58" w:name="_Toc234772490"/>
+      <w:bookmarkStart w:id="58" w:name="_Toc234795801"/>
       <w:r>
         <w:t>4.7 Segment Profiling and Naming</w:t>
       </w:r>
@@ -21148,7 +21254,11 @@
         <w:t>original units</w:t>
       </w:r>
       <w:r>
-        <w:t xml:space="preserve"> — pounds and days, not z-scores — and each cluster is named by a deterministic rule tree over its mean Recency, Frequency, and Monetary expressed as multiples of the population mean (for example, a cluster with Frequency = 1, Tenure = 0 and high Recency is named "Lost Customers"). Determinism matters: the same profile always receives the same name, so names are reproducible across runs (NFR1).</w:t>
+        <w:t xml:space="preserve"> — pounds and days, not z-scores — and each cluster is named by a deterministic rule tree over its mean Recency, Frequency, and Monetary </w:t>
+      </w:r>
+      <w:r>
+        <w:lastRenderedPageBreak/>
+        <w:t>expressed as multiples of the population mean (for example, a cluster with Frequency = 1, Tenure = 0 and high Recency is named "Lost Customers"). Determinism matters: the same profile always receives the same name, so names are reproducible across runs (NFR1).</w:t>
       </w:r>
     </w:p>
     <w:p>
@@ -21209,7 +21319,6 @@
     </w:p>
     <w:p>
       <w:r>
-        <w:lastRenderedPageBreak/>
         <w:t xml:space="preserve">The radar chart deliberately plots each segment's </w:t>
       </w:r>
       <w:r>
@@ -21272,7 +21381,7 @@
       <w:pPr>
         <w:pStyle w:val="FigCaption"/>
       </w:pPr>
-      <w:bookmarkStart w:id="59" w:name="_Toc234772543"/>
+      <w:bookmarkStart w:id="59" w:name="_Toc234795854"/>
       <w:r>
         <w:rPr>
           <w:b/>
@@ -21335,7 +21444,7 @@
       <w:pPr>
         <w:pStyle w:val="FigCaption"/>
       </w:pPr>
-      <w:bookmarkStart w:id="60" w:name="_Toc234772544"/>
+      <w:bookmarkStart w:id="60" w:name="_Toc234795855"/>
       <w:r>
         <w:rPr>
           <w:b/>
@@ -21351,7 +21460,7 @@
       <w:pPr>
         <w:pStyle w:val="TabCaption"/>
       </w:pPr>
-      <w:bookmarkStart w:id="61" w:name="_Toc234772562"/>
+      <w:bookmarkStart w:id="61" w:name="_Toc234795873"/>
       <w:r>
         <w:rPr>
           <w:b/>
@@ -21385,6 +21494,8 @@
       <w:tr>
         <w:trPr>
           <w:cnfStyle w:val="100000000000" w:firstRow="1" w:lastRow="0" w:firstColumn="0" w:lastColumn="0" w:oddVBand="0" w:evenVBand="0" w:oddHBand="0" w:evenHBand="0" w:firstRowFirstColumn="0" w:firstRowLastColumn="0" w:lastRowFirstColumn="0" w:lastRowLastColumn="0"/>
+          <w:cantSplit/>
+          <w:tblHeader/>
         </w:trPr>
         <w:tc>
           <w:tcPr>
@@ -21577,6 +21688,7 @@
       <w:tr>
         <w:trPr>
           <w:cnfStyle w:val="000000100000" w:firstRow="0" w:lastRow="0" w:firstColumn="0" w:lastColumn="0" w:oddVBand="0" w:evenVBand="0" w:oddHBand="1" w:evenHBand="0" w:firstRowFirstColumn="0" w:firstRowLastColumn="0" w:lastRowFirstColumn="0" w:lastRowLastColumn="0"/>
+          <w:cantSplit/>
         </w:trPr>
         <w:tc>
           <w:tcPr>
@@ -21769,6 +21881,7 @@
       <w:tr>
         <w:trPr>
           <w:cnfStyle w:val="000000010000" w:firstRow="0" w:lastRow="0" w:firstColumn="0" w:lastColumn="0" w:oddVBand="0" w:evenVBand="0" w:oddHBand="0" w:evenHBand="1" w:firstRowFirstColumn="0" w:firstRowLastColumn="0" w:lastRowFirstColumn="0" w:lastRowLastColumn="0"/>
+          <w:cantSplit/>
         </w:trPr>
         <w:tc>
           <w:tcPr>
@@ -21961,6 +22074,7 @@
       <w:tr>
         <w:trPr>
           <w:cnfStyle w:val="000000100000" w:firstRow="0" w:lastRow="0" w:firstColumn="0" w:lastColumn="0" w:oddVBand="0" w:evenVBand="0" w:oddHBand="1" w:evenHBand="0" w:firstRowFirstColumn="0" w:firstRowLastColumn="0" w:lastRowFirstColumn="0" w:lastRowLastColumn="0"/>
+          <w:cantSplit/>
         </w:trPr>
         <w:tc>
           <w:tcPr>
@@ -22155,7 +22269,7 @@
       <w:pPr>
         <w:pStyle w:val="Heading2"/>
       </w:pPr>
-      <w:bookmarkStart w:id="62" w:name="_Toc234772491"/>
+      <w:bookmarkStart w:id="62" w:name="_Toc234795802"/>
       <w:r>
         <w:t>4.8 Customer Lifetime Value</w:t>
       </w:r>
@@ -22244,7 +22358,7 @@
       <w:pPr>
         <w:pStyle w:val="FigCaption"/>
       </w:pPr>
-      <w:bookmarkStart w:id="63" w:name="_Toc234772545"/>
+      <w:bookmarkStart w:id="63" w:name="_Toc234795856"/>
       <w:r>
         <w:rPr>
           <w:b/>
@@ -22260,7 +22374,7 @@
       <w:pPr>
         <w:pStyle w:val="TabCaption"/>
       </w:pPr>
-      <w:bookmarkStart w:id="64" w:name="_Toc234772563"/>
+      <w:bookmarkStart w:id="64" w:name="_Toc234795874"/>
       <w:r>
         <w:rPr>
           <w:b/>
@@ -22290,6 +22404,8 @@
       <w:tr>
         <w:trPr>
           <w:cnfStyle w:val="100000000000" w:firstRow="1" w:lastRow="0" w:firstColumn="0" w:lastColumn="0" w:oddVBand="0" w:evenVBand="0" w:oddHBand="0" w:evenHBand="0" w:firstRowFirstColumn="0" w:firstRowLastColumn="0" w:lastRowFirstColumn="0" w:lastRowLastColumn="0"/>
+          <w:cantSplit/>
+          <w:tblHeader/>
         </w:trPr>
         <w:tc>
           <w:tcPr>
@@ -22414,6 +22530,7 @@
       <w:tr>
         <w:trPr>
           <w:cnfStyle w:val="000000100000" w:firstRow="0" w:lastRow="0" w:firstColumn="0" w:lastColumn="0" w:oddVBand="0" w:evenVBand="0" w:oddHBand="1" w:evenHBand="0" w:firstRowFirstColumn="0" w:firstRowLastColumn="0" w:lastRowFirstColumn="0" w:lastRowLastColumn="0"/>
+          <w:cantSplit/>
         </w:trPr>
         <w:tc>
           <w:tcPr>
@@ -22538,6 +22655,7 @@
       <w:tr>
         <w:trPr>
           <w:cnfStyle w:val="000000010000" w:firstRow="0" w:lastRow="0" w:firstColumn="0" w:lastColumn="0" w:oddVBand="0" w:evenVBand="0" w:oddHBand="0" w:evenHBand="1" w:firstRowFirstColumn="0" w:firstRowLastColumn="0" w:lastRowFirstColumn="0" w:lastRowLastColumn="0"/>
+          <w:cantSplit/>
         </w:trPr>
         <w:tc>
           <w:tcPr>
@@ -22662,6 +22780,7 @@
       <w:tr>
         <w:trPr>
           <w:cnfStyle w:val="000000100000" w:firstRow="0" w:lastRow="0" w:firstColumn="0" w:lastColumn="0" w:oddVBand="0" w:evenVBand="0" w:oddHBand="1" w:evenHBand="0" w:firstRowFirstColumn="0" w:firstRowLastColumn="0" w:lastRowFirstColumn="0" w:lastRowLastColumn="0"/>
+          <w:cantSplit/>
         </w:trPr>
         <w:tc>
           <w:tcPr>
@@ -22786,6 +22905,7 @@
       <w:tr>
         <w:trPr>
           <w:cnfStyle w:val="000000010000" w:firstRow="0" w:lastRow="0" w:firstColumn="0" w:lastColumn="0" w:oddVBand="0" w:evenVBand="0" w:oddHBand="0" w:evenHBand="1" w:firstRowFirstColumn="0" w:firstRowLastColumn="0" w:lastRowFirstColumn="0" w:lastRowLastColumn="0"/>
+          <w:cantSplit/>
         </w:trPr>
         <w:tc>
           <w:tcPr>
@@ -22910,6 +23030,7 @@
       <w:tr>
         <w:trPr>
           <w:cnfStyle w:val="000000100000" w:firstRow="0" w:lastRow="0" w:firstColumn="0" w:lastColumn="0" w:oddVBand="0" w:evenVBand="0" w:oddHBand="1" w:evenHBand="0" w:firstRowFirstColumn="0" w:firstRowLastColumn="0" w:lastRowFirstColumn="0" w:lastRowLastColumn="0"/>
+          <w:cantSplit/>
         </w:trPr>
         <w:tc>
           <w:tcPr>
@@ -23034,6 +23155,7 @@
       <w:tr>
         <w:trPr>
           <w:cnfStyle w:val="000000010000" w:firstRow="0" w:lastRow="0" w:firstColumn="0" w:lastColumn="0" w:oddVBand="0" w:evenVBand="0" w:oddHBand="0" w:evenHBand="1" w:firstRowFirstColumn="0" w:firstRowLastColumn="0" w:lastRowFirstColumn="0" w:lastRowLastColumn="0"/>
+          <w:cantSplit/>
         </w:trPr>
         <w:tc>
           <w:tcPr>
@@ -23158,6 +23280,7 @@
       <w:tr>
         <w:trPr>
           <w:cnfStyle w:val="000000100000" w:firstRow="0" w:lastRow="0" w:firstColumn="0" w:lastColumn="0" w:oddVBand="0" w:evenVBand="0" w:oddHBand="1" w:evenHBand="0" w:firstRowFirstColumn="0" w:firstRowLastColumn="0" w:lastRowFirstColumn="0" w:lastRowLastColumn="0"/>
+          <w:cantSplit/>
         </w:trPr>
         <w:tc>
           <w:tcPr>
@@ -23282,6 +23405,7 @@
       <w:tr>
         <w:trPr>
           <w:cnfStyle w:val="000000010000" w:firstRow="0" w:lastRow="0" w:firstColumn="0" w:lastColumn="0" w:oddVBand="0" w:evenVBand="0" w:oddHBand="0" w:evenHBand="1" w:firstRowFirstColumn="0" w:firstRowLastColumn="0" w:lastRowFirstColumn="0" w:lastRowLastColumn="0"/>
+          <w:cantSplit/>
         </w:trPr>
         <w:tc>
           <w:tcPr>
@@ -23408,7 +23532,7 @@
       <w:pPr>
         <w:pStyle w:val="Heading2"/>
       </w:pPr>
-      <w:bookmarkStart w:id="65" w:name="_Toc234772492"/>
+      <w:bookmarkStart w:id="65" w:name="_Toc234795803"/>
       <w:r>
         <w:t>4.9 Churn Classification</w:t>
       </w:r>
@@ -23481,6 +23605,10 @@
         <w:gridCol w:w="3009"/>
       </w:tblGrid>
       <w:tr>
+        <w:trPr>
+          <w:cantSplit/>
+          <w:tblHeader/>
+        </w:trPr>
         <w:tc>
           <w:tcPr>
             <w:tcW w:w="3009" w:type="dxa"/>
@@ -23534,6 +23662,9 @@
         </w:tc>
       </w:tr>
       <w:tr>
+        <w:trPr>
+          <w:cantSplit/>
+        </w:trPr>
         <w:tc>
           <w:tcPr>
             <w:tcW w:w="3009" w:type="dxa"/>
@@ -23584,6 +23715,9 @@
         </w:tc>
       </w:tr>
       <w:tr>
+        <w:trPr>
+          <w:cantSplit/>
+        </w:trPr>
         <w:tc>
           <w:tcPr>
             <w:tcW w:w="3009" w:type="dxa"/>
@@ -23634,6 +23768,9 @@
         </w:tc>
       </w:tr>
       <w:tr>
+        <w:trPr>
+          <w:cantSplit/>
+        </w:trPr>
         <w:tc>
           <w:tcPr>
             <w:tcW w:w="3009" w:type="dxa"/>
@@ -23684,6 +23821,9 @@
         </w:tc>
       </w:tr>
       <w:tr>
+        <w:trPr>
+          <w:cantSplit/>
+        </w:trPr>
         <w:tc>
           <w:tcPr>
             <w:tcW w:w="3009" w:type="dxa"/>
@@ -23734,6 +23874,9 @@
         </w:tc>
       </w:tr>
       <w:tr>
+        <w:trPr>
+          <w:cantSplit/>
+        </w:trPr>
         <w:tc>
           <w:tcPr>
             <w:tcW w:w="3009" w:type="dxa"/>
@@ -23784,6 +23927,9 @@
         </w:tc>
       </w:tr>
       <w:tr>
+        <w:trPr>
+          <w:cantSplit/>
+        </w:trPr>
         <w:tc>
           <w:tcPr>
             <w:tcW w:w="3009" w:type="dxa"/>
@@ -23917,7 +24063,7 @@
       <w:pPr>
         <w:pStyle w:val="FigCaption"/>
       </w:pPr>
-      <w:bookmarkStart w:id="66" w:name="_Toc234772546"/>
+      <w:bookmarkStart w:id="66" w:name="_Toc234795857"/>
       <w:r>
         <w:rPr>
           <w:b/>
@@ -23934,7 +24080,7 @@
       <w:pPr>
         <w:pStyle w:val="Heading2"/>
       </w:pPr>
-      <w:bookmarkStart w:id="67" w:name="_Toc234772493"/>
+      <w:bookmarkStart w:id="67" w:name="_Toc234795804"/>
       <w:r>
         <w:t>4.10 Year-on-Year Segment Migration</w:t>
       </w:r>
@@ -23976,7 +24122,7 @@
       <w:pPr>
         <w:pStyle w:val="Heading2"/>
       </w:pPr>
-      <w:bookmarkStart w:id="68" w:name="_Toc234772494"/>
+      <w:bookmarkStart w:id="68" w:name="_Toc234795805"/>
       <w:r>
         <w:t>4.11 Rule-Based Notification Engine</w:t>
       </w:r>
@@ -24011,6 +24157,10 @@
         <w:gridCol w:w="2256"/>
       </w:tblGrid>
       <w:tr>
+        <w:trPr>
+          <w:cantSplit/>
+          <w:tblHeader/>
+        </w:trPr>
         <w:tc>
           <w:tcPr>
             <w:tcW w:w="2256" w:type="dxa"/>
@@ -24081,6 +24231,9 @@
         </w:tc>
       </w:tr>
       <w:tr>
+        <w:trPr>
+          <w:cantSplit/>
+        </w:trPr>
         <w:tc>
           <w:tcPr>
             <w:tcW w:w="2256" w:type="dxa"/>
@@ -24147,6 +24300,9 @@
         </w:tc>
       </w:tr>
       <w:tr>
+        <w:trPr>
+          <w:cantSplit/>
+        </w:trPr>
         <w:tc>
           <w:tcPr>
             <w:tcW w:w="2256" w:type="dxa"/>
@@ -24213,6 +24369,9 @@
         </w:tc>
       </w:tr>
       <w:tr>
+        <w:trPr>
+          <w:cantSplit/>
+        </w:trPr>
         <w:tc>
           <w:tcPr>
             <w:tcW w:w="2256" w:type="dxa"/>
@@ -24279,6 +24438,9 @@
         </w:tc>
       </w:tr>
       <w:tr>
+        <w:trPr>
+          <w:cantSplit/>
+        </w:trPr>
         <w:tc>
           <w:tcPr>
             <w:tcW w:w="2256" w:type="dxa"/>
@@ -24345,6 +24507,9 @@
         </w:tc>
       </w:tr>
       <w:tr>
+        <w:trPr>
+          <w:cantSplit/>
+        </w:trPr>
         <w:tc>
           <w:tcPr>
             <w:tcW w:w="2256" w:type="dxa"/>
@@ -24411,6 +24576,9 @@
         </w:tc>
       </w:tr>
       <w:tr>
+        <w:trPr>
+          <w:cantSplit/>
+        </w:trPr>
         <w:tc>
           <w:tcPr>
             <w:tcW w:w="2256" w:type="dxa"/>
@@ -24477,6 +24645,9 @@
         </w:tc>
       </w:tr>
       <w:tr>
+        <w:trPr>
+          <w:cantSplit/>
+        </w:trPr>
         <w:tc>
           <w:tcPr>
             <w:tcW w:w="2256" w:type="dxa"/>
@@ -24543,6 +24714,9 @@
         </w:tc>
       </w:tr>
       <w:tr>
+        <w:trPr>
+          <w:cantSplit/>
+        </w:trPr>
         <w:tc>
           <w:tcPr>
             <w:tcW w:w="2256" w:type="dxa"/>
@@ -24758,7 +24932,7 @@
       <w:pPr>
         <w:pStyle w:val="TabCaption"/>
       </w:pPr>
-      <w:bookmarkStart w:id="69" w:name="_Toc234772564"/>
+      <w:bookmarkStart w:id="69" w:name="_Toc234795875"/>
       <w:r>
         <w:rPr>
           <w:b/>
@@ -24792,6 +24966,8 @@
       <w:tr>
         <w:trPr>
           <w:cnfStyle w:val="100000000000" w:firstRow="1" w:lastRow="0" w:firstColumn="0" w:lastColumn="0" w:oddVBand="0" w:evenVBand="0" w:oddHBand="0" w:evenHBand="0" w:firstRowFirstColumn="0" w:firstRowLastColumn="0" w:lastRowFirstColumn="0" w:lastRowLastColumn="0"/>
+          <w:cantSplit/>
+          <w:tblHeader/>
         </w:trPr>
         <w:tc>
           <w:tcPr>
@@ -24984,6 +25160,7 @@
       <w:tr>
         <w:trPr>
           <w:cnfStyle w:val="000000100000" w:firstRow="0" w:lastRow="0" w:firstColumn="0" w:lastColumn="0" w:oddVBand="0" w:evenVBand="0" w:oddHBand="1" w:evenHBand="0" w:firstRowFirstColumn="0" w:firstRowLastColumn="0" w:lastRowFirstColumn="0" w:lastRowLastColumn="0"/>
+          <w:cantSplit/>
         </w:trPr>
         <w:tc>
           <w:tcPr>
@@ -25176,6 +25353,7 @@
       <w:tr>
         <w:trPr>
           <w:cnfStyle w:val="000000010000" w:firstRow="0" w:lastRow="0" w:firstColumn="0" w:lastColumn="0" w:oddVBand="0" w:evenVBand="0" w:oddHBand="0" w:evenHBand="1" w:firstRowFirstColumn="0" w:firstRowLastColumn="0" w:lastRowFirstColumn="0" w:lastRowLastColumn="0"/>
+          <w:cantSplit/>
         </w:trPr>
         <w:tc>
           <w:tcPr>
@@ -25368,6 +25546,7 @@
       <w:tr>
         <w:trPr>
           <w:cnfStyle w:val="000000100000" w:firstRow="0" w:lastRow="0" w:firstColumn="0" w:lastColumn="0" w:oddVBand="0" w:evenVBand="0" w:oddHBand="1" w:evenHBand="0" w:firstRowFirstColumn="0" w:firstRowLastColumn="0" w:lastRowFirstColumn="0" w:lastRowLastColumn="0"/>
+          <w:cantSplit/>
         </w:trPr>
         <w:tc>
           <w:tcPr>
@@ -25382,6 +25561,7 @@
               <w:rPr>
                 <w:sz w:val="16"/>
               </w:rPr>
+              <w:lastRenderedPageBreak/>
               <w:t>14,418</w:t>
             </w:r>
           </w:p>
@@ -25484,14 +25664,7 @@
               <w:rPr>
                 <w:sz w:val="16"/>
               </w:rPr>
-              <w:t>Engagement / category promoti</w:t>
-            </w:r>
-            <w:r>
-              <w:rPr>
-                <w:sz w:val="16"/>
-              </w:rPr>
-              <w:lastRenderedPageBreak/>
-              <w:t>on</w:t>
+              <w:t>Engagement / category promotion</w:t>
             </w:r>
           </w:p>
         </w:tc>
@@ -25508,7 +25681,6 @@
               <w:rPr>
                 <w:sz w:val="16"/>
               </w:rPr>
-              <w:lastRenderedPageBreak/>
               <w:t>Email</w:t>
             </w:r>
           </w:p>
@@ -25526,14 +25698,7 @@
               <w:rPr>
                 <w:sz w:val="16"/>
               </w:rPr>
-              <w:t>Seasonal category promoti</w:t>
-            </w:r>
-            <w:r>
-              <w:rPr>
-                <w:sz w:val="16"/>
-              </w:rPr>
-              <w:lastRenderedPageBreak/>
-              <w:t>on</w:t>
+              <w:t>Seasonal category promotion</w:t>
             </w:r>
           </w:p>
         </w:tc>
@@ -25550,7 +25715,6 @@
               <w:rPr>
                 <w:sz w:val="16"/>
               </w:rPr>
-              <w:lastRenderedPageBreak/>
               <w:t>4</w:t>
             </w:r>
           </w:p>
@@ -25576,6 +25740,7 @@
       <w:tr>
         <w:trPr>
           <w:cnfStyle w:val="000000010000" w:firstRow="0" w:lastRow="0" w:firstColumn="0" w:lastColumn="0" w:oddVBand="0" w:evenVBand="0" w:oddHBand="0" w:evenHBand="1" w:firstRowFirstColumn="0" w:firstRowLastColumn="0" w:lastRowFirstColumn="0" w:lastRowLastColumn="0"/>
+          <w:cantSplit/>
         </w:trPr>
         <w:tc>
           <w:tcPr>
@@ -25768,6 +25933,7 @@
       <w:tr>
         <w:trPr>
           <w:cnfStyle w:val="000000100000" w:firstRow="0" w:lastRow="0" w:firstColumn="0" w:lastColumn="0" w:oddVBand="0" w:evenVBand="0" w:oddHBand="1" w:evenHBand="0" w:firstRowFirstColumn="0" w:firstRowLastColumn="0" w:lastRowFirstColumn="0" w:lastRowLastColumn="0"/>
+          <w:cantSplit/>
         </w:trPr>
         <w:tc>
           <w:tcPr>
@@ -25960,6 +26126,7 @@
       <w:tr>
         <w:trPr>
           <w:cnfStyle w:val="000000010000" w:firstRow="0" w:lastRow="0" w:firstColumn="0" w:lastColumn="0" w:oddVBand="0" w:evenVBand="0" w:oddHBand="0" w:evenHBand="1" w:firstRowFirstColumn="0" w:firstRowLastColumn="0" w:lastRowFirstColumn="0" w:lastRowLastColumn="0"/>
+          <w:cantSplit/>
         </w:trPr>
         <w:tc>
           <w:tcPr>
@@ -26152,6 +26319,7 @@
       <w:tr>
         <w:trPr>
           <w:cnfStyle w:val="000000100000" w:firstRow="0" w:lastRow="0" w:firstColumn="0" w:lastColumn="0" w:oddVBand="0" w:evenVBand="0" w:oddHBand="1" w:evenHBand="0" w:firstRowFirstColumn="0" w:firstRowLastColumn="0" w:lastRowFirstColumn="0" w:lastRowLastColumn="0"/>
+          <w:cantSplit/>
         </w:trPr>
         <w:tc>
           <w:tcPr>
@@ -26344,6 +26512,7 @@
       <w:tr>
         <w:trPr>
           <w:cnfStyle w:val="000000010000" w:firstRow="0" w:lastRow="0" w:firstColumn="0" w:lastColumn="0" w:oddVBand="0" w:evenVBand="0" w:oddHBand="0" w:evenHBand="1" w:firstRowFirstColumn="0" w:firstRowLastColumn="0" w:lastRowFirstColumn="0" w:lastRowLastColumn="0"/>
+          <w:cantSplit/>
         </w:trPr>
         <w:tc>
           <w:tcPr>
@@ -26536,6 +26705,7 @@
       <w:tr>
         <w:trPr>
           <w:cnfStyle w:val="000000100000" w:firstRow="0" w:lastRow="0" w:firstColumn="0" w:lastColumn="0" w:oddVBand="0" w:evenVBand="0" w:oddHBand="1" w:evenHBand="0" w:firstRowFirstColumn="0" w:firstRowLastColumn="0" w:lastRowFirstColumn="0" w:lastRowLastColumn="0"/>
+          <w:cantSplit/>
         </w:trPr>
         <w:tc>
           <w:tcPr>
@@ -26728,6 +26898,7 @@
       <w:tr>
         <w:trPr>
           <w:cnfStyle w:val="000000010000" w:firstRow="0" w:lastRow="0" w:firstColumn="0" w:lastColumn="0" w:oddVBand="0" w:evenVBand="0" w:oddHBand="0" w:evenHBand="1" w:firstRowFirstColumn="0" w:firstRowLastColumn="0" w:lastRowFirstColumn="0" w:lastRowLastColumn="0"/>
+          <w:cantSplit/>
         </w:trPr>
         <w:tc>
           <w:tcPr>
@@ -26931,7 +27102,7 @@
       <w:pPr>
         <w:pStyle w:val="Heading2"/>
       </w:pPr>
-      <w:bookmarkStart w:id="70" w:name="_Toc234772495"/>
+      <w:bookmarkStart w:id="70" w:name="_Toc234795806"/>
       <w:r>
         <w:t>4.12 Monte Carlo ROI Simulation</w:t>
       </w:r>
@@ -26953,6 +27124,10 @@
         <w:gridCol w:w="4513"/>
       </w:tblGrid>
       <w:tr>
+        <w:trPr>
+          <w:cantSplit/>
+          <w:tblHeader/>
+        </w:trPr>
         <w:tc>
           <w:tcPr>
             <w:tcW w:w="4513" w:type="dxa"/>
@@ -26989,6 +27164,9 @@
         </w:tc>
       </w:tr>
       <w:tr>
+        <w:trPr>
+          <w:cantSplit/>
+        </w:trPr>
         <w:tc>
           <w:tcPr>
             <w:tcW w:w="4513" w:type="dxa"/>
@@ -27023,6 +27201,9 @@
         </w:tc>
       </w:tr>
       <w:tr>
+        <w:trPr>
+          <w:cantSplit/>
+        </w:trPr>
         <w:tc>
           <w:tcPr>
             <w:tcW w:w="4513" w:type="dxa"/>
@@ -27057,6 +27238,9 @@
         </w:tc>
       </w:tr>
       <w:tr>
+        <w:trPr>
+          <w:cantSplit/>
+        </w:trPr>
         <w:tc>
           <w:tcPr>
             <w:tcW w:w="4513" w:type="dxa"/>
@@ -27091,6 +27275,9 @@
         </w:tc>
       </w:tr>
       <w:tr>
+        <w:trPr>
+          <w:cantSplit/>
+        </w:trPr>
         <w:tc>
           <w:tcPr>
             <w:tcW w:w="4513" w:type="dxa"/>
@@ -27125,6 +27312,9 @@
         </w:tc>
       </w:tr>
       <w:tr>
+        <w:trPr>
+          <w:cantSplit/>
+        </w:trPr>
         <w:tc>
           <w:tcPr>
             <w:tcW w:w="4513" w:type="dxa"/>
@@ -27137,6 +27327,7 @@
               <w:rPr>
                 <w:sz w:val="17"/>
               </w:rPr>
+              <w:lastRenderedPageBreak/>
               <w:t>Win-back outreach</w:t>
             </w:r>
           </w:p>
@@ -27159,6 +27350,9 @@
         </w:tc>
       </w:tr>
       <w:tr>
+        <w:trPr>
+          <w:cantSplit/>
+        </w:trPr>
         <w:tc>
           <w:tcPr>
             <w:tcW w:w="4513" w:type="dxa"/>
@@ -27193,6 +27387,9 @@
         </w:tc>
       </w:tr>
       <w:tr>
+        <w:trPr>
+          <w:cantSplit/>
+        </w:trPr>
         <w:tc>
           <w:tcPr>
             <w:tcW w:w="4513" w:type="dxa"/>
@@ -27227,6 +27424,9 @@
         </w:tc>
       </w:tr>
       <w:tr>
+        <w:trPr>
+          <w:cantSplit/>
+        </w:trPr>
         <w:tc>
           <w:tcPr>
             <w:tcW w:w="4513" w:type="dxa"/>
@@ -27261,6 +27461,9 @@
         </w:tc>
       </w:tr>
       <w:tr>
+        <w:trPr>
+          <w:cantSplit/>
+        </w:trPr>
         <w:tc>
           <w:tcPr>
             <w:tcW w:w="4513" w:type="dxa"/>
@@ -27273,7 +27476,6 @@
               <w:rPr>
                 <w:sz w:val="17"/>
               </w:rPr>
-              <w:lastRenderedPageBreak/>
               <w:t>Low-cost automated reactivation</w:t>
             </w:r>
           </w:p>
@@ -27296,6 +27498,9 @@
         </w:tc>
       </w:tr>
       <w:tr>
+        <w:trPr>
+          <w:cantSplit/>
+        </w:trPr>
         <w:tc>
           <w:tcPr>
             <w:tcW w:w="4513" w:type="dxa"/>
@@ -27544,7 +27749,7 @@
       <w:pPr>
         <w:pStyle w:val="Heading2"/>
       </w:pPr>
-      <w:bookmarkStart w:id="71" w:name="_Toc234772496"/>
+      <w:bookmarkStart w:id="71" w:name="_Toc234795807"/>
       <w:r>
         <w:t>4.13 Interactive Dashboard</w:t>
       </w:r>
@@ -27567,6 +27772,10 @@
         <w:gridCol w:w="3009"/>
       </w:tblGrid>
       <w:tr>
+        <w:trPr>
+          <w:cantSplit/>
+          <w:tblHeader/>
+        </w:trPr>
         <w:tc>
           <w:tcPr>
             <w:tcW w:w="3009" w:type="dxa"/>
@@ -27620,6 +27829,9 @@
         </w:tc>
       </w:tr>
       <w:tr>
+        <w:trPr>
+          <w:cantSplit/>
+        </w:trPr>
         <w:tc>
           <w:tcPr>
             <w:tcW w:w="3009" w:type="dxa"/>
@@ -27670,6 +27882,9 @@
         </w:tc>
       </w:tr>
       <w:tr>
+        <w:trPr>
+          <w:cantSplit/>
+        </w:trPr>
         <w:tc>
           <w:tcPr>
             <w:tcW w:w="3009" w:type="dxa"/>
@@ -27720,6 +27935,9 @@
         </w:tc>
       </w:tr>
       <w:tr>
+        <w:trPr>
+          <w:cantSplit/>
+        </w:trPr>
         <w:tc>
           <w:tcPr>
             <w:tcW w:w="3009" w:type="dxa"/>
@@ -27770,6 +27988,9 @@
         </w:tc>
       </w:tr>
       <w:tr>
+        <w:trPr>
+          <w:cantSplit/>
+        </w:trPr>
         <w:tc>
           <w:tcPr>
             <w:tcW w:w="3009" w:type="dxa"/>
@@ -27820,6 +28041,9 @@
         </w:tc>
       </w:tr>
       <w:tr>
+        <w:trPr>
+          <w:cantSplit/>
+        </w:trPr>
         <w:tc>
           <w:tcPr>
             <w:tcW w:w="3009" w:type="dxa"/>
@@ -27832,6 +28056,7 @@
               <w:rPr>
                 <w:sz w:val="17"/>
               </w:rPr>
+              <w:lastRenderedPageBreak/>
               <w:t>Migration</w:t>
             </w:r>
           </w:p>
@@ -27870,6 +28095,9 @@
         </w:tc>
       </w:tr>
       <w:tr>
+        <w:trPr>
+          <w:cantSplit/>
+        </w:trPr>
         <w:tc>
           <w:tcPr>
             <w:tcW w:w="3009" w:type="dxa"/>
@@ -27920,6 +28148,9 @@
         </w:tc>
       </w:tr>
       <w:tr>
+        <w:trPr>
+          <w:cantSplit/>
+        </w:trPr>
         <w:tc>
           <w:tcPr>
             <w:tcW w:w="3009" w:type="dxa"/>
@@ -27970,6 +28201,9 @@
         </w:tc>
       </w:tr>
       <w:tr>
+        <w:trPr>
+          <w:cantSplit/>
+        </w:trPr>
         <w:tc>
           <w:tcPr>
             <w:tcW w:w="3009" w:type="dxa"/>
@@ -27998,30 +28232,22 @@
               <w:rPr>
                 <w:sz w:val="17"/>
               </w:rPr>
-              <w:t xml:space="preserve">live recommendation for any </w:t>
-            </w:r>
+              <w:t>live recommendation for any Customer ID (12346–18287)</w:t>
+            </w:r>
+          </w:p>
+        </w:tc>
+        <w:tc>
+          <w:tcPr>
+            <w:tcW w:w="3009" w:type="dxa"/>
+          </w:tcPr>
+          <w:p>
+            <w:pPr>
+              <w:spacing w:line="240" w:lineRule="auto"/>
+            </w:pPr>
             <w:r>
               <w:rPr>
                 <w:sz w:val="17"/>
               </w:rPr>
-              <w:lastRenderedPageBreak/>
-              <w:t>Customer ID (12346–18287)</w:t>
-            </w:r>
-          </w:p>
-        </w:tc>
-        <w:tc>
-          <w:tcPr>
-            <w:tcW w:w="3009" w:type="dxa"/>
-          </w:tcPr>
-          <w:p>
-            <w:pPr>
-              <w:spacing w:line="240" w:lineRule="auto"/>
-            </w:pPr>
-            <w:r>
-              <w:rPr>
-                <w:sz w:val="17"/>
-              </w:rPr>
-              <w:lastRenderedPageBreak/>
               <w:t>recommend() API</w:t>
             </w:r>
           </w:p>
@@ -28097,7 +28323,7 @@
       <w:pPr>
         <w:pStyle w:val="FigCaption"/>
       </w:pPr>
-      <w:bookmarkStart w:id="72" w:name="_Toc234772547"/>
+      <w:bookmarkStart w:id="72" w:name="_Toc234795858"/>
       <w:r>
         <w:rPr>
           <w:b/>
@@ -28160,7 +28386,7 @@
       <w:pPr>
         <w:pStyle w:val="FigCaption"/>
       </w:pPr>
-      <w:bookmarkStart w:id="73" w:name="_Toc234772548"/>
+      <w:bookmarkStart w:id="73" w:name="_Toc234795859"/>
       <w:r>
         <w:rPr>
           <w:b/>
@@ -28222,7 +28448,7 @@
       <w:pPr>
         <w:pStyle w:val="FigCaption"/>
       </w:pPr>
-      <w:bookmarkStart w:id="74" w:name="_Toc234772549"/>
+      <w:bookmarkStart w:id="74" w:name="_Toc234795860"/>
       <w:r>
         <w:rPr>
           <w:b/>
@@ -28247,7 +28473,7 @@
       <w:pPr>
         <w:pStyle w:val="Heading1"/>
       </w:pPr>
-      <w:bookmarkStart w:id="75" w:name="_Toc234772497"/>
+      <w:bookmarkStart w:id="75" w:name="_Toc234795808"/>
       <w:r>
         <w:lastRenderedPageBreak/>
         <w:t>Chapter 5</w:t>
@@ -28267,7 +28493,7 @@
       <w:pPr>
         <w:pStyle w:val="Heading2"/>
       </w:pPr>
-      <w:bookmarkStart w:id="76" w:name="_Toc234772498"/>
+      <w:bookmarkStart w:id="76" w:name="_Toc234795809"/>
       <w:r>
         <w:t>5.1 Software Testing</w:t>
       </w:r>
@@ -28277,7 +28503,7 @@
       <w:pPr>
         <w:pStyle w:val="Heading3"/>
       </w:pPr>
-      <w:bookmarkStart w:id="77" w:name="_Toc234772499"/>
+      <w:bookmarkStart w:id="77" w:name="_Toc234795810"/>
       <w:r>
         <w:t>5.1.1 Methodology</w:t>
       </w:r>
@@ -28319,7 +28545,7 @@
       <w:pPr>
         <w:pStyle w:val="TabCaption"/>
       </w:pPr>
-      <w:bookmarkStart w:id="78" w:name="_Toc234772565"/>
+      <w:bookmarkStart w:id="78" w:name="_Toc234795876"/>
       <w:r>
         <w:t>Table 5.1  Unit-test suite: modules, test counts, and the logic each verifies (20 tests, all passing; runtime &lt; 3 s).</w:t>
       </w:r>
@@ -28337,6 +28563,10 @@
         <w:gridCol w:w="3009"/>
       </w:tblGrid>
       <w:tr>
+        <w:trPr>
+          <w:cantSplit/>
+          <w:tblHeader/>
+        </w:trPr>
         <w:tc>
           <w:tcPr>
             <w:tcW w:w="3009" w:type="dxa"/>
@@ -28390,6 +28620,9 @@
         </w:tc>
       </w:tr>
       <w:tr>
+        <w:trPr>
+          <w:cantSplit/>
+        </w:trPr>
         <w:tc>
           <w:tcPr>
             <w:tcW w:w="3009" w:type="dxa"/>
@@ -28440,6 +28673,9 @@
         </w:tc>
       </w:tr>
       <w:tr>
+        <w:trPr>
+          <w:cantSplit/>
+        </w:trPr>
         <w:tc>
           <w:tcPr>
             <w:tcW w:w="3009" w:type="dxa"/>
@@ -28490,6 +28726,9 @@
         </w:tc>
       </w:tr>
       <w:tr>
+        <w:trPr>
+          <w:cantSplit/>
+        </w:trPr>
         <w:tc>
           <w:tcPr>
             <w:tcW w:w="3009" w:type="dxa"/>
@@ -28540,6 +28779,9 @@
         </w:tc>
       </w:tr>
       <w:tr>
+        <w:trPr>
+          <w:cantSplit/>
+        </w:trPr>
         <w:tc>
           <w:tcPr>
             <w:tcW w:w="3009" w:type="dxa"/>
@@ -28590,6 +28832,9 @@
         </w:tc>
       </w:tr>
       <w:tr>
+        <w:trPr>
+          <w:cantSplit/>
+        </w:trPr>
         <w:tc>
           <w:tcPr>
             <w:tcW w:w="3009" w:type="dxa"/>
@@ -28640,6 +28885,9 @@
         </w:tc>
       </w:tr>
       <w:tr>
+        <w:trPr>
+          <w:cantSplit/>
+        </w:trPr>
         <w:tc>
           <w:tcPr>
             <w:tcW w:w="3009" w:type="dxa"/>
@@ -28690,6 +28938,9 @@
         </w:tc>
       </w:tr>
       <w:tr>
+        <w:trPr>
+          <w:cantSplit/>
+        </w:trPr>
         <w:tc>
           <w:tcPr>
             <w:tcW w:w="3009" w:type="dxa"/>
@@ -28757,10 +29008,7 @@
         <w:t>reproducibility testing</w:t>
       </w:r>
       <w:r>
-        <w:t xml:space="preserve"> (NFR1): the full pipeline was executed repeatedly and the result tables compared byte-for-byte — identical on every run, as guaranteed by the fixed </w:t>
-      </w:r>
-      <w:r>
-        <w:t xml:space="preserve">seed and pinned snapshot date. Third, </w:t>
+        <w:t xml:space="preserve"> (NFR1): the full pipeline was executed repeatedly and the result tables compared byte-for-byte — identical on every run, as guaranteed by the fixed seed and pinned snapshot date. Third, </w:t>
       </w:r>
       <w:r>
         <w:rPr>
@@ -28776,7 +29024,7 @@
       <w:pPr>
         <w:pStyle w:val="Heading3"/>
       </w:pPr>
-      <w:bookmarkStart w:id="79" w:name="_Toc234772500"/>
+      <w:bookmarkStart w:id="79" w:name="_Toc234795811"/>
       <w:r>
         <w:t>5.1.2 Outcome</w:t>
       </w:r>
@@ -28800,7 +29048,7 @@
       <w:pPr>
         <w:pStyle w:val="Heading2"/>
       </w:pPr>
-      <w:bookmarkStart w:id="80" w:name="_Toc234772501"/>
+      <w:bookmarkStart w:id="80" w:name="_Toc234795812"/>
       <w:r>
         <w:t>5.2 Evaluation of the Segmentation</w:t>
       </w:r>
@@ -28810,7 +29058,7 @@
       <w:pPr>
         <w:pStyle w:val="Heading3"/>
       </w:pPr>
-      <w:bookmarkStart w:id="81" w:name="_Toc234772502"/>
+      <w:bookmarkStart w:id="81" w:name="_Toc234795813"/>
       <w:r>
         <w:t>5.2.1 Quantitative comparison</w:t>
       </w:r>
@@ -28825,7 +29073,7 @@
       <w:pPr>
         <w:pStyle w:val="TabCaption"/>
       </w:pPr>
-      <w:bookmarkStart w:id="82" w:name="_Toc234772566"/>
+      <w:bookmarkStart w:id="82" w:name="_Toc234795877"/>
       <w:r>
         <w:rPr>
           <w:b/>
@@ -28854,6 +29102,8 @@
       <w:tr>
         <w:trPr>
           <w:cnfStyle w:val="100000000000" w:firstRow="1" w:lastRow="0" w:firstColumn="0" w:lastColumn="0" w:oddVBand="0" w:evenVBand="0" w:oddHBand="0" w:evenHBand="0" w:firstRowFirstColumn="0" w:firstRowLastColumn="0" w:lastRowFirstColumn="0" w:lastRowLastColumn="0"/>
+          <w:cantSplit/>
+          <w:tblHeader/>
         </w:trPr>
         <w:tc>
           <w:tcPr>
@@ -28961,6 +29211,7 @@
       <w:tr>
         <w:trPr>
           <w:cnfStyle w:val="000000100000" w:firstRow="0" w:lastRow="0" w:firstColumn="0" w:lastColumn="0" w:oddVBand="0" w:evenVBand="0" w:oddHBand="1" w:evenHBand="0" w:firstRowFirstColumn="0" w:firstRowLastColumn="0" w:lastRowFirstColumn="0" w:lastRowLastColumn="0"/>
+          <w:cantSplit/>
         </w:trPr>
         <w:tc>
           <w:tcPr>
@@ -29068,6 +29319,7 @@
       <w:tr>
         <w:trPr>
           <w:cnfStyle w:val="000000010000" w:firstRow="0" w:lastRow="0" w:firstColumn="0" w:lastColumn="0" w:oddVBand="0" w:evenVBand="0" w:oddHBand="0" w:evenHBand="1" w:firstRowFirstColumn="0" w:firstRowLastColumn="0" w:lastRowFirstColumn="0" w:lastRowLastColumn="0"/>
+          <w:cantSplit/>
         </w:trPr>
         <w:tc>
           <w:tcPr>
@@ -29157,6 +29409,7 @@
       <w:tr>
         <w:trPr>
           <w:cnfStyle w:val="000000100000" w:firstRow="0" w:lastRow="0" w:firstColumn="0" w:lastColumn="0" w:oddVBand="0" w:evenVBand="0" w:oddHBand="1" w:evenHBand="0" w:firstRowFirstColumn="0" w:firstRowLastColumn="0" w:lastRowFirstColumn="0" w:lastRowLastColumn="0"/>
+          <w:cantSplit/>
         </w:trPr>
         <w:tc>
           <w:tcPr>
@@ -29264,6 +29517,7 @@
       <w:tr>
         <w:trPr>
           <w:cnfStyle w:val="000000010000" w:firstRow="0" w:lastRow="0" w:firstColumn="0" w:lastColumn="0" w:oddVBand="0" w:evenVBand="0" w:oddHBand="0" w:evenHBand="1" w:firstRowFirstColumn="0" w:firstRowLastColumn="0" w:lastRowFirstColumn="0" w:lastRowLastColumn="0"/>
+          <w:cantSplit/>
         </w:trPr>
         <w:tc>
           <w:tcPr>
@@ -29371,6 +29625,7 @@
       <w:tr>
         <w:trPr>
           <w:cnfStyle w:val="000000100000" w:firstRow="0" w:lastRow="0" w:firstColumn="0" w:lastColumn="0" w:oddVBand="0" w:evenVBand="0" w:oddHBand="1" w:evenHBand="0" w:firstRowFirstColumn="0" w:firstRowLastColumn="0" w:lastRowFirstColumn="0" w:lastRowLastColumn="0"/>
+          <w:cantSplit/>
         </w:trPr>
         <w:tc>
           <w:tcPr>
@@ -29478,6 +29733,7 @@
       <w:tr>
         <w:trPr>
           <w:cnfStyle w:val="000000010000" w:firstRow="0" w:lastRow="0" w:firstColumn="0" w:lastColumn="0" w:oddVBand="0" w:evenVBand="0" w:oddHBand="0" w:evenHBand="1" w:firstRowFirstColumn="0" w:firstRowLastColumn="0" w:lastRowFirstColumn="0" w:lastRowLastColumn="0"/>
+          <w:cantSplit/>
         </w:trPr>
         <w:tc>
           <w:tcPr>
@@ -29587,7 +29843,7 @@
       <w:pPr>
         <w:pStyle w:val="TabCaption"/>
       </w:pPr>
-      <w:bookmarkStart w:id="83" w:name="_Toc234772567"/>
+      <w:bookmarkStart w:id="83" w:name="_Toc234795878"/>
       <w:r>
         <w:rPr>
           <w:b/>
@@ -29617,6 +29873,8 @@
       <w:tr>
         <w:trPr>
           <w:cnfStyle w:val="100000000000" w:firstRow="1" w:lastRow="0" w:firstColumn="0" w:lastColumn="0" w:oddVBand="0" w:evenVBand="0" w:oddHBand="0" w:evenHBand="0" w:firstRowFirstColumn="0" w:firstRowLastColumn="0" w:lastRowFirstColumn="0" w:lastRowLastColumn="0"/>
+          <w:cantSplit/>
+          <w:tblHeader/>
         </w:trPr>
         <w:tc>
           <w:tcPr>
@@ -29741,6 +29999,7 @@
       <w:tr>
         <w:trPr>
           <w:cnfStyle w:val="000000100000" w:firstRow="0" w:lastRow="0" w:firstColumn="0" w:lastColumn="0" w:oddVBand="0" w:evenVBand="0" w:oddHBand="1" w:evenHBand="0" w:firstRowFirstColumn="0" w:firstRowLastColumn="0" w:lastRowFirstColumn="0" w:lastRowLastColumn="0"/>
+          <w:cantSplit/>
         </w:trPr>
         <w:tc>
           <w:tcPr>
@@ -29865,6 +30124,7 @@
       <w:tr>
         <w:trPr>
           <w:cnfStyle w:val="000000010000" w:firstRow="0" w:lastRow="0" w:firstColumn="0" w:lastColumn="0" w:oddVBand="0" w:evenVBand="0" w:oddHBand="0" w:evenHBand="1" w:firstRowFirstColumn="0" w:firstRowLastColumn="0" w:lastRowFirstColumn="0" w:lastRowLastColumn="0"/>
+          <w:cantSplit/>
         </w:trPr>
         <w:tc>
           <w:tcPr>
@@ -29989,6 +30249,7 @@
       <w:tr>
         <w:trPr>
           <w:cnfStyle w:val="000000100000" w:firstRow="0" w:lastRow="0" w:firstColumn="0" w:lastColumn="0" w:oddVBand="0" w:evenVBand="0" w:oddHBand="1" w:evenHBand="0" w:firstRowFirstColumn="0" w:firstRowLastColumn="0" w:lastRowFirstColumn="0" w:lastRowLastColumn="0"/>
+          <w:cantSplit/>
         </w:trPr>
         <w:tc>
           <w:tcPr>
@@ -30113,6 +30374,7 @@
       <w:tr>
         <w:trPr>
           <w:cnfStyle w:val="000000010000" w:firstRow="0" w:lastRow="0" w:firstColumn="0" w:lastColumn="0" w:oddVBand="0" w:evenVBand="0" w:oddHBand="0" w:evenHBand="1" w:firstRowFirstColumn="0" w:firstRowLastColumn="0" w:lastRowFirstColumn="0" w:lastRowLastColumn="0"/>
+          <w:cantSplit/>
         </w:trPr>
         <w:tc>
           <w:tcPr>
@@ -30237,6 +30499,7 @@
       <w:tr>
         <w:trPr>
           <w:cnfStyle w:val="000000100000" w:firstRow="0" w:lastRow="0" w:firstColumn="0" w:lastColumn="0" w:oddVBand="0" w:evenVBand="0" w:oddHBand="1" w:evenHBand="0" w:firstRowFirstColumn="0" w:firstRowLastColumn="0" w:lastRowFirstColumn="0" w:lastRowLastColumn="0"/>
+          <w:cantSplit/>
         </w:trPr>
         <w:tc>
           <w:tcPr>
@@ -30361,6 +30624,7 @@
       <w:tr>
         <w:trPr>
           <w:cnfStyle w:val="000000010000" w:firstRow="0" w:lastRow="0" w:firstColumn="0" w:lastColumn="0" w:oddVBand="0" w:evenVBand="0" w:oddHBand="0" w:evenHBand="1" w:firstRowFirstColumn="0" w:firstRowLastColumn="0" w:lastRowFirstColumn="0" w:lastRowLastColumn="0"/>
+          <w:cantSplit/>
         </w:trPr>
         <w:tc>
           <w:tcPr>
@@ -30534,7 +30798,7 @@
       <w:pPr>
         <w:pStyle w:val="FigCaption"/>
       </w:pPr>
-      <w:bookmarkStart w:id="84" w:name="_Toc234772550"/>
+      <w:bookmarkStart w:id="84" w:name="_Toc234795861"/>
       <w:r>
         <w:rPr>
           <w:b/>
@@ -30564,7 +30828,7 @@
       <w:pPr>
         <w:pStyle w:val="Heading3"/>
       </w:pPr>
-      <w:bookmarkStart w:id="85" w:name="_Toc234772503"/>
+      <w:bookmarkStart w:id="85" w:name="_Toc234795814"/>
       <w:r>
         <w:t>5.2.2 Interpretation of the failures and disagreements</w:t>
       </w:r>
@@ -30619,7 +30883,7 @@
       <w:pPr>
         <w:pStyle w:val="Heading3"/>
       </w:pPr>
-      <w:bookmarkStart w:id="86" w:name="_Toc234772504"/>
+      <w:bookmarkStart w:id="86" w:name="_Toc234795815"/>
       <w:r>
         <w:t>5.2.3 Relation to prior findings</w:t>
       </w:r>
@@ -30627,17 +30891,14 @@
     </w:p>
     <w:p>
       <w:r>
-        <w:t>The outcome is consistent with the comparative literature rather than surprising against it. The no-dominant-algorithm finding of [20], [21], [40] predicts exactly what Tables 5.2–5.3 show: the centroid, hierarchical, and graph families land close together on this data while the density family splits to both extremes (HDBSCAN best, DBSCAN worst), because the decisive dataset property is smoothly varying density with a genuinely unassignable minority — a property HDBSCAN's hierarchy absorbs and DBSCAN's sing</w:t>
-      </w:r>
-      <w:r>
-        <w:t>le radius cannot. The segment structure itself echoes Chen et al. [15], who also recover a dominant mainstream group and a sharply-defined lapsed group on this dataset family; the addition here is that the structure arrives with quantified validity, measured stability, and an explicit account of the fifth of the base that fits no segment — the part a marketing team would otherwise have mis-targeted.</w:t>
+        <w:t>The outcome is consistent with the comparative literature rather than surprising against it. The no-dominant-algorithm finding of [20], [21], [40] predicts exactly what Tables 5.2–5.3 show: the centroid, hierarchical, and graph families land close together on this data while the density family splits to both extremes (HDBSCAN best, DBSCAN worst), because the decisive dataset property is smoothly varying density with a genuinely unassignable minority — a property HDBSCAN's hierarchy absorbs and DBSCAN's single radius cannot. The segment structure itself echoes Chen et al. [15], who also recover a dominant mainstream group and a sharply-defined lapsed group on this dataset family; the addition here is that the structure arrives with quantified validity, measured stability, and an explicit account of the fifth of the base that fits no segment — the part a marketing team would otherwise have mis-targeted.</w:t>
       </w:r>
     </w:p>
     <w:p>
       <w:pPr>
         <w:pStyle w:val="Heading3"/>
       </w:pPr>
-      <w:bookmarkStart w:id="87" w:name="_Toc234772505"/>
+      <w:bookmarkStart w:id="87" w:name="_Toc234795816"/>
       <w:r>
         <w:t>5.2.4 Verdict against O3</w:t>
       </w:r>
@@ -30645,17 +30906,14 @@
     </w:p>
     <w:p>
       <w:r>
-        <w:t>Objective O3 asked for benchmarked algorithms, principled selection, and validated clusters. The evidence: six algorithms fitted with automatic hyper-parameters (Section 4.5), three validity indices plus 50-round bootstrap stability computed for each (Tables 5.2–5.3), and a pre-declared three-step rule whose application is mechanical and reproducible (Section 4.6). The resulting segmentation is coarse — two clusters plus noise — but honest: on this feature space, that is the structure the evidence supports,</w:t>
-      </w:r>
-      <w:r>
-        <w:t xml:space="preserve"> and forcing more clusters (as GMM does) demonstrably degrades quality.</w:t>
+        <w:t>Objective O3 asked for benchmarked algorithms, principled selection, and validated clusters. The evidence: six algorithms fitted with automatic hyper-parameters (Section 4.5), three validity indices plus 50-round bootstrap stability computed for each (Tables 5.2–5.3), and a pre-declared three-step rule whose application is mechanical and reproducible (Section 4.6). The resulting segmentation is coarse — two clusters plus noise — but honest: on this feature space, that is the structure the evidence supports, and forcing more clusters (as GMM does) demonstrably degrades quality.</w:t>
       </w:r>
     </w:p>
     <w:p>
       <w:pPr>
         <w:pStyle w:val="Heading2"/>
       </w:pPr>
-      <w:bookmarkStart w:id="88" w:name="_Toc234772506"/>
+      <w:bookmarkStart w:id="88" w:name="_Toc234795817"/>
       <w:r>
         <w:t>5.3 Evaluation of the Churn Models</w:t>
       </w:r>
@@ -30665,7 +30923,7 @@
       <w:pPr>
         <w:pStyle w:val="Heading3"/>
       </w:pPr>
-      <w:bookmarkStart w:id="89" w:name="_Toc234772507"/>
+      <w:bookmarkStart w:id="89" w:name="_Toc234795818"/>
       <w:r>
         <w:t>5.3.1 Quantitative comparison</w:t>
       </w:r>
@@ -30680,7 +30938,7 @@
       <w:pPr>
         <w:pStyle w:val="TabCaption"/>
       </w:pPr>
-      <w:bookmarkStart w:id="90" w:name="_Toc234772568"/>
+      <w:bookmarkStart w:id="90" w:name="_Toc234795879"/>
       <w:r>
         <w:rPr>
           <w:b/>
@@ -30715,6 +30973,8 @@
       <w:tr>
         <w:trPr>
           <w:cnfStyle w:val="100000000000" w:firstRow="1" w:lastRow="0" w:firstColumn="0" w:lastColumn="0" w:oddVBand="0" w:evenVBand="0" w:oddHBand="0" w:evenHBand="0" w:firstRowFirstColumn="0" w:firstRowLastColumn="0" w:lastRowFirstColumn="0" w:lastRowLastColumn="0"/>
+          <w:cantSplit/>
+          <w:tblHeader/>
         </w:trPr>
         <w:tc>
           <w:tcPr>
@@ -30924,6 +31184,7 @@
       <w:tr>
         <w:trPr>
           <w:cnfStyle w:val="000000100000" w:firstRow="0" w:lastRow="0" w:firstColumn="0" w:lastColumn="0" w:oddVBand="0" w:evenVBand="0" w:oddHBand="1" w:evenHBand="0" w:firstRowFirstColumn="0" w:firstRowLastColumn="0" w:lastRowFirstColumn="0" w:lastRowLastColumn="0"/>
+          <w:cantSplit/>
         </w:trPr>
         <w:tc>
           <w:tcPr>
@@ -31133,6 +31394,7 @@
       <w:tr>
         <w:trPr>
           <w:cnfStyle w:val="000000010000" w:firstRow="0" w:lastRow="0" w:firstColumn="0" w:lastColumn="0" w:oddVBand="0" w:evenVBand="0" w:oddHBand="0" w:evenHBand="1" w:firstRowFirstColumn="0" w:firstRowLastColumn="0" w:lastRowFirstColumn="0" w:lastRowLastColumn="0"/>
+          <w:cantSplit/>
         </w:trPr>
         <w:tc>
           <w:tcPr>
@@ -31147,14 +31409,8 @@
               <w:rPr>
                 <w:sz w:val="16"/>
               </w:rPr>
-              <w:t>RandomFores</w:t>
-            </w:r>
-            <w:r>
-              <w:rPr>
-                <w:sz w:val="16"/>
-              </w:rPr>
               <w:lastRenderedPageBreak/>
-              <w:t>t</w:t>
+              <w:t>RandomForest</w:t>
             </w:r>
           </w:p>
         </w:tc>
@@ -31171,7 +31427,6 @@
               <w:rPr>
                 <w:sz w:val="16"/>
               </w:rPr>
-              <w:lastRenderedPageBreak/>
               <w:t>0.849</w:t>
             </w:r>
           </w:p>
@@ -31223,14 +31478,7 @@
               <w:rPr>
                 <w:sz w:val="16"/>
               </w:rPr>
-              <w:t>0.75</w:t>
-            </w:r>
-            <w:r>
-              <w:rPr>
-                <w:sz w:val="16"/>
-              </w:rPr>
-              <w:lastRenderedPageBreak/>
-              <w:t>21</w:t>
+              <w:t>0.7521</w:t>
             </w:r>
           </w:p>
         </w:tc>
@@ -31247,15 +31495,7 @@
               <w:rPr>
                 <w:sz w:val="16"/>
               </w:rPr>
-              <w:lastRenderedPageBreak/>
-              <w:t>0.39</w:t>
-            </w:r>
-            <w:r>
-              <w:rPr>
-                <w:sz w:val="16"/>
-              </w:rPr>
-              <w:lastRenderedPageBreak/>
-              <w:t>82</w:t>
+              <w:t>0.3982</w:t>
             </w:r>
           </w:p>
         </w:tc>
@@ -31272,7 +31512,6 @@
               <w:rPr>
                 <w:sz w:val="16"/>
               </w:rPr>
-              <w:lastRenderedPageBreak/>
               <w:t>0.8424</w:t>
             </w:r>
           </w:p>
@@ -31324,14 +31563,7 @@
               <w:rPr>
                 <w:sz w:val="16"/>
               </w:rPr>
-              <w:t>23</w:t>
-            </w:r>
-            <w:r>
-              <w:rPr>
-                <w:sz w:val="16"/>
-              </w:rPr>
-              <w:lastRenderedPageBreak/>
-              <w:t>7</w:t>
+              <w:t>237</w:t>
             </w:r>
           </w:p>
         </w:tc>
@@ -31348,7 +31580,6 @@
               <w:rPr>
                 <w:sz w:val="16"/>
               </w:rPr>
-              <w:lastRenderedPageBreak/>
               <w:t>29</w:t>
             </w:r>
           </w:p>
@@ -31374,6 +31605,7 @@
       <w:tr>
         <w:trPr>
           <w:cnfStyle w:val="000000100000" w:firstRow="0" w:lastRow="0" w:firstColumn="0" w:lastColumn="0" w:oddVBand="0" w:evenVBand="0" w:oddHBand="1" w:evenHBand="0" w:firstRowFirstColumn="0" w:firstRowLastColumn="0" w:lastRowFirstColumn="0" w:lastRowLastColumn="0"/>
+          <w:cantSplit/>
         </w:trPr>
         <w:tc>
           <w:tcPr>
@@ -31583,6 +31815,7 @@
       <w:tr>
         <w:trPr>
           <w:cnfStyle w:val="000000010000" w:firstRow="0" w:lastRow="0" w:firstColumn="0" w:lastColumn="0" w:oddVBand="0" w:evenVBand="0" w:oddHBand="0" w:evenHBand="1" w:firstRowFirstColumn="0" w:firstRowLastColumn="0" w:lastRowFirstColumn="0" w:lastRowLastColumn="0"/>
+          <w:cantSplit/>
         </w:trPr>
         <w:tc>
           <w:tcPr>
@@ -31792,6 +32025,7 @@
       <w:tr>
         <w:trPr>
           <w:cnfStyle w:val="000000100000" w:firstRow="0" w:lastRow="0" w:firstColumn="0" w:lastColumn="0" w:oddVBand="0" w:evenVBand="0" w:oddHBand="1" w:evenHBand="0" w:firstRowFirstColumn="0" w:firstRowLastColumn="0" w:lastRowFirstColumn="0" w:lastRowLastColumn="0"/>
+          <w:cantSplit/>
         </w:trPr>
         <w:tc>
           <w:tcPr>
@@ -32001,6 +32235,7 @@
       <w:tr>
         <w:trPr>
           <w:cnfStyle w:val="000000010000" w:firstRow="0" w:lastRow="0" w:firstColumn="0" w:lastColumn="0" w:oddVBand="0" w:evenVBand="0" w:oddHBand="0" w:evenHBand="1" w:firstRowFirstColumn="0" w:firstRowLastColumn="0" w:lastRowFirstColumn="0" w:lastRowLastColumn="0"/>
+          <w:cantSplit/>
         </w:trPr>
         <w:tc>
           <w:tcPr>
@@ -32212,7 +32447,7 @@
       <w:pPr>
         <w:pStyle w:val="TabCaption"/>
       </w:pPr>
-      <w:bookmarkStart w:id="91" w:name="_Toc234772569"/>
+      <w:bookmarkStart w:id="91" w:name="_Toc234795880"/>
       <w:r>
         <w:rPr>
           <w:b/>
@@ -32242,6 +32477,8 @@
       <w:tr>
         <w:trPr>
           <w:cnfStyle w:val="100000000000" w:firstRow="1" w:lastRow="0" w:firstColumn="0" w:lastColumn="0" w:oddVBand="0" w:evenVBand="0" w:oddHBand="0" w:evenHBand="0" w:firstRowFirstColumn="0" w:firstRowLastColumn="0" w:lastRowFirstColumn="0" w:lastRowLastColumn="0"/>
+          <w:cantSplit/>
+          <w:tblHeader/>
         </w:trPr>
         <w:tc>
           <w:tcPr>
@@ -32366,6 +32603,7 @@
       <w:tr>
         <w:trPr>
           <w:cnfStyle w:val="000000100000" w:firstRow="0" w:lastRow="0" w:firstColumn="0" w:lastColumn="0" w:oddVBand="0" w:evenVBand="0" w:oddHBand="1" w:evenHBand="0" w:firstRowFirstColumn="0" w:firstRowLastColumn="0" w:lastRowFirstColumn="0" w:lastRowLastColumn="0"/>
+          <w:cantSplit/>
         </w:trPr>
         <w:tc>
           <w:tcPr>
@@ -32490,6 +32728,7 @@
       <w:tr>
         <w:trPr>
           <w:cnfStyle w:val="000000010000" w:firstRow="0" w:lastRow="0" w:firstColumn="0" w:lastColumn="0" w:oddVBand="0" w:evenVBand="0" w:oddHBand="0" w:evenHBand="1" w:firstRowFirstColumn="0" w:firstRowLastColumn="0" w:lastRowFirstColumn="0" w:lastRowLastColumn="0"/>
+          <w:cantSplit/>
         </w:trPr>
         <w:tc>
           <w:tcPr>
@@ -32614,6 +32853,7 @@
       <w:tr>
         <w:trPr>
           <w:cnfStyle w:val="000000100000" w:firstRow="0" w:lastRow="0" w:firstColumn="0" w:lastColumn="0" w:oddVBand="0" w:evenVBand="0" w:oddHBand="1" w:evenHBand="0" w:firstRowFirstColumn="0" w:firstRowLastColumn="0" w:lastRowFirstColumn="0" w:lastRowLastColumn="0"/>
+          <w:cantSplit/>
         </w:trPr>
         <w:tc>
           <w:tcPr>
@@ -32738,6 +32978,7 @@
       <w:tr>
         <w:trPr>
           <w:cnfStyle w:val="000000010000" w:firstRow="0" w:lastRow="0" w:firstColumn="0" w:lastColumn="0" w:oddVBand="0" w:evenVBand="0" w:oddHBand="0" w:evenHBand="1" w:firstRowFirstColumn="0" w:firstRowLastColumn="0" w:lastRowFirstColumn="0" w:lastRowLastColumn="0"/>
+          <w:cantSplit/>
         </w:trPr>
         <w:tc>
           <w:tcPr>
@@ -32862,6 +33103,7 @@
       <w:tr>
         <w:trPr>
           <w:cnfStyle w:val="000000100000" w:firstRow="0" w:lastRow="0" w:firstColumn="0" w:lastColumn="0" w:oddVBand="0" w:evenVBand="0" w:oddHBand="1" w:evenHBand="0" w:firstRowFirstColumn="0" w:firstRowLastColumn="0" w:lastRowFirstColumn="0" w:lastRowLastColumn="0"/>
+          <w:cantSplit/>
         </w:trPr>
         <w:tc>
           <w:tcPr>
@@ -32986,6 +33228,7 @@
       <w:tr>
         <w:trPr>
           <w:cnfStyle w:val="000000010000" w:firstRow="0" w:lastRow="0" w:firstColumn="0" w:lastColumn="0" w:oddVBand="0" w:evenVBand="0" w:oddHBand="0" w:evenHBand="1" w:firstRowFirstColumn="0" w:firstRowLastColumn="0" w:lastRowFirstColumn="0" w:lastRowLastColumn="0"/>
+          <w:cantSplit/>
         </w:trPr>
         <w:tc>
           <w:tcPr>
@@ -33117,6 +33360,7 @@
         <w:rPr>
           <w:noProof/>
         </w:rPr>
+        <w:lastRenderedPageBreak/>
         <w:drawing>
           <wp:inline distT="0" distB="0" distL="0" distR="0" wp14:anchorId="496DF440" wp14:editId="1A4026A0">
             <wp:extent cx="5486400" cy="4685195"/>
@@ -33158,7 +33402,7 @@
       <w:pPr>
         <w:pStyle w:val="FigCaption"/>
       </w:pPr>
-      <w:bookmarkStart w:id="92" w:name="_Toc234772551"/>
+      <w:bookmarkStart w:id="92" w:name="_Toc234795862"/>
       <w:r>
         <w:rPr>
           <w:b/>
@@ -33221,7 +33465,7 @@
       <w:pPr>
         <w:pStyle w:val="FigCaption"/>
       </w:pPr>
-      <w:bookmarkStart w:id="93" w:name="_Toc234772552"/>
+      <w:bookmarkStart w:id="93" w:name="_Toc234795863"/>
       <w:r>
         <w:rPr>
           <w:b/>
@@ -33237,7 +33481,7 @@
       <w:pPr>
         <w:pStyle w:val="TabCaption"/>
       </w:pPr>
-      <w:bookmarkStart w:id="94" w:name="_Toc234772570"/>
+      <w:bookmarkStart w:id="94" w:name="_Toc234795881"/>
       <w:r>
         <w:rPr>
           <w:b/>
@@ -33267,6 +33511,8 @@
       <w:tr>
         <w:trPr>
           <w:cnfStyle w:val="100000000000" w:firstRow="1" w:lastRow="0" w:firstColumn="0" w:lastColumn="0" w:oddVBand="0" w:evenVBand="0" w:oddHBand="0" w:evenHBand="0" w:firstRowFirstColumn="0" w:firstRowLastColumn="0" w:lastRowFirstColumn="0" w:lastRowLastColumn="0"/>
+          <w:cantSplit/>
+          <w:tblHeader/>
         </w:trPr>
         <w:tc>
           <w:tcPr>
@@ -33391,6 +33637,7 @@
       <w:tr>
         <w:trPr>
           <w:cnfStyle w:val="000000100000" w:firstRow="0" w:lastRow="0" w:firstColumn="0" w:lastColumn="0" w:oddVBand="0" w:evenVBand="0" w:oddHBand="1" w:evenHBand="0" w:firstRowFirstColumn="0" w:firstRowLastColumn="0" w:lastRowFirstColumn="0" w:lastRowLastColumn="0"/>
+          <w:cantSplit/>
         </w:trPr>
         <w:tc>
           <w:tcPr>
@@ -33515,6 +33762,7 @@
       <w:tr>
         <w:trPr>
           <w:cnfStyle w:val="000000010000" w:firstRow="0" w:lastRow="0" w:firstColumn="0" w:lastColumn="0" w:oddVBand="0" w:evenVBand="0" w:oddHBand="0" w:evenHBand="1" w:firstRowFirstColumn="0" w:firstRowLastColumn="0" w:lastRowFirstColumn="0" w:lastRowLastColumn="0"/>
+          <w:cantSplit/>
         </w:trPr>
         <w:tc>
           <w:tcPr>
@@ -33639,6 +33887,7 @@
       <w:tr>
         <w:trPr>
           <w:cnfStyle w:val="000000100000" w:firstRow="0" w:lastRow="0" w:firstColumn="0" w:lastColumn="0" w:oddVBand="0" w:evenVBand="0" w:oddHBand="1" w:evenHBand="0" w:firstRowFirstColumn="0" w:firstRowLastColumn="0" w:lastRowFirstColumn="0" w:lastRowLastColumn="0"/>
+          <w:cantSplit/>
         </w:trPr>
         <w:tc>
           <w:tcPr>
@@ -33763,6 +34012,7 @@
       <w:tr>
         <w:trPr>
           <w:cnfStyle w:val="000000010000" w:firstRow="0" w:lastRow="0" w:firstColumn="0" w:lastColumn="0" w:oddVBand="0" w:evenVBand="0" w:oddHBand="0" w:evenHBand="1" w:firstRowFirstColumn="0" w:firstRowLastColumn="0" w:lastRowFirstColumn="0" w:lastRowLastColumn="0"/>
+          <w:cantSplit/>
         </w:trPr>
         <w:tc>
           <w:tcPr>
@@ -33887,6 +34137,7 @@
       <w:tr>
         <w:trPr>
           <w:cnfStyle w:val="000000100000" w:firstRow="0" w:lastRow="0" w:firstColumn="0" w:lastColumn="0" w:oddVBand="0" w:evenVBand="0" w:oddHBand="1" w:evenHBand="0" w:firstRowFirstColumn="0" w:firstRowLastColumn="0" w:lastRowFirstColumn="0" w:lastRowLastColumn="0"/>
+          <w:cantSplit/>
         </w:trPr>
         <w:tc>
           <w:tcPr>
@@ -34011,6 +34262,7 @@
       <w:tr>
         <w:trPr>
           <w:cnfStyle w:val="000000010000" w:firstRow="0" w:lastRow="0" w:firstColumn="0" w:lastColumn="0" w:oddVBand="0" w:evenVBand="0" w:oddHBand="0" w:evenHBand="1" w:firstRowFirstColumn="0" w:firstRowLastColumn="0" w:lastRowFirstColumn="0" w:lastRowLastColumn="0"/>
+          <w:cantSplit/>
         </w:trPr>
         <w:tc>
           <w:tcPr>
@@ -34137,7 +34389,7 @@
       <w:pPr>
         <w:pStyle w:val="Heading3"/>
       </w:pPr>
-      <w:bookmarkStart w:id="95" w:name="_Toc234772508"/>
+      <w:bookmarkStart w:id="95" w:name="_Toc234795819"/>
       <w:r>
         <w:t>5.3.2 Findings</w:t>
       </w:r>
@@ -34183,10 +34435,7 @@
         <w:t>ROC-AUC alone would have misled.</w:t>
       </w:r>
       <w:r>
-        <w:t xml:space="preserve"> Gradient Boosting posts a competitive ROC-AUC of 0.846 — and a recall of 0.034: at the default threshold it identifies just 4 of 117 hold-out churners (TP = 4, FN = 113). KNN behaves the same way (recall 0.068). Both were deliberately left without imbalance handling (Section 4.9), and both collapse to near-trivial predictors in exactly the way Section 2.1.4 warned; their McNemar row (p ≈ 0.15 against each other, p &lt; 10⁻¹³ against every properly weighted model) confirms the failure is systematic. The class-</w:t>
-      </w:r>
-      <w:r>
-        <w:t>weighted models — logistic regression (recall 0.889), decision tree (0.923), random forest (0.752), XGBoost (0.735) — all retain useful recall. This contrast, engineered into the experiment, is the project's clearest demonstration that metric choice and imbalance handling are not bureaucratic details but the difference between a usable and a useless churn model.</w:t>
+        <w:t xml:space="preserve"> Gradient Boosting posts a competitive ROC-AUC of 0.846 — and a recall of 0.034: at the default threshold it identifies just 4 of 117 hold-out churners (TP = 4, FN = 113). KNN behaves the same way (recall 0.068). Both were deliberately left without imbalance handling (Section 4.9), and both collapse to near-trivial predictors in exactly the way Section 2.1.4 warned; their McNemar row (p ≈ 0.15 against each other, p &lt; 10⁻¹³ against every properly weighted model) confirms the failure is systematic. The class-weighted models — logistic regression (recall 0.889), decision tree (0.923), random forest (0.752), XGBoost (0.735) — all retain useful recall. This contrast, engineered into the experiment, is the project's clearest demonstration that metric choice and imbalance handling are not bureaucratic details but the difference between a usable and a useless churn model.</w:t>
       </w:r>
     </w:p>
     <w:p>
@@ -34217,10 +34466,7 @@
         <w:t>Error analysis in marketing terms.</w:t>
       </w:r>
       <w:r>
-        <w:t xml:space="preserve"> The confusion counts of Table 5.4 translate directly into campaign economics (the asymmetry argued in Section 2.1.4). Random Forest's hold-out errors are 237 false positives and 29 false negatives. The 237 false positives each cost, at worst, one unnecessary retention contact — pennies to a few pounds under the channel costs of Section 4.12. The 29 false negatives are silently departing customers; at the median CLV of £371 (let alone the £1,418 mean), a single missed churner can outweigh dozens of wasted c</w:t>
-      </w:r>
-      <w:r>
-        <w:t>ontacts. Logistic regression pushes the same trade further (349 FP, 13 FN; recall 0.889), which is why it remains competitive on the ranking despite the lowest precision: under this cost structure, recall-heavy operating points are the economically rational ones, and the degenerate models (Gradient Boosting: 15 FP, 113 FN) are the expensive ones however clean their ROC curves look.</w:t>
+        <w:t xml:space="preserve"> The confusion counts of Table 5.4 translate directly into campaign economics (the asymmetry argued in Section 2.1.4). Random Forest's hold-out errors are 237 false positives and 29 false negatives. The 237 false positives each cost, at worst, one unnecessary retention contact — pennies to a few pounds under the channel costs of Section 4.12. The 29 false negatives are silently departing customers; at the median CLV of £371 (let alone the £1,418 mean), a single missed churner can outweigh dozens of wasted contacts. Logistic regression pushes the same trade further (349 FP, 13 FN; recall 0.889), which is why it remains competitive on the ranking despite the lowest precision: under this cost structure, recall-heavy operating points are the economically rational ones, and the degenerate models (Gradient Boosting: 15 FP, 113 FN) are the expensive ones however clean their ROC curves look.</w:t>
       </w:r>
     </w:p>
     <w:p>
@@ -34235,20 +34481,14 @@
       </w:r>
       <w:r>
         <w:lastRenderedPageBreak/>
-        <w:t>both moves. Held-out ROC-AUC stays within 0.78–0.85 for every model at every threshold, and the top of the ranking remains the class-weighted ensembles and logistic regression, whose difference</w:t>
-      </w:r>
-      <w:r>
-        <w:t xml:space="preserve">s stay inside the noise band the McNemar analysis established at the 90th percentile. What does change is the operating regime: as the positive class shrinks from 15% to 5% of the base, PR-AUC falls for every model — the expected arithmetic of rarer positives, not a property of any classifier. The modelling conclusions are therefore not an artefact of one labelling choice; the deployed threshold should be chosen against campaign economics, and Section 5.9 records the proxy nature of the label as a residual </w:t>
-      </w:r>
-      <w:r>
-        <w:t>limitation.</w:t>
+        <w:t>both moves. Held-out ROC-AUC stays within 0.78–0.85 for every model at every threshold, and the top of the ranking remains the class-weighted ensembles and logistic regression, whose differences stay inside the noise band the McNemar analysis established at the 90th percentile. What does change is the operating regime: as the positive class shrinks from 15% to 5% of the base, PR-AUC falls for every model — the expected arithmetic of rarer positives, not a property of any classifier. The modelling conclusions are therefore not an artefact of one labelling choice; the deployed threshold should be chosen against campaign economics, and Section 5.9 records the proxy nature of the label as a residual limitation.</w:t>
       </w:r>
     </w:p>
     <w:p>
       <w:pPr>
         <w:pStyle w:val="TabCaption"/>
       </w:pPr>
-      <w:bookmarkStart w:id="96" w:name="_Toc234772571"/>
+      <w:bookmarkStart w:id="96" w:name="_Toc234795882"/>
       <w:r>
         <w:t>Table 5.7  Sensitivity to the churn-label threshold: held-out ROC-AUC for each model when the label is redefined at the 85th, 90th, and 95th Recency percentiles (churn rates 15%, 10%, 5%; thresholds 449, 535, 625 days).</w:t>
       </w:r>
@@ -34267,6 +34507,10 @@
         <w:gridCol w:w="2256"/>
       </w:tblGrid>
       <w:tr>
+        <w:trPr>
+          <w:cantSplit/>
+          <w:tblHeader/>
+        </w:trPr>
         <w:tc>
           <w:tcPr>
             <w:tcW w:w="2256" w:type="dxa"/>
@@ -34325,6 +34569,9 @@
         </w:tc>
       </w:tr>
       <w:tr>
+        <w:trPr>
+          <w:cantSplit/>
+        </w:trPr>
         <w:tc>
           <w:tcPr>
             <w:tcW w:w="2256" w:type="dxa"/>
@@ -34379,6 +34626,9 @@
         </w:tc>
       </w:tr>
       <w:tr>
+        <w:trPr>
+          <w:cantSplit/>
+        </w:trPr>
         <w:tc>
           <w:tcPr>
             <w:tcW w:w="2256" w:type="dxa"/>
@@ -34433,6 +34683,9 @@
         </w:tc>
       </w:tr>
       <w:tr>
+        <w:trPr>
+          <w:cantSplit/>
+        </w:trPr>
         <w:tc>
           <w:tcPr>
             <w:tcW w:w="2256" w:type="dxa"/>
@@ -34487,6 +34740,9 @@
         </w:tc>
       </w:tr>
       <w:tr>
+        <w:trPr>
+          <w:cantSplit/>
+        </w:trPr>
         <w:tc>
           <w:tcPr>
             <w:tcW w:w="2256" w:type="dxa"/>
@@ -34541,6 +34797,9 @@
         </w:tc>
       </w:tr>
       <w:tr>
+        <w:trPr>
+          <w:cantSplit/>
+        </w:trPr>
         <w:tc>
           <w:tcPr>
             <w:tcW w:w="2256" w:type="dxa"/>
@@ -34595,6 +34854,9 @@
         </w:tc>
       </w:tr>
       <w:tr>
+        <w:trPr>
+          <w:cantSplit/>
+        </w:trPr>
         <w:tc>
           <w:tcPr>
             <w:tcW w:w="2256" w:type="dxa"/>
@@ -34653,7 +34915,7 @@
       <w:pPr>
         <w:pStyle w:val="Heading3"/>
       </w:pPr>
-      <w:bookmarkStart w:id="97" w:name="_Toc234772509"/>
+      <w:bookmarkStart w:id="97" w:name="_Toc234795820"/>
       <w:r>
         <w:t>5.3.3 Verdict against O4 (churn half)</w:t>
       </w:r>
@@ -34668,7 +34930,7 @@
       <w:pPr>
         <w:pStyle w:val="Heading2"/>
       </w:pPr>
-      <w:bookmarkStart w:id="98" w:name="_Toc234772510"/>
+      <w:bookmarkStart w:id="98" w:name="_Toc234795821"/>
       <w:r>
         <w:t>5.4 Evaluation of the CLV Model</w:t>
       </w:r>
@@ -34676,10 +34938,7 @@
     </w:p>
     <w:p>
       <w:r>
-        <w:t>The BG/NBD + Gamma–Gamma fit (Section 4.8) passes its admissibility diagnostic (near-zero frequency–value correlation) and produces the expected long-tailed value structure: median CLV £371 against mean £1,418; the top decile of customers holds a disproportionate share of the £8.33M portfolio value. P(alive) (Eq. 12) is high for most of the base (median 0.980) with a decisive at-risk minority — mean 0.909 — and the expected-purchase forecasts scale consistently across the 90/180/365-day horizons (means 0.80</w:t>
-      </w:r>
-      <w:r>
-        <w:t xml:space="preserve">, 1.58, 3.17 purchases). Their role in the system is as </w:t>
+        <w:t xml:space="preserve">The BG/NBD + Gamma–Gamma fit (Section 4.8) passes its admissibility diagnostic (near-zero frequency–value correlation) and produces the expected long-tailed value structure: median CLV £371 against mean £1,418; the top decile of customers holds a disproportionate share of the £8.33M portfolio value. P(alive) (Eq. 12) is high for most of the base (median 0.980) with a decisive at-risk minority — mean 0.909 — and the expected-purchase forecasts scale consistently across the 90/180/365-day horizons (means 0.80, 1.58, 3.17 purchases). Their role in the system is as </w:t>
       </w:r>
       <w:r>
         <w:rPr>
@@ -34700,16 +34959,7 @@
         <w:t xml:space="preserve">Temporal validation on a one-year holdout. </w:t>
       </w:r>
       <w:r>
-        <w:t xml:space="preserve">The purchasing half of the model was additionally validated out-of-sample with the standard Fader–Hardie calibration/holdout procedure [17]: the transaction history was split at 9 December 2010, BG/NBD was refitted on the first trading year alone (4,311 customers active in that window), and its forecast of each customer’s purchase count over the entirely unseen second year was compared with what those customers actually did. (The shorter calibration window required care in fitting: small L2 penalties drove </w:t>
-      </w:r>
-      <w:r>
-        <w:t>the dropout parameters to a degenerate boundary, so the reported fit is the cleanly converged unpenalized one; the fitting ladder and its diagnostics are implemented and logged in src/clv_validation.py.) The result validates the model for exactly the role it plays, and qualifies it for the role it does not. Per-customer discrimination is strong: predicted and actual holdout purchase counts correlate at r = 0.83 (MAE 2.51 purchases against a holdout mean of 2.86), and the left panel of Figure 5.3 shows the c</w:t>
-      </w:r>
-      <w:r>
-        <w:t>lassic conditional-expectation check — mean actual holdout purchases rise monotonically with calibration-period frequency exactly as the model orders them, reproducing on this dataset the qualitative result of [17]. Absolute calibration is weaker: the model over-forecasts total holdout purchases by 52.9% (18,823 predicted against 12,315 actual), visible in Figure 5.3 as the predicted curve sitting uniformly above the actual (left) and every decile of the reliability panel falling below the diagonal (right);</w:t>
-      </w:r>
-      <w:r>
-        <w:t xml:space="preserve"> the excess traces to the fitted dropout process, which under-estimates year-2 attrition. The two-sided conclusion is deliberate: the CLV layer is validated as a ranking instrument — which is precisely how the tiering of Section 4.11 consumes it — while its absolute currency forecasts should be read as optimistic upper bounds, a caveat now recorded in Section 5.9.</w:t>
+        <w:t>The purchasing half of the model was additionally validated out-of-sample with the standard Fader–Hardie calibration/holdout procedure [17]: the transaction history was split at 9 December 2010, BG/NBD was refitted on the first trading year alone (4,311 customers active in that window), and its forecast of each customer’s purchase count over the entirely unseen second year was compared with what those customers actually did. (The shorter calibration window required care in fitting: small L2 penalties drove the dropout parameters to a degenerate boundary, so the reported fit is the cleanly converged unpenalized one; the fitting ladder and its diagnostics are implemented and logged in src/clv_validation.py.) The result validates the model for exactly the role it plays, and qualifies it for the role it does not. Per-customer discrimination is strong: predicted and actual holdout purchase counts correlate at r = 0.83 (MAE 2.51 purchases against a holdout mean of 2.86), and the left panel of Figure 5.3 shows the classic conditional-expectation check — mean actual holdout purchases rise monotonically with calibration-period frequency exactly as the model orders them, reproducing on this dataset the qualitative result of [17]. Absolute calibration is weaker: the model over-forecasts total holdout purchases by 52.9% (18,823 predicted against 12,315 actual), visible in Figure 5.3 as the predicted curve sitting uniformly above the actual (left) and every decile of the reliability panel falling below the diagonal (right); the excess traces to the fitted dropout process, which under-estimates year-2 attrition. The two-sided conclusion is deliberate: the CLV layer is validated as a ranking instrument — which is precisely how the tiering of Section 4.11 consumes it — while its absolute currency forecasts should be read as optimistic upper bounds, a caveat now recorded in Section 5.9.</w:t>
       </w:r>
     </w:p>
     <w:p>
@@ -34761,7 +35011,7 @@
       <w:pPr>
         <w:pStyle w:val="FigCaption"/>
       </w:pPr>
-      <w:bookmarkStart w:id="99" w:name="_Toc234772553"/>
+      <w:bookmarkStart w:id="99" w:name="_Toc234795864"/>
       <w:r>
         <w:t>Figure 5.3  Temporal validation of the BG/NBD purchase model on a one-year holdout. Left: mean actual versus predicted holdout purchases grouped by calibration-period frequency (the Fader–Hardie conditional-expectation check) — the ordering is reproduced, with a uniform upward bias. Right: decile-level reliability of the per-customer forecasts — strongly monotone, consistently below the perfect-calibration diagonal.</w:t>
       </w:r>
@@ -34771,7 +35021,7 @@
       <w:pPr>
         <w:pStyle w:val="Heading2"/>
       </w:pPr>
-      <w:bookmarkStart w:id="100" w:name="_Toc234772511"/>
+      <w:bookmarkStart w:id="100" w:name="_Toc234795822"/>
       <w:r>
         <w:lastRenderedPageBreak/>
         <w:t>5.5 Evaluation of the Migration Analysis</w:t>
@@ -34823,7 +35073,7 @@
       <w:pPr>
         <w:pStyle w:val="TabCaption"/>
       </w:pPr>
-      <w:bookmarkStart w:id="101" w:name="_Toc234772572"/>
+      <w:bookmarkStart w:id="101" w:name="_Toc234795883"/>
       <w:r>
         <w:rPr>
           <w:b/>
@@ -34854,6 +35104,8 @@
       <w:tr>
         <w:trPr>
           <w:cnfStyle w:val="100000000000" w:firstRow="1" w:lastRow="0" w:firstColumn="0" w:lastColumn="0" w:oddVBand="0" w:evenVBand="0" w:oddHBand="0" w:evenHBand="0" w:firstRowFirstColumn="0" w:firstRowLastColumn="0" w:lastRowFirstColumn="0" w:lastRowLastColumn="0"/>
+          <w:cantSplit/>
+          <w:tblHeader/>
         </w:trPr>
         <w:tc>
           <w:tcPr>
@@ -34995,6 +35247,7 @@
       <w:tr>
         <w:trPr>
           <w:cnfStyle w:val="000000100000" w:firstRow="0" w:lastRow="0" w:firstColumn="0" w:lastColumn="0" w:oddVBand="0" w:evenVBand="0" w:oddHBand="1" w:evenHBand="0" w:firstRowFirstColumn="0" w:firstRowLastColumn="0" w:lastRowFirstColumn="0" w:lastRowLastColumn="0"/>
+          <w:cantSplit/>
         </w:trPr>
         <w:tc>
           <w:tcPr>
@@ -35136,6 +35389,7 @@
       <w:tr>
         <w:trPr>
           <w:cnfStyle w:val="000000010000" w:firstRow="0" w:lastRow="0" w:firstColumn="0" w:lastColumn="0" w:oddVBand="0" w:evenVBand="0" w:oddHBand="0" w:evenHBand="1" w:firstRowFirstColumn="0" w:firstRowLastColumn="0" w:lastRowFirstColumn="0" w:lastRowLastColumn="0"/>
+          <w:cantSplit/>
         </w:trPr>
         <w:tc>
           <w:tcPr>
@@ -35277,6 +35531,7 @@
       <w:tr>
         <w:trPr>
           <w:cnfStyle w:val="000000100000" w:firstRow="0" w:lastRow="0" w:firstColumn="0" w:lastColumn="0" w:oddVBand="0" w:evenVBand="0" w:oddHBand="1" w:evenHBand="0" w:firstRowFirstColumn="0" w:firstRowLastColumn="0" w:lastRowFirstColumn="0" w:lastRowLastColumn="0"/>
+          <w:cantSplit/>
         </w:trPr>
         <w:tc>
           <w:tcPr>
@@ -35418,6 +35673,7 @@
       <w:tr>
         <w:trPr>
           <w:cnfStyle w:val="000000010000" w:firstRow="0" w:lastRow="0" w:firstColumn="0" w:lastColumn="0" w:oddVBand="0" w:evenVBand="0" w:oddHBand="0" w:evenHBand="1" w:firstRowFirstColumn="0" w:firstRowLastColumn="0" w:lastRowFirstColumn="0" w:lastRowLastColumn="0"/>
+          <w:cantSplit/>
         </w:trPr>
         <w:tc>
           <w:tcPr>
@@ -35559,6 +35815,7 @@
       <w:tr>
         <w:trPr>
           <w:cnfStyle w:val="000000100000" w:firstRow="0" w:lastRow="0" w:firstColumn="0" w:lastColumn="0" w:oddVBand="0" w:evenVBand="0" w:oddHBand="1" w:evenHBand="0" w:firstRowFirstColumn="0" w:firstRowLastColumn="0" w:lastRowFirstColumn="0" w:lastRowLastColumn="0"/>
+          <w:cantSplit/>
         </w:trPr>
         <w:tc>
           <w:tcPr>
@@ -35700,6 +35957,7 @@
       <w:tr>
         <w:trPr>
           <w:cnfStyle w:val="000000010000" w:firstRow="0" w:lastRow="0" w:firstColumn="0" w:lastColumn="0" w:oddVBand="0" w:evenVBand="0" w:oddHBand="0" w:evenHBand="1" w:firstRowFirstColumn="0" w:firstRowLastColumn="0" w:lastRowFirstColumn="0" w:lastRowLastColumn="0"/>
+          <w:cantSplit/>
         </w:trPr>
         <w:tc>
           <w:tcPr>
@@ -35841,6 +36099,7 @@
       <w:tr>
         <w:trPr>
           <w:cnfStyle w:val="000000100000" w:firstRow="0" w:lastRow="0" w:firstColumn="0" w:lastColumn="0" w:oddVBand="0" w:evenVBand="0" w:oddHBand="1" w:evenHBand="0" w:firstRowFirstColumn="0" w:firstRowLastColumn="0" w:lastRowFirstColumn="0" w:lastRowLastColumn="0"/>
+          <w:cantSplit/>
         </w:trPr>
         <w:tc>
           <w:tcPr>
@@ -35984,7 +36243,7 @@
       <w:pPr>
         <w:pStyle w:val="TabCaption"/>
       </w:pPr>
-      <w:bookmarkStart w:id="102" w:name="_Toc234772573"/>
+      <w:bookmarkStart w:id="102" w:name="_Toc234795884"/>
       <w:r>
         <w:rPr>
           <w:b/>
@@ -36015,6 +36274,8 @@
       <w:tr>
         <w:trPr>
           <w:cnfStyle w:val="100000000000" w:firstRow="1" w:lastRow="0" w:firstColumn="0" w:lastColumn="0" w:oddVBand="0" w:evenVBand="0" w:oddHBand="0" w:evenHBand="0" w:firstRowFirstColumn="0" w:firstRowLastColumn="0" w:lastRowFirstColumn="0" w:lastRowLastColumn="0"/>
+          <w:cantSplit/>
+          <w:tblHeader/>
         </w:trPr>
         <w:tc>
           <w:tcPr>
@@ -36156,6 +36417,7 @@
       <w:tr>
         <w:trPr>
           <w:cnfStyle w:val="000000100000" w:firstRow="0" w:lastRow="0" w:firstColumn="0" w:lastColumn="0" w:oddVBand="0" w:evenVBand="0" w:oddHBand="1" w:evenHBand="0" w:firstRowFirstColumn="0" w:firstRowLastColumn="0" w:lastRowFirstColumn="0" w:lastRowLastColumn="0"/>
+          <w:cantSplit/>
         </w:trPr>
         <w:tc>
           <w:tcPr>
@@ -36297,6 +36559,7 @@
       <w:tr>
         <w:trPr>
           <w:cnfStyle w:val="000000010000" w:firstRow="0" w:lastRow="0" w:firstColumn="0" w:lastColumn="0" w:oddVBand="0" w:evenVBand="0" w:oddHBand="0" w:evenHBand="1" w:firstRowFirstColumn="0" w:firstRowLastColumn="0" w:lastRowFirstColumn="0" w:lastRowLastColumn="0"/>
+          <w:cantSplit/>
         </w:trPr>
         <w:tc>
           <w:tcPr>
@@ -36438,6 +36701,7 @@
       <w:tr>
         <w:trPr>
           <w:cnfStyle w:val="000000100000" w:firstRow="0" w:lastRow="0" w:firstColumn="0" w:lastColumn="0" w:oddVBand="0" w:evenVBand="0" w:oddHBand="1" w:evenHBand="0" w:firstRowFirstColumn="0" w:firstRowLastColumn="0" w:lastRowFirstColumn="0" w:lastRowLastColumn="0"/>
+          <w:cantSplit/>
         </w:trPr>
         <w:tc>
           <w:tcPr>
@@ -36579,6 +36843,7 @@
       <w:tr>
         <w:trPr>
           <w:cnfStyle w:val="000000010000" w:firstRow="0" w:lastRow="0" w:firstColumn="0" w:lastColumn="0" w:oddVBand="0" w:evenVBand="0" w:oddHBand="0" w:evenHBand="1" w:firstRowFirstColumn="0" w:firstRowLastColumn="0" w:lastRowFirstColumn="0" w:lastRowLastColumn="0"/>
+          <w:cantSplit/>
         </w:trPr>
         <w:tc>
           <w:tcPr>
@@ -36720,6 +36985,7 @@
       <w:tr>
         <w:trPr>
           <w:cnfStyle w:val="000000100000" w:firstRow="0" w:lastRow="0" w:firstColumn="0" w:lastColumn="0" w:oddVBand="0" w:evenVBand="0" w:oddHBand="1" w:evenHBand="0" w:firstRowFirstColumn="0" w:firstRowLastColumn="0" w:lastRowFirstColumn="0" w:lastRowLastColumn="0"/>
+          <w:cantSplit/>
         </w:trPr>
         <w:tc>
           <w:tcPr>
@@ -36861,6 +37127,7 @@
       <w:tr>
         <w:trPr>
           <w:cnfStyle w:val="000000010000" w:firstRow="0" w:lastRow="0" w:firstColumn="0" w:lastColumn="0" w:oddVBand="0" w:evenVBand="0" w:oddHBand="0" w:evenHBand="1" w:firstRowFirstColumn="0" w:firstRowLastColumn="0" w:lastRowFirstColumn="0" w:lastRowLastColumn="0"/>
+          <w:cantSplit/>
         </w:trPr>
         <w:tc>
           <w:tcPr>
@@ -37002,6 +37269,7 @@
       <w:tr>
         <w:trPr>
           <w:cnfStyle w:val="000000100000" w:firstRow="0" w:lastRow="0" w:firstColumn="0" w:lastColumn="0" w:oddVBand="0" w:evenVBand="0" w:oddHBand="1" w:evenHBand="0" w:firstRowFirstColumn="0" w:firstRowLastColumn="0" w:lastRowFirstColumn="0" w:lastRowLastColumn="0"/>
+          <w:cantSplit/>
         </w:trPr>
         <w:tc>
           <w:tcPr>
@@ -37192,7 +37460,7 @@
       <w:pPr>
         <w:pStyle w:val="FigCaption"/>
       </w:pPr>
-      <w:bookmarkStart w:id="103" w:name="_Toc234772554"/>
+      <w:bookmarkStart w:id="103" w:name="_Toc234795865"/>
       <w:r>
         <w:rPr>
           <w:b/>
@@ -37208,7 +37476,7 @@
       <w:pPr>
         <w:pStyle w:val="Heading2"/>
       </w:pPr>
-      <w:bookmarkStart w:id="104" w:name="_Toc234772512"/>
+      <w:bookmarkStart w:id="104" w:name="_Toc234795823"/>
       <w:r>
         <w:t>5.6 Evaluation of the Notification Plan</w:t>
       </w:r>
@@ -37234,10 +37502,7 @@
         <w:t>64 priority retention interventions</w:t>
       </w:r>
       <w:r>
-        <w:t xml:space="preserve"> (1.1% of the base) — the only action carrying the expensive channel mix (Email + SMS + personal outreach; the remaining 5,814 customers are contacted by email alone). Priorities stack sensibly: 443 customers at priority 1, 2,413 at 2, 1,400 at 3, 1,620 at 4, and only 2 at the capped maximum of 5. The value and risk tiers driving these decisions split the base into 1,176 High / 2,351 Medium / 2,351 Low value, and 1,717 High / 707 Medium / 3,454 Low churn risk. Cross-checking the engine's logic end-to-end (a</w:t>
-      </w:r>
-      <w:r>
-        <w:t xml:space="preserve">lso covered by five unit tests, Section 5.1): the 64 intervention recipients are exactly the High/Medium-value customers in the High churn band after segment-playbook modulation — the auditable trace that NFR5 demands. On-demand lookups through </w:t>
+        <w:t xml:space="preserve"> (1.1% of the base) — the only action carrying the expensive channel mix (Email + SMS + personal outreach; the remaining 5,814 customers are contacted by email alone). Priorities stack sensibly: 443 customers at priority 1, 2,413 at 2, 1,400 at 3, 1,620 at 4, and only 2 at the capped maximum of 5. The value and risk tiers driving these decisions split the base into 1,176 High / 2,351 Medium / 2,351 Low value, and 1,717 High / 707 Medium / 3,454 Low churn risk. Cross-checking the engine's logic end-to-end (also covered by five unit tests, Section 5.1): the 64 intervention recipients are exactly the High/Medium-value customers in the High churn band after segment-playbook modulation — the auditable trace that NFR5 demands. On-demand lookups through </w:t>
       </w:r>
       <w:r>
         <w:rPr>
@@ -37251,17 +37516,14 @@
       </w:r>
       <w:r>
         <w:lastRenderedPageBreak/>
-        <w:t>ff.).</w:t>
-      </w:r>
-      <w:r>
-        <w:t xml:space="preserve"> The dashboard delivery layer has so far been assessed technically — it renders the persisted artefacts faithfully and its live lookup agrees with the engine’s batch output; a structured protocol for expert heuristic evaluation against Nielsen’s usability heuristics [43] is provided in Appendix C, with a practitioner study noted as future work (Section 6.2).</w:t>
+        <w:t>ff.). The dashboard delivery layer has so far been assessed technically — it renders the persisted artefacts faithfully and its live lookup agrees with the engine’s batch output; a structured protocol for expert heuristic evaluation against Nielsen’s usability heuristics [43] is provided in Appendix C, with a practitioner study noted as future work (Section 6.2).</w:t>
       </w:r>
     </w:p>
     <w:p>
       <w:pPr>
         <w:pStyle w:val="Heading2"/>
       </w:pPr>
-      <w:bookmarkStart w:id="105" w:name="_Toc234772513"/>
+      <w:bookmarkStart w:id="105" w:name="_Toc234795824"/>
       <w:r>
         <w:t>5.7 Evaluation of the Commercial ROI</w:t>
       </w:r>
@@ -37330,7 +37592,7 @@
       <w:pPr>
         <w:pStyle w:val="TabCaption"/>
       </w:pPr>
-      <w:bookmarkStart w:id="106" w:name="_Toc234772574"/>
+      <w:bookmarkStart w:id="106" w:name="_Toc234795885"/>
       <w:r>
         <w:rPr>
           <w:b/>
@@ -37355,6 +37617,8 @@
       <w:tr>
         <w:trPr>
           <w:cnfStyle w:val="100000000000" w:firstRow="1" w:lastRow="0" w:firstColumn="0" w:lastColumn="0" w:oddVBand="0" w:evenVBand="0" w:oddHBand="0" w:evenHBand="0" w:firstRowFirstColumn="0" w:firstRowLastColumn="0" w:lastRowFirstColumn="0" w:lastRowLastColumn="0"/>
+          <w:cantSplit/>
+          <w:tblHeader/>
         </w:trPr>
         <w:tc>
           <w:tcPr>
@@ -37394,6 +37658,7 @@
       <w:tr>
         <w:trPr>
           <w:cnfStyle w:val="000000100000" w:firstRow="0" w:lastRow="0" w:firstColumn="0" w:lastColumn="0" w:oddVBand="0" w:evenVBand="0" w:oddHBand="1" w:evenHBand="0" w:firstRowFirstColumn="0" w:firstRowLastColumn="0" w:lastRowFirstColumn="0" w:lastRowLastColumn="0"/>
+          <w:cantSplit/>
         </w:trPr>
         <w:tc>
           <w:tcPr>
@@ -37433,6 +37698,7 @@
       <w:tr>
         <w:trPr>
           <w:cnfStyle w:val="000000010000" w:firstRow="0" w:lastRow="0" w:firstColumn="0" w:lastColumn="0" w:oddVBand="0" w:evenVBand="0" w:oddHBand="0" w:evenHBand="1" w:firstRowFirstColumn="0" w:firstRowLastColumn="0" w:lastRowFirstColumn="0" w:lastRowLastColumn="0"/>
+          <w:cantSplit/>
         </w:trPr>
         <w:tc>
           <w:tcPr>
@@ -37472,6 +37738,7 @@
       <w:tr>
         <w:trPr>
           <w:cnfStyle w:val="000000100000" w:firstRow="0" w:lastRow="0" w:firstColumn="0" w:lastColumn="0" w:oddVBand="0" w:evenVBand="0" w:oddHBand="1" w:evenHBand="0" w:firstRowFirstColumn="0" w:firstRowLastColumn="0" w:lastRowFirstColumn="0" w:lastRowLastColumn="0"/>
+          <w:cantSplit/>
         </w:trPr>
         <w:tc>
           <w:tcPr>
@@ -37511,6 +37778,7 @@
       <w:tr>
         <w:trPr>
           <w:cnfStyle w:val="000000010000" w:firstRow="0" w:lastRow="0" w:firstColumn="0" w:lastColumn="0" w:oddVBand="0" w:evenVBand="0" w:oddHBand="0" w:evenHBand="1" w:firstRowFirstColumn="0" w:firstRowLastColumn="0" w:lastRowFirstColumn="0" w:lastRowLastColumn="0"/>
+          <w:cantSplit/>
         </w:trPr>
         <w:tc>
           <w:tcPr>
@@ -37550,6 +37818,7 @@
       <w:tr>
         <w:trPr>
           <w:cnfStyle w:val="000000100000" w:firstRow="0" w:lastRow="0" w:firstColumn="0" w:lastColumn="0" w:oddVBand="0" w:evenVBand="0" w:oddHBand="1" w:evenHBand="0" w:firstRowFirstColumn="0" w:firstRowLastColumn="0" w:lastRowFirstColumn="0" w:lastRowLastColumn="0"/>
+          <w:cantSplit/>
         </w:trPr>
         <w:tc>
           <w:tcPr>
@@ -37589,6 +37858,7 @@
       <w:tr>
         <w:trPr>
           <w:cnfStyle w:val="000000010000" w:firstRow="0" w:lastRow="0" w:firstColumn="0" w:lastColumn="0" w:oddVBand="0" w:evenVBand="0" w:oddHBand="0" w:evenHBand="1" w:firstRowFirstColumn="0" w:firstRowLastColumn="0" w:lastRowFirstColumn="0" w:lastRowLastColumn="0"/>
+          <w:cantSplit/>
         </w:trPr>
         <w:tc>
           <w:tcPr>
@@ -37628,6 +37898,7 @@
       <w:tr>
         <w:trPr>
           <w:cnfStyle w:val="000000100000" w:firstRow="0" w:lastRow="0" w:firstColumn="0" w:lastColumn="0" w:oddVBand="0" w:evenVBand="0" w:oddHBand="1" w:evenHBand="0" w:firstRowFirstColumn="0" w:firstRowLastColumn="0" w:lastRowFirstColumn="0" w:lastRowLastColumn="0"/>
+          <w:cantSplit/>
         </w:trPr>
         <w:tc>
           <w:tcPr>
@@ -37667,6 +37938,7 @@
       <w:tr>
         <w:trPr>
           <w:cnfStyle w:val="000000010000" w:firstRow="0" w:lastRow="0" w:firstColumn="0" w:lastColumn="0" w:oddVBand="0" w:evenVBand="0" w:oddHBand="0" w:evenHBand="1" w:firstRowFirstColumn="0" w:firstRowLastColumn="0" w:lastRowFirstColumn="0" w:lastRowLastColumn="0"/>
+          <w:cantSplit/>
         </w:trPr>
         <w:tc>
           <w:tcPr>
@@ -37706,6 +37978,7 @@
       <w:tr>
         <w:trPr>
           <w:cnfStyle w:val="000000100000" w:firstRow="0" w:lastRow="0" w:firstColumn="0" w:lastColumn="0" w:oddVBand="0" w:evenVBand="0" w:oddHBand="1" w:evenHBand="0" w:firstRowFirstColumn="0" w:firstRowLastColumn="0" w:lastRowFirstColumn="0" w:lastRowLastColumn="0"/>
+          <w:cantSplit/>
         </w:trPr>
         <w:tc>
           <w:tcPr>
@@ -37745,6 +38018,7 @@
       <w:tr>
         <w:trPr>
           <w:cnfStyle w:val="000000010000" w:firstRow="0" w:lastRow="0" w:firstColumn="0" w:lastColumn="0" w:oddVBand="0" w:evenVBand="0" w:oddHBand="0" w:evenHBand="1" w:firstRowFirstColumn="0" w:firstRowLastColumn="0" w:lastRowFirstColumn="0" w:lastRowLastColumn="0"/>
+          <w:cantSplit/>
         </w:trPr>
         <w:tc>
           <w:tcPr>
@@ -37784,6 +38058,7 @@
       <w:tr>
         <w:trPr>
           <w:cnfStyle w:val="000000100000" w:firstRow="0" w:lastRow="0" w:firstColumn="0" w:lastColumn="0" w:oddVBand="0" w:evenVBand="0" w:oddHBand="1" w:evenHBand="0" w:firstRowFirstColumn="0" w:firstRowLastColumn="0" w:lastRowFirstColumn="0" w:lastRowLastColumn="0"/>
+          <w:cantSplit/>
         </w:trPr>
         <w:tc>
           <w:tcPr>
@@ -37823,6 +38098,7 @@
       <w:tr>
         <w:trPr>
           <w:cnfStyle w:val="000000010000" w:firstRow="0" w:lastRow="0" w:firstColumn="0" w:lastColumn="0" w:oddVBand="0" w:evenVBand="0" w:oddHBand="0" w:evenHBand="1" w:firstRowFirstColumn="0" w:firstRowLastColumn="0" w:lastRowFirstColumn="0" w:lastRowLastColumn="0"/>
+          <w:cantSplit/>
         </w:trPr>
         <w:tc>
           <w:tcPr>
@@ -37862,6 +38138,7 @@
       <w:tr>
         <w:trPr>
           <w:cnfStyle w:val="000000100000" w:firstRow="0" w:lastRow="0" w:firstColumn="0" w:lastColumn="0" w:oddVBand="0" w:evenVBand="0" w:oddHBand="1" w:evenHBand="0" w:firstRowFirstColumn="0" w:firstRowLastColumn="0" w:lastRowFirstColumn="0" w:lastRowLastColumn="0"/>
+          <w:cantSplit/>
         </w:trPr>
         <w:tc>
           <w:tcPr>
@@ -37901,6 +38178,7 @@
       <w:tr>
         <w:trPr>
           <w:cnfStyle w:val="000000010000" w:firstRow="0" w:lastRow="0" w:firstColumn="0" w:lastColumn="0" w:oddVBand="0" w:evenVBand="0" w:oddHBand="0" w:evenHBand="1" w:firstRowFirstColumn="0" w:firstRowLastColumn="0" w:lastRowFirstColumn="0" w:lastRowLastColumn="0"/>
+          <w:cantSplit/>
         </w:trPr>
         <w:tc>
           <w:tcPr>
@@ -37940,6 +38218,7 @@
       <w:tr>
         <w:trPr>
           <w:cnfStyle w:val="000000100000" w:firstRow="0" w:lastRow="0" w:firstColumn="0" w:lastColumn="0" w:oddVBand="0" w:evenVBand="0" w:oddHBand="1" w:evenHBand="0" w:firstRowFirstColumn="0" w:firstRowLastColumn="0" w:lastRowFirstColumn="0" w:lastRowLastColumn="0"/>
+          <w:cantSplit/>
         </w:trPr>
         <w:tc>
           <w:tcPr>
@@ -37979,6 +38258,7 @@
       <w:tr>
         <w:trPr>
           <w:cnfStyle w:val="000000010000" w:firstRow="0" w:lastRow="0" w:firstColumn="0" w:lastColumn="0" w:oddVBand="0" w:evenVBand="0" w:oddHBand="0" w:evenHBand="1" w:firstRowFirstColumn="0" w:firstRowLastColumn="0" w:lastRowFirstColumn="0" w:lastRowLastColumn="0"/>
+          <w:cantSplit/>
         </w:trPr>
         <w:tc>
           <w:tcPr>
@@ -38019,6 +38299,7 @@
       <w:tr>
         <w:trPr>
           <w:cnfStyle w:val="000000100000" w:firstRow="0" w:lastRow="0" w:firstColumn="0" w:lastColumn="0" w:oddVBand="0" w:evenVBand="0" w:oddHBand="1" w:evenHBand="0" w:firstRowFirstColumn="0" w:firstRowLastColumn="0" w:lastRowFirstColumn="0" w:lastRowLastColumn="0"/>
+          <w:cantSplit/>
         </w:trPr>
         <w:tc>
           <w:tcPr>
@@ -38106,7 +38387,7 @@
       <w:pPr>
         <w:pStyle w:val="FigCaption"/>
       </w:pPr>
-      <w:bookmarkStart w:id="107" w:name="_Toc234772555"/>
+      <w:bookmarkStart w:id="107" w:name="_Toc234795866"/>
       <w:r>
         <w:rPr>
           <w:b/>
@@ -38126,20 +38407,14 @@
         <w:t xml:space="preserve">Sensitivity of the uplift to the planning assumptions. </w:t>
       </w:r>
       <w:r>
-        <w:t>The business case rests on documented assumptions, so each was deliberately stressed and the full 10,000-run simulation repeated for both plans under every perturbation (Table 5.11, Figure 5.6). The uplift survives every single-assumption attack. Halving all targeted response priors while leaving the blanket baseline untouched — the most conservative single move available — still leaves a positive mean uplift (+£2,739; P(uplift &gt; 0) = 0.69). Doubling the baseline’s response rate to 4%, doubling or even quin</w:t>
-      </w:r>
-      <w:r>
-        <w:t xml:space="preserve">tupling every channel cost, cutting gross margin to 20%, and deepening the offer discount to 15% leave the mean uplift between +£5,889 and +£14,695 with P(uplift &gt; 0) ≥ 0.74. Only the compound worst case — all five pessimistic moves imposed simultaneously — turns the mean uplift negative (−£2,176), and even there the targeted plan itself remains profitable in absolute terms (mean ROI 1.5×; P(ROI &gt; 0) = 0.99). The honest reading is therefore not that targeting is unconditionally superior, but that reversing </w:t>
-      </w:r>
-      <w:r>
-        <w:t>the conclusion requires every planning assumption to be wrong, in the plan’s disfavour, at the same time. The absolute ROI figures scale with the assumptions; the sign of the uplift is what survives them — which is exactly why Section 4.12 designed the evaluation around the difference between two identically simulated plans.</w:t>
+        <w:t>The business case rests on documented assumptions, so each was deliberately stressed and the full 10,000-run simulation repeated for both plans under every perturbation (Table 5.11, Figure 5.6). The uplift survives every single-assumption attack. Halving all targeted response priors while leaving the blanket baseline untouched — the most conservative single move available — still leaves a positive mean uplift (+£2,739; P(uplift &gt; 0) = 0.69). Doubling the baseline’s response rate to 4%, doubling or even quintupling every channel cost, cutting gross margin to 20%, and deepening the offer discount to 15% leave the mean uplift between +£5,889 and +£14,695 with P(uplift &gt; 0) ≥ 0.74. Only the compound worst case — all five pessimistic moves imposed simultaneously — turns the mean uplift negative (−£2,176), and even there the targeted plan itself remains profitable in absolute terms (mean ROI 1.5×; P(ROI &gt; 0) = 0.99). The honest reading is therefore not that targeting is unconditionally superior, but that reversing the conclusion requires every planning assumption to be wrong, in the plan’s disfavour, at the same time. The absolute ROI figures scale with the assumptions; the sign of the uplift is what survives them — which is exactly why Section 4.12 designed the evaluation around the difference between two identically simulated plans.</w:t>
       </w:r>
     </w:p>
     <w:p>
       <w:pPr>
         <w:pStyle w:val="TabCaption"/>
       </w:pPr>
-      <w:bookmarkStart w:id="108" w:name="_Toc234772575"/>
+      <w:bookmarkStart w:id="108" w:name="_Toc234795886"/>
       <w:r>
         <w:t>Table 5.11  ROI sensitivity: mean ROI of both plans, mean profit uplift, and P(uplift &gt; 0) under each perturbed-assumption scenario (10,000 Monte Carlo runs per scenario).</w:t>
       </w:r>
@@ -38159,6 +38434,10 @@
         <w:gridCol w:w="1805"/>
       </w:tblGrid>
       <w:tr>
+        <w:trPr>
+          <w:cantSplit/>
+          <w:tblHeader/>
+        </w:trPr>
         <w:tc>
           <w:tcPr>
             <w:tcW w:w="1805" w:type="dxa"/>
@@ -38231,6 +38510,9 @@
         </w:tc>
       </w:tr>
       <w:tr>
+        <w:trPr>
+          <w:cantSplit/>
+        </w:trPr>
         <w:tc>
           <w:tcPr>
             <w:tcW w:w="1805" w:type="dxa"/>
@@ -38298,6 +38580,9 @@
         </w:tc>
       </w:tr>
       <w:tr>
+        <w:trPr>
+          <w:cantSplit/>
+        </w:trPr>
         <w:tc>
           <w:tcPr>
             <w:tcW w:w="1805" w:type="dxa"/>
@@ -38307,27 +38592,20 @@
               <w:rPr>
                 <w:sz w:val="18"/>
               </w:rPr>
-              <w:t xml:space="preserve">Response priors </w:t>
-            </w:r>
+              <w:lastRenderedPageBreak/>
+              <w:t>Response priors ×0.5</w:t>
+            </w:r>
+          </w:p>
+        </w:tc>
+        <w:tc>
+          <w:tcPr>
+            <w:tcW w:w="1805" w:type="dxa"/>
+          </w:tcPr>
+          <w:p>
             <w:r>
               <w:rPr>
                 <w:sz w:val="18"/>
               </w:rPr>
-              <w:lastRenderedPageBreak/>
-              <w:t>×0.5</w:t>
-            </w:r>
-          </w:p>
-        </w:tc>
-        <w:tc>
-          <w:tcPr>
-            <w:tcW w:w="1805" w:type="dxa"/>
-          </w:tcPr>
-          <w:p>
-            <w:r>
-              <w:rPr>
-                <w:sz w:val="18"/>
-              </w:rPr>
-              <w:lastRenderedPageBreak/>
               <w:t>18.7×</w:t>
             </w:r>
           </w:p>
@@ -38373,6 +38651,9 @@
         </w:tc>
       </w:tr>
       <w:tr>
+        <w:trPr>
+          <w:cantSplit/>
+        </w:trPr>
         <w:tc>
           <w:tcPr>
             <w:tcW w:w="1805" w:type="dxa"/>
@@ -38440,6 +38721,9 @@
         </w:tc>
       </w:tr>
       <w:tr>
+        <w:trPr>
+          <w:cantSplit/>
+        </w:trPr>
         <w:tc>
           <w:tcPr>
             <w:tcW w:w="1805" w:type="dxa"/>
@@ -38507,6 +38791,9 @@
         </w:tc>
       </w:tr>
       <w:tr>
+        <w:trPr>
+          <w:cantSplit/>
+        </w:trPr>
         <w:tc>
           <w:tcPr>
             <w:tcW w:w="1805" w:type="dxa"/>
@@ -38574,6 +38861,9 @@
         </w:tc>
       </w:tr>
       <w:tr>
+        <w:trPr>
+          <w:cantSplit/>
+        </w:trPr>
         <w:tc>
           <w:tcPr>
             <w:tcW w:w="1805" w:type="dxa"/>
@@ -38641,6 +38931,9 @@
         </w:tc>
       </w:tr>
       <w:tr>
+        <w:trPr>
+          <w:cantSplit/>
+        </w:trPr>
         <w:tc>
           <w:tcPr>
             <w:tcW w:w="1805" w:type="dxa"/>
@@ -38708,6 +39001,9 @@
         </w:tc>
       </w:tr>
       <w:tr>
+        <w:trPr>
+          <w:cantSplit/>
+        </w:trPr>
         <w:tc>
           <w:tcPr>
             <w:tcW w:w="1805" w:type="dxa"/>
@@ -38775,6 +39071,9 @@
         </w:tc>
       </w:tr>
       <w:tr>
+        <w:trPr>
+          <w:cantSplit/>
+        </w:trPr>
         <w:tc>
           <w:tcPr>
             <w:tcW w:w="1805" w:type="dxa"/>
@@ -38842,6 +39141,9 @@
         </w:tc>
       </w:tr>
       <w:tr>
+        <w:trPr>
+          <w:cantSplit/>
+        </w:trPr>
         <w:tc>
           <w:tcPr>
             <w:tcW w:w="1805" w:type="dxa"/>
@@ -38890,13 +39192,7 @@
               <w:rPr>
                 <w:sz w:val="18"/>
               </w:rPr>
-              <w:t>−</w:t>
-            </w:r>
-            <w:r>
-              <w:rPr>
-                <w:sz w:val="18"/>
-              </w:rPr>
-              <w:t>2,176</w:t>
+              <w:t>−2,176</w:t>
             </w:r>
           </w:p>
         </w:tc>
@@ -38965,7 +39261,7 @@
       <w:pPr>
         <w:pStyle w:val="FigCaption"/>
       </w:pPr>
-      <w:bookmarkStart w:id="109" w:name="_Toc234772556"/>
+      <w:bookmarkStart w:id="109" w:name="_Toc234795867"/>
       <w:r>
         <w:t>Figure 5.6  Mean profit uplift of the targeted plan over the static baseline under each perturbed-assumption scenario. The uplift survives every single-assumption stress; only the compound worst case — all assumptions moved against the plan at once — turns it negative.</w:t>
       </w:r>
@@ -38975,8 +39271,9 @@
       <w:pPr>
         <w:pStyle w:val="Heading2"/>
       </w:pPr>
-      <w:bookmarkStart w:id="110" w:name="_Toc234772514"/>
-      <w:r>
+      <w:bookmarkStart w:id="110" w:name="_Toc234795825"/>
+      <w:r>
+        <w:lastRenderedPageBreak/>
         <w:t>5.8 Requirements Traceability</w:t>
       </w:r>
       <w:bookmarkEnd w:id="110"/>
@@ -38998,6 +39295,10 @@
         <w:gridCol w:w="3009"/>
       </w:tblGrid>
       <w:tr>
+        <w:trPr>
+          <w:cantSplit/>
+          <w:tblHeader/>
+        </w:trPr>
         <w:tc>
           <w:tcPr>
             <w:tcW w:w="3009" w:type="dxa"/>
@@ -39011,7 +39312,6 @@
                 <w:b/>
                 <w:sz w:val="17"/>
               </w:rPr>
-              <w:lastRenderedPageBreak/>
               <w:t>Requirement</w:t>
             </w:r>
           </w:p>
@@ -39052,6 +39352,9 @@
         </w:tc>
       </w:tr>
       <w:tr>
+        <w:trPr>
+          <w:cantSplit/>
+        </w:trPr>
         <w:tc>
           <w:tcPr>
             <w:tcW w:w="3009" w:type="dxa"/>
@@ -39102,6 +39405,9 @@
         </w:tc>
       </w:tr>
       <w:tr>
+        <w:trPr>
+          <w:cantSplit/>
+        </w:trPr>
         <w:tc>
           <w:tcPr>
             <w:tcW w:w="3009" w:type="dxa"/>
@@ -39152,6 +39458,9 @@
         </w:tc>
       </w:tr>
       <w:tr>
+        <w:trPr>
+          <w:cantSplit/>
+        </w:trPr>
         <w:tc>
           <w:tcPr>
             <w:tcW w:w="3009" w:type="dxa"/>
@@ -39202,6 +39511,9 @@
         </w:tc>
       </w:tr>
       <w:tr>
+        <w:trPr>
+          <w:cantSplit/>
+        </w:trPr>
         <w:tc>
           <w:tcPr>
             <w:tcW w:w="3009" w:type="dxa"/>
@@ -39252,6 +39564,9 @@
         </w:tc>
       </w:tr>
       <w:tr>
+        <w:trPr>
+          <w:cantSplit/>
+        </w:trPr>
         <w:tc>
           <w:tcPr>
             <w:tcW w:w="3009" w:type="dxa"/>
@@ -39302,6 +39617,9 @@
         </w:tc>
       </w:tr>
       <w:tr>
+        <w:trPr>
+          <w:cantSplit/>
+        </w:trPr>
         <w:tc>
           <w:tcPr>
             <w:tcW w:w="3009" w:type="dxa"/>
@@ -39352,6 +39670,9 @@
         </w:tc>
       </w:tr>
       <w:tr>
+        <w:trPr>
+          <w:cantSplit/>
+        </w:trPr>
         <w:tc>
           <w:tcPr>
             <w:tcW w:w="3009" w:type="dxa"/>
@@ -39402,6 +39723,9 @@
         </w:tc>
       </w:tr>
       <w:tr>
+        <w:trPr>
+          <w:cantSplit/>
+        </w:trPr>
         <w:tc>
           <w:tcPr>
             <w:tcW w:w="3009" w:type="dxa"/>
@@ -39452,6 +39776,9 @@
         </w:tc>
       </w:tr>
       <w:tr>
+        <w:trPr>
+          <w:cantSplit/>
+        </w:trPr>
         <w:tc>
           <w:tcPr>
             <w:tcW w:w="3009" w:type="dxa"/>
@@ -39502,6 +39829,9 @@
         </w:tc>
       </w:tr>
       <w:tr>
+        <w:trPr>
+          <w:cantSplit/>
+        </w:trPr>
         <w:tc>
           <w:tcPr>
             <w:tcW w:w="3009" w:type="dxa"/>
@@ -39552,6 +39882,9 @@
         </w:tc>
       </w:tr>
       <w:tr>
+        <w:trPr>
+          <w:cantSplit/>
+        </w:trPr>
         <w:tc>
           <w:tcPr>
             <w:tcW w:w="3009" w:type="dxa"/>
@@ -39602,6 +39935,9 @@
         </w:tc>
       </w:tr>
       <w:tr>
+        <w:trPr>
+          <w:cantSplit/>
+        </w:trPr>
         <w:tc>
           <w:tcPr>
             <w:tcW w:w="3009" w:type="dxa"/>
@@ -39652,6 +39988,9 @@
         </w:tc>
       </w:tr>
       <w:tr>
+        <w:trPr>
+          <w:cantSplit/>
+        </w:trPr>
         <w:tc>
           <w:tcPr>
             <w:tcW w:w="3009" w:type="dxa"/>
@@ -39716,7 +40055,7 @@
       <w:pPr>
         <w:pStyle w:val="Heading2"/>
       </w:pPr>
-      <w:bookmarkStart w:id="111" w:name="_Toc234772515"/>
+      <w:bookmarkStart w:id="111" w:name="_Toc234795826"/>
       <w:r>
         <w:t>5.9 Threats to Validity</w:t>
       </w:r>
@@ -39724,20 +40063,11 @@
     </w:p>
     <w:p>
       <w:r>
-        <w:t>Honest limits qualify the results. Scale and coarseness: the customer base (5,878) is modest and the selected segmentation is coarse (two clusters plus noise); a larger or more heterogeneous base might support — and reward — finer structure. Single dataset: all findings derive from one UK online retailer over 2009–2011; the pipeline is dataset-agnostic by construction, but the conclusions (e.g. HDBSCAN's win) are not claimed to generalise beyond this data, consistent with the no-free-lunch finding of the co</w:t>
-      </w:r>
-      <w:r>
-        <w:t>mparative literature [20], [21], [40]. CLV calibration: the temporal holdout of Section 5.4 validates the CLV layer as a ranking instrument (r = 0.83 against unseen year-2 behaviour) but shows its absolute purchase forecasts run ≈53% high on this data, so portfolio-value figures should be read as optimistic upper bounds. Churn label is a proxy: the label marks the most dormant decile rather than observed contract termination — an unavoidable construction in non-contractual retail — though Section 5.3.2 show</w:t>
-      </w:r>
-      <w:r>
-        <w:t>s the modelling conclusions are stable when the defining percentile is moved to 85 or 95. ROI priors are planning assumptions: the response rates are documented assumptions, not fitted from a live campaign; this is why the analysis emphasises the uplift over the baseline (Eq. 27) rather than the absolute ROI, why Section 5.7 stresses every assumption individually (the uplift survives each one; only the compound worst case reverses it), and why future work proposes A/B-calibrated uplift modelling. Stationari</w:t>
-      </w:r>
-      <w:r>
-        <w:t xml:space="preserve">ty: churn and CLV both assume historical behaviour patterns persist; seasonal </w:t>
+        <w:t xml:space="preserve">Honest limits qualify the results. Scale and coarseness: the customer base (5,878) is modest and the selected segmentation is coarse (two clusters plus noise); a larger or more heterogeneous base might support — and reward — finer structure. Single dataset: all findings derive from one UK online retailer over 2009–2011; the pipeline is dataset-agnostic by construction, but the conclusions (e.g. HDBSCAN's win) are not claimed to generalise beyond this data, consistent with the no-free-lunch finding of the comparative literature [20], [21], [40]. CLV calibration: the temporal holdout of Section 5.4 validates the CLV layer as a ranking instrument (r = 0.83 against unseen year-2 behaviour) but shows its absolute purchase forecasts run ≈53% high on this data, so portfolio-value figures should be read as optimistic upper bounds. Churn label is a proxy: the label marks the most dormant decile rather than observed contract termination — an unavoidable construction in non-contractual retail — though Section 5.3.2 shows the modelling conclusions are stable when the defining percentile is moved to 85 or 95. ROI priors are planning assumptions: the response rates are documented assumptions, not fitted from a live campaign; this is why the analysis emphasises the uplift over the baseline (Eq. 27) rather than the absolute ROI, why Section </w:t>
       </w:r>
       <w:r>
         <w:lastRenderedPageBreak/>
-        <w:t>shifts or market shocks would require re-fitting — cheap at 160 s per run, but a monitoring obligation in any deployment. Interpretability trade-off: the notification engine keys on cluster-derived segment names rather than raw cluster indices, trading a little cluster fidelity for a decision table a marketer can read — a deliberate choice aligned with NFR5.</w:t>
+        <w:t>5.7 stresses every assumption individually (the uplift survives each one; only the compound worst case reverses it), and why future work proposes A/B-calibrated uplift modelling. Stationarity: churn and CLV both assume historical behaviour patterns persist; seasonal shifts or market shocks would require re-fitting — cheap at 160 s per run, but a monitoring obligation in any deployment. Interpretability trade-off: the notification engine keys on cluster-derived segment names rather than raw cluster indices, trading a little cluster fidelity for a decision table a marketer can read — a deliberate choice aligned with NFR5.</w:t>
       </w:r>
     </w:p>
     <w:p>
@@ -39752,7 +40082,7 @@
       <w:pPr>
         <w:pStyle w:val="Heading1"/>
       </w:pPr>
-      <w:bookmarkStart w:id="112" w:name="_Toc234772516"/>
+      <w:bookmarkStart w:id="112" w:name="_Toc234795827"/>
       <w:r>
         <w:lastRenderedPageBreak/>
         <w:t>Chapter 6</w:t>
@@ -39767,7 +40097,7 @@
       <w:pPr>
         <w:pStyle w:val="Heading2"/>
       </w:pPr>
-      <w:bookmarkStart w:id="113" w:name="_Toc234772517"/>
+      <w:bookmarkStart w:id="113" w:name="_Toc234795828"/>
       <w:r>
         <w:t>6.1 Conclusions</w:t>
       </w:r>
@@ -39775,13 +40105,7 @@
     </w:p>
     <w:p>
       <w:r>
-        <w:t>This project set out to close the gap, identified across the segmentation, CLV, and churn literatures, between analytical modelling and marketing action. It delivered a reproducible software framework that carries raw retail transactions end-to-end: 1,067,371 rows cleaned to 793,591 under four audited rules; seven behavioural features engineered for 5,878 customers; six clustering algorithms benchmarked under three validity indices and 50-round bootstrap stability, with HDBSCAN selected by a transparent, pr</w:t>
-      </w:r>
-      <w:r>
-        <w:t>e-declared rule (silhouette 0.416, best overall rank 1.75); probabilistic 12-month CLV (portfolio £8.33M, median £371), temporally validated as a ranking instrument on a one-year holdout (r = 0.83) and leakage-guarded churn prediction (best ROC-AUC 0.849) with McNemar testing showing the two best models statistically tied; a rule-based engine translating segment, value tier, and risk band into a prioritised campaign per customer — 64 priority retention interventions among 5,878 planned contacts — and a 10,0</w:t>
-      </w:r>
-      <w:r>
-        <w:t>00-run Monte Carlo assessment showing a mean ROI of 38.4× and a +168% profit uplift over blanket marketing — an uplift that survives every single-assumption stress test; all surfaced through an eight-page dashboard with live per-customer lookup.</w:t>
+        <w:t>This project set out to close the gap, identified across the segmentation, CLV, and churn literatures, between analytical modelling and marketing action. It delivered a reproducible software framework that carries raw retail transactions end-to-end: 1,067,371 rows cleaned to 793,591 under four audited rules; seven behavioural features engineered for 5,878 customers; six clustering algorithms benchmarked under three validity indices and 50-round bootstrap stability, with HDBSCAN selected by a transparent, pre-declared rule (silhouette 0.416, best overall rank 1.75); probabilistic 12-month CLV (portfolio £8.33M, median £371), temporally validated as a ranking instrument on a one-year holdout (r = 0.83) and leakage-guarded churn prediction (best ROC-AUC 0.849) with McNemar testing showing the two best models statistically tied; a rule-based engine translating segment, value tier, and risk band into a prioritised campaign per customer — 64 priority retention interventions among 5,878 planned contacts — and a 10,000-run Monte Carlo assessment showing a mean ROI of 38.4× and a +168% profit uplift over blanket marketing — an uplift that survives every single-assumption stress test; all surfaced through an eight-page dashboard with live per-customer lookup.</w:t>
       </w:r>
     </w:p>
     <w:p>
@@ -39816,7 +40140,7 @@
       <w:pPr>
         <w:pStyle w:val="Heading2"/>
       </w:pPr>
-      <w:bookmarkStart w:id="114" w:name="_Toc234772518"/>
+      <w:bookmarkStart w:id="114" w:name="_Toc234795829"/>
       <w:r>
         <w:lastRenderedPageBreak/>
         <w:t>6.2 Future Work</w:t>
@@ -39938,7 +40262,7 @@
       <w:pPr>
         <w:pStyle w:val="Heading1"/>
       </w:pPr>
-      <w:bookmarkStart w:id="115" w:name="_Toc234772519"/>
+      <w:bookmarkStart w:id="115" w:name="_Toc234795830"/>
       <w:r>
         <w:lastRenderedPageBreak/>
         <w:t>List of References</w:t>
@@ -40367,7 +40691,7 @@
       <w:pPr>
         <w:pStyle w:val="Heading1"/>
       </w:pPr>
-      <w:bookmarkStart w:id="116" w:name="_Toc234772520"/>
+      <w:bookmarkStart w:id="116" w:name="_Toc234795831"/>
       <w:r>
         <w:lastRenderedPageBreak/>
         <w:t>Appendix A</w:t>
@@ -40382,7 +40706,7 @@
       <w:pPr>
         <w:pStyle w:val="Heading2"/>
       </w:pPr>
-      <w:bookmarkStart w:id="117" w:name="_Toc234772521"/>
+      <w:bookmarkStart w:id="117" w:name="_Toc234795832"/>
       <w:r>
         <w:t>A.1 Source Code and Repository Layout</w:t>
       </w:r>
@@ -40725,7 +41049,7 @@
       <w:pPr>
         <w:pStyle w:val="Heading2"/>
       </w:pPr>
-      <w:bookmarkStart w:id="118" w:name="_Toc234772522"/>
+      <w:bookmarkStart w:id="118" w:name="_Toc234795833"/>
       <w:r>
         <w:t>A.2 How to Run</w:t>
       </w:r>
@@ -40883,7 +41207,7 @@
       <w:pPr>
         <w:pStyle w:val="Heading2"/>
       </w:pPr>
-      <w:bookmarkStart w:id="119" w:name="_Toc234772523"/>
+      <w:bookmarkStart w:id="119" w:name="_Toc234795834"/>
       <w:r>
         <w:t>A.3 Software Dependencies</w:t>
       </w:r>
@@ -40898,7 +41222,7 @@
       <w:pPr>
         <w:pStyle w:val="Heading2"/>
       </w:pPr>
-      <w:bookmarkStart w:id="120" w:name="_Toc234772524"/>
+      <w:bookmarkStart w:id="120" w:name="_Toc234795835"/>
       <w:r>
         <w:t>A.4 Dataset</w:t>
       </w:r>
@@ -40923,7 +41247,7 @@
       <w:pPr>
         <w:pStyle w:val="Heading2"/>
       </w:pPr>
-      <w:bookmarkStart w:id="121" w:name="_Toc234772525"/>
+      <w:bookmarkStart w:id="121" w:name="_Toc234795836"/>
       <w:r>
         <w:t>A.5 Artefact Inventory</w:t>
       </w:r>
@@ -40956,6 +41280,10 @@
         <w:gridCol w:w="3009"/>
       </w:tblGrid>
       <w:tr>
+        <w:trPr>
+          <w:cantSplit/>
+          <w:tblHeader/>
+        </w:trPr>
         <w:tc>
           <w:tcPr>
             <w:tcW w:w="3009" w:type="dxa"/>
@@ -41009,6 +41337,9 @@
         </w:tc>
       </w:tr>
       <w:tr>
+        <w:trPr>
+          <w:cantSplit/>
+        </w:trPr>
         <w:tc>
           <w:tcPr>
             <w:tcW w:w="3009" w:type="dxa"/>
@@ -41059,6 +41390,9 @@
         </w:tc>
       </w:tr>
       <w:tr>
+        <w:trPr>
+          <w:cantSplit/>
+        </w:trPr>
         <w:tc>
           <w:tcPr>
             <w:tcW w:w="3009" w:type="dxa"/>
@@ -41109,6 +41443,9 @@
         </w:tc>
       </w:tr>
       <w:tr>
+        <w:trPr>
+          <w:cantSplit/>
+        </w:trPr>
         <w:tc>
           <w:tcPr>
             <w:tcW w:w="3009" w:type="dxa"/>
@@ -41159,6 +41496,9 @@
         </w:tc>
       </w:tr>
       <w:tr>
+        <w:trPr>
+          <w:cantSplit/>
+        </w:trPr>
         <w:tc>
           <w:tcPr>
             <w:tcW w:w="3009" w:type="dxa"/>
@@ -41209,6 +41549,9 @@
         </w:tc>
       </w:tr>
       <w:tr>
+        <w:trPr>
+          <w:cantSplit/>
+        </w:trPr>
         <w:tc>
           <w:tcPr>
             <w:tcW w:w="3009" w:type="dxa"/>
@@ -41259,6 +41602,9 @@
         </w:tc>
       </w:tr>
       <w:tr>
+        <w:trPr>
+          <w:cantSplit/>
+        </w:trPr>
         <w:tc>
           <w:tcPr>
             <w:tcW w:w="3009" w:type="dxa"/>
@@ -41309,6 +41655,9 @@
         </w:tc>
       </w:tr>
       <w:tr>
+        <w:trPr>
+          <w:cantSplit/>
+        </w:trPr>
         <w:tc>
           <w:tcPr>
             <w:tcW w:w="3009" w:type="dxa"/>
@@ -41359,6 +41708,9 @@
         </w:tc>
       </w:tr>
       <w:tr>
+        <w:trPr>
+          <w:cantSplit/>
+        </w:trPr>
         <w:tc>
           <w:tcPr>
             <w:tcW w:w="3009" w:type="dxa"/>
@@ -41409,6 +41761,9 @@
         </w:tc>
       </w:tr>
       <w:tr>
+        <w:trPr>
+          <w:cantSplit/>
+        </w:trPr>
         <w:tc>
           <w:tcPr>
             <w:tcW w:w="3009" w:type="dxa"/>
@@ -41459,6 +41814,9 @@
         </w:tc>
       </w:tr>
       <w:tr>
+        <w:trPr>
+          <w:cantSplit/>
+        </w:trPr>
         <w:tc>
           <w:tcPr>
             <w:tcW w:w="3009" w:type="dxa"/>
@@ -41509,6 +41867,9 @@
         </w:tc>
       </w:tr>
       <w:tr>
+        <w:trPr>
+          <w:cantSplit/>
+        </w:trPr>
         <w:tc>
           <w:tcPr>
             <w:tcW w:w="3009" w:type="dxa"/>
@@ -41559,6 +41920,9 @@
         </w:tc>
       </w:tr>
       <w:tr>
+        <w:trPr>
+          <w:cantSplit/>
+        </w:trPr>
         <w:tc>
           <w:tcPr>
             <w:tcW w:w="3009" w:type="dxa"/>
@@ -41609,6 +41973,9 @@
         </w:tc>
       </w:tr>
       <w:tr>
+        <w:trPr>
+          <w:cantSplit/>
+        </w:trPr>
         <w:tc>
           <w:tcPr>
             <w:tcW w:w="3009" w:type="dxa"/>
@@ -41659,6 +42026,9 @@
         </w:tc>
       </w:tr>
       <w:tr>
+        <w:trPr>
+          <w:cantSplit/>
+        </w:trPr>
         <w:tc>
           <w:tcPr>
             <w:tcW w:w="3009" w:type="dxa"/>
@@ -41709,6 +42079,9 @@
         </w:tc>
       </w:tr>
       <w:tr>
+        <w:trPr>
+          <w:cantSplit/>
+        </w:trPr>
         <w:tc>
           <w:tcPr>
             <w:tcW w:w="3009" w:type="dxa"/>
@@ -41759,6 +42132,9 @@
         </w:tc>
       </w:tr>
       <w:tr>
+        <w:trPr>
+          <w:cantSplit/>
+        </w:trPr>
         <w:tc>
           <w:tcPr>
             <w:tcW w:w="3009" w:type="dxa"/>
@@ -41809,6 +42185,9 @@
         </w:tc>
       </w:tr>
       <w:tr>
+        <w:trPr>
+          <w:cantSplit/>
+        </w:trPr>
         <w:tc>
           <w:tcPr>
             <w:tcW w:w="3009" w:type="dxa"/>
@@ -41859,6 +42238,9 @@
         </w:tc>
       </w:tr>
       <w:tr>
+        <w:trPr>
+          <w:cantSplit/>
+        </w:trPr>
         <w:tc>
           <w:tcPr>
             <w:tcW w:w="3009" w:type="dxa"/>
@@ -41871,30 +42253,23 @@
               <w:rPr>
                 <w:sz w:val="17"/>
               </w:rPr>
-              <w:t xml:space="preserve">churn_model_comparison.csv; churn_model_ranking.csv; </w:t>
-            </w:r>
+              <w:lastRenderedPageBreak/>
+              <w:t>churn_model_comparison.csv; churn_model_ranking.csv; churn_mcnemar_pvalues.csv</w:t>
+            </w:r>
+          </w:p>
+        </w:tc>
+        <w:tc>
+          <w:tcPr>
+            <w:tcW w:w="3009" w:type="dxa"/>
+          </w:tcPr>
+          <w:p>
+            <w:pPr>
+              <w:spacing w:line="240" w:lineRule="auto"/>
+            </w:pPr>
             <w:r>
               <w:rPr>
                 <w:sz w:val="17"/>
               </w:rPr>
-              <w:lastRenderedPageBreak/>
-              <w:t>churn_mcnemar_pvalues.csv</w:t>
-            </w:r>
-          </w:p>
-        </w:tc>
-        <w:tc>
-          <w:tcPr>
-            <w:tcW w:w="3009" w:type="dxa"/>
-          </w:tcPr>
-          <w:p>
-            <w:pPr>
-              <w:spacing w:line="240" w:lineRule="auto"/>
-            </w:pPr>
-            <w:r>
-              <w:rPr>
-                <w:sz w:val="17"/>
-              </w:rPr>
-              <w:lastRenderedPageBreak/>
               <w:t>tables (Tables 5.4–5.6)</w:t>
             </w:r>
           </w:p>
@@ -41917,6 +42292,9 @@
         </w:tc>
       </w:tr>
       <w:tr>
+        <w:trPr>
+          <w:cantSplit/>
+        </w:trPr>
         <w:tc>
           <w:tcPr>
             <w:tcW w:w="3009" w:type="dxa"/>
@@ -41967,6 +42345,9 @@
         </w:tc>
       </w:tr>
       <w:tr>
+        <w:trPr>
+          <w:cantSplit/>
+        </w:trPr>
         <w:tc>
           <w:tcPr>
             <w:tcW w:w="3009" w:type="dxa"/>
@@ -42017,6 +42398,9 @@
         </w:tc>
       </w:tr>
       <w:tr>
+        <w:trPr>
+          <w:cantSplit/>
+        </w:trPr>
         <w:tc>
           <w:tcPr>
             <w:tcW w:w="3009" w:type="dxa"/>
@@ -42067,6 +42451,9 @@
         </w:tc>
       </w:tr>
       <w:tr>
+        <w:trPr>
+          <w:cantSplit/>
+        </w:trPr>
         <w:tc>
           <w:tcPr>
             <w:tcW w:w="3009" w:type="dxa"/>
@@ -42117,6 +42504,9 @@
         </w:tc>
       </w:tr>
       <w:tr>
+        <w:trPr>
+          <w:cantSplit/>
+        </w:trPr>
         <w:tc>
           <w:tcPr>
             <w:tcW w:w="3009" w:type="dxa"/>
@@ -42167,6 +42557,9 @@
         </w:tc>
       </w:tr>
       <w:tr>
+        <w:trPr>
+          <w:cantSplit/>
+        </w:trPr>
         <w:tc>
           <w:tcPr>
             <w:tcW w:w="3009" w:type="dxa"/>
@@ -42217,6 +42610,9 @@
         </w:tc>
       </w:tr>
       <w:tr>
+        <w:trPr>
+          <w:cantSplit/>
+        </w:trPr>
         <w:tc>
           <w:tcPr>
             <w:tcW w:w="3009" w:type="dxa"/>
@@ -42267,6 +42663,9 @@
         </w:tc>
       </w:tr>
       <w:tr>
+        <w:trPr>
+          <w:cantSplit/>
+        </w:trPr>
         <w:tc>
           <w:tcPr>
             <w:tcW w:w="3009" w:type="dxa"/>
@@ -42317,6 +42716,9 @@
         </w:tc>
       </w:tr>
       <w:tr>
+        <w:trPr>
+          <w:cantSplit/>
+        </w:trPr>
         <w:tc>
           <w:tcPr>
             <w:tcW w:w="3009" w:type="dxa"/>
@@ -42358,6 +42760,9 @@
         </w:tc>
       </w:tr>
       <w:tr>
+        <w:trPr>
+          <w:cantSplit/>
+        </w:trPr>
         <w:tc>
           <w:tcPr>
             <w:tcW w:w="3009" w:type="dxa"/>
@@ -42399,6 +42804,9 @@
         </w:tc>
       </w:tr>
       <w:tr>
+        <w:trPr>
+          <w:cantSplit/>
+        </w:trPr>
         <w:tc>
           <w:tcPr>
             <w:tcW w:w="3009" w:type="dxa"/>
@@ -42440,6 +42848,9 @@
         </w:tc>
       </w:tr>
       <w:tr>
+        <w:trPr>
+          <w:cantSplit/>
+        </w:trPr>
         <w:tc>
           <w:tcPr>
             <w:tcW w:w="3009" w:type="dxa"/>
@@ -42481,6 +42892,9 @@
         </w:tc>
       </w:tr>
       <w:tr>
+        <w:trPr>
+          <w:cantSplit/>
+        </w:trPr>
         <w:tc>
           <w:tcPr>
             <w:tcW w:w="3009" w:type="dxa"/>
@@ -42539,15 +42953,13 @@
       <w:pPr>
         <w:pStyle w:val="Heading1"/>
       </w:pPr>
-      <w:bookmarkStart w:id="122" w:name="_Toc234772526"/>
+      <w:bookmarkStart w:id="122" w:name="_Toc234795837"/>
       <w:r>
         <w:lastRenderedPageBreak/>
         <w:t>Appendix B</w:t>
       </w:r>
       <w:r>
         <w:br/>
-      </w:r>
-      <w:r>
         <w:t>Ethical Issues Addressed</w:t>
       </w:r>
       <w:bookmarkEnd w:id="122"/>
@@ -42556,7 +42968,7 @@
       <w:pPr>
         <w:pStyle w:val="Heading2"/>
       </w:pPr>
-      <w:bookmarkStart w:id="123" w:name="_Toc234772527"/>
+      <w:bookmarkStart w:id="123" w:name="_Toc234795838"/>
       <w:r>
         <w:t>B.1 Data Protection and Legal Compliance</w:t>
       </w:r>
@@ -42564,17 +42976,14 @@
     </w:p>
     <w:p>
       <w:r>
-        <w:t>The project processes only the public, secondary Online Retail II dataset [41], in which customers are pseudonymised at source as numeric IDs; no names, postal or email addresses, phone numbers, or payment instruments appear anywhere in the data. No linkage to any other dataset is performed and no re-identification of any individual is attempted. Processing follows the principles of the UK GDPR even though the data is outside its scope in practice: purpose limitation (the data is used solely for the analyse</w:t>
-      </w:r>
-      <w:r>
-        <w:t>s of this report), data minimisation (only the fields needed for behavioural modelling are read), and storage discipline (the raw file is read-only; all derivatives are regenerable artefacts).</w:t>
+        <w:t>The project processes only the public, secondary Online Retail II dataset [41], in which customers are pseudonymised at source as numeric IDs; no names, postal or email addresses, phone numbers, or payment instruments appear anywhere in the data. No linkage to any other dataset is performed and no re-identification of any individual is attempted. Processing follows the principles of the UK GDPR even though the data is outside its scope in practice: purpose limitation (the data is used solely for the analyses of this report), data minimisation (only the fields needed for behavioural modelling are read), and storage discipline (the raw file is read-only; all derivatives are regenerable artefacts).</w:t>
       </w:r>
     </w:p>
     <w:p>
       <w:pPr>
         <w:pStyle w:val="Heading2"/>
       </w:pPr>
-      <w:bookmarkStart w:id="124" w:name="_Toc234772528"/>
+      <w:bookmarkStart w:id="124" w:name="_Toc234795839"/>
       <w:r>
         <w:t>B.2 Human Participants</w:t>
       </w:r>
@@ -42589,7 +42998,7 @@
       <w:pPr>
         <w:pStyle w:val="Heading2"/>
       </w:pPr>
-      <w:bookmarkStart w:id="125" w:name="_Toc234772529"/>
+      <w:bookmarkStart w:id="125" w:name="_Toc234795840"/>
       <w:r>
         <w:t>B.3 Responsible Use of Targeting Systems</w:t>
       </w:r>
@@ -42597,10 +43006,7 @@
     </w:p>
     <w:p>
       <w:r>
-        <w:t>Behaviour-based targeting is dual-use: the same machinery that reduces irrelevant contact can, misused, enable manipulative or exploitative marketing. Three design decisions mitigate this risk structurally. First, the decision layer is rule-based and fully auditable (NFR5): every recommendation traces to explicit, human-readable rules and thresholds that an operator can inspect, question, and override — there is no opaque optimiser between analysis and action. Second, contact timing derives from each custom</w:t>
-      </w:r>
-      <w:r>
-        <w:t xml:space="preserve">er's own purchase rhythm (Eq. 29), which suppresses over-contact by construction rather than by policy promise. Third, the segmentation deliberately retains a noise category whose playbook entry is the </w:t>
+        <w:t xml:space="preserve">Behaviour-based targeting is dual-use: the same machinery that reduces irrelevant contact can, misused, enable manipulative or exploitative marketing. Three design decisions mitigate this risk structurally. First, the decision layer is rule-based and fully auditable (NFR5): every recommendation traces to explicit, human-readable rules and thresholds that an operator can inspect, question, and override — there is no opaque optimiser between analysis and action. Second, contact timing derives from each customer's own purchase rhythm (Eq. 29), which suppresses over-contact by construction rather than by policy promise. Third, the segmentation deliberately retains a noise category whose playbook entry is the </w:t>
       </w:r>
       <w:r>
         <w:rPr>
@@ -42616,7 +43022,7 @@
       <w:pPr>
         <w:pStyle w:val="Heading2"/>
       </w:pPr>
-      <w:bookmarkStart w:id="126" w:name="_Toc234772530"/>
+      <w:bookmarkStart w:id="126" w:name="_Toc234795841"/>
       <w:r>
         <w:t>B.4 Academic Integrity and Assistance</w:t>
       </w:r>
@@ -42628,17 +43034,14 @@
       </w:r>
       <w:r>
         <w:lastRenderedPageBreak/>
-        <w:t>intelligence, the following assistance is declared: a generative AI assistant (Anthropic Claude, used through the Claude Code development environment) assisted with software development — including implementation of the validation analyses of Sections 5.3.2, 5.4, and 5.7 — with drafting and revising sections of this report, and with locating and verifying the bibliographic details of the works cited. All analytical results reported here were produced by executing the submitted pipeline and validation script</w:t>
-      </w:r>
-      <w:r>
-        <w:t>s on the dataset; the project’s design decisions, interpretations, and conclusions are the author’s own, and the author has reviewed and takes full responsibility for every part of the submitted work.</w:t>
+        <w:t>intelligence, the following assistance is declared: a generative AI assistant (Anthropic Claude, used through the Claude Code development environment) assisted with software development — including implementation of the validation analyses of Sections 5.3.2, 5.4, and 5.7 — with drafting and revising sections of this report, and with locating and verifying the bibliographic details of the works cited. All analytical results reported here were produced by executing the submitted pipeline and validation scripts on the dataset; the project’s design decisions, interpretations, and conclusions are the author’s own, and the author has reviewed and takes full responsibility for every part of the submitted work.</w:t>
       </w:r>
     </w:p>
     <w:p>
       <w:pPr>
         <w:pStyle w:val="Heading1"/>
       </w:pPr>
-      <w:bookmarkStart w:id="127" w:name="_Toc234772531"/>
+      <w:bookmarkStart w:id="127" w:name="_Toc234795842"/>
       <w:r>
         <w:t>Appendix C</w:t>
       </w:r>
@@ -42652,7 +43055,7 @@
       <w:pPr>
         <w:pStyle w:val="Heading2"/>
       </w:pPr>
-      <w:bookmarkStart w:id="128" w:name="_Toc234772532"/>
+      <w:bookmarkStart w:id="128" w:name="_Toc234795843"/>
       <w:r>
         <w:t>C.1 Purpose and Status</w:t>
       </w:r>
@@ -42667,7 +43070,7 @@
       <w:pPr>
         <w:pStyle w:val="Heading2"/>
       </w:pPr>
-      <w:bookmarkStart w:id="129" w:name="_Toc234772533"/>
+      <w:bookmarkStart w:id="129" w:name="_Toc234795844"/>
       <w:r>
         <w:t>C.2 Method</w:t>
       </w:r>
@@ -42675,17 +43078,14 @@
     </w:p>
     <w:p>
       <w:r>
-        <w:t>Three to five evaluators independently walk through the dashboard while completing four representative tasks: (1) identify the largest customer segment and its share of the base; (2) list the ten highest-CLV customers currently in the High churn-risk band; (3) retrieve the recommendation for a given Customer ID and trace, from the on-screen information alone, why that action was chosen; and (4) report the campaign’s 95% ROI credible interval and its uplift over blanket marketing. Each evaluator then rates e</w:t>
-      </w:r>
-      <w:r>
-        <w:t>very violation found against Nielsen’s ten usability heuristics [43] on the standard 0–4 severity scale (0 = not a problem, 4 = usability catastrophe). Individual findings are consolidated into a single ranked defect list; any heuristic with a median severity ≥ 3 blocks a hypothetical release.</w:t>
+        <w:t>Three to five evaluators independently walk through the dashboard while completing four representative tasks: (1) identify the largest customer segment and its share of the base; (2) list the ten highest-CLV customers currently in the High churn-risk band; (3) retrieve the recommendation for a given Customer ID and trace, from the on-screen information alone, why that action was chosen; and (4) report the campaign’s 95% ROI credible interval and its uplift over blanket marketing. Each evaluator then rates every violation found against Nielsen’s ten usability heuristics [43] on the standard 0–4 severity scale (0 = not a problem, 4 = usability catastrophe). Individual findings are consolidated into a single ranked defect list; any heuristic with a median severity ≥ 3 blocks a hypothetical release.</w:t>
       </w:r>
     </w:p>
     <w:p>
       <w:pPr>
         <w:pStyle w:val="Heading2"/>
       </w:pPr>
-      <w:bookmarkStart w:id="130" w:name="_Toc234772534"/>
+      <w:bookmarkStart w:id="130" w:name="_Toc234795845"/>
       <w:r>
         <w:t>C.3 Heuristic Checklist</w:t>
       </w:r>
@@ -42703,6 +43103,10 @@
         <w:gridCol w:w="4513"/>
       </w:tblGrid>
       <w:tr>
+        <w:trPr>
+          <w:cantSplit/>
+          <w:tblHeader/>
+        </w:trPr>
         <w:tc>
           <w:tcPr>
             <w:tcW w:w="4513" w:type="dxa"/>
@@ -42733,6 +43137,9 @@
         </w:tc>
       </w:tr>
       <w:tr>
+        <w:trPr>
+          <w:cantSplit/>
+        </w:trPr>
         <w:tc>
           <w:tcPr>
             <w:tcW w:w="4513" w:type="dxa"/>
@@ -42761,6 +43168,9 @@
         </w:tc>
       </w:tr>
       <w:tr>
+        <w:trPr>
+          <w:cantSplit/>
+        </w:trPr>
         <w:tc>
           <w:tcPr>
             <w:tcW w:w="4513" w:type="dxa"/>
@@ -42770,6 +43180,7 @@
               <w:rPr>
                 <w:sz w:val="18"/>
               </w:rPr>
+              <w:lastRenderedPageBreak/>
               <w:t>Match with the real world</w:t>
             </w:r>
           </w:p>
@@ -42783,19 +43194,15 @@
               <w:rPr>
                 <w:sz w:val="18"/>
               </w:rPr>
-              <w:t xml:space="preserve">Are segment names, value tiers, and risk bands expressed in marketing vocabulary rather than model </w:t>
-            </w:r>
-            <w:r>
-              <w:rPr>
-                <w:sz w:val="18"/>
-              </w:rPr>
-              <w:lastRenderedPageBreak/>
-              <w:t>jargon?</w:t>
+              <w:t>Are segment names, value tiers, and risk bands expressed in marketing vocabulary rather than model jargon?</w:t>
             </w:r>
           </w:p>
         </w:tc>
       </w:tr>
       <w:tr>
+        <w:trPr>
+          <w:cantSplit/>
+        </w:trPr>
         <w:tc>
           <w:tcPr>
             <w:tcW w:w="4513" w:type="dxa"/>
@@ -42805,7 +43212,6 @@
               <w:rPr>
                 <w:sz w:val="18"/>
               </w:rPr>
-              <w:lastRenderedPageBreak/>
               <w:t>User control and freedom</w:t>
             </w:r>
           </w:p>
@@ -42825,6 +43231,9 @@
         </w:tc>
       </w:tr>
       <w:tr>
+        <w:trPr>
+          <w:cantSplit/>
+        </w:trPr>
         <w:tc>
           <w:tcPr>
             <w:tcW w:w="4513" w:type="dxa"/>
@@ -42853,6 +43262,9 @@
         </w:tc>
       </w:tr>
       <w:tr>
+        <w:trPr>
+          <w:cantSplit/>
+        </w:trPr>
         <w:tc>
           <w:tcPr>
             <w:tcW w:w="4513" w:type="dxa"/>
@@ -42881,6 +43293,9 @@
         </w:tc>
       </w:tr>
       <w:tr>
+        <w:trPr>
+          <w:cantSplit/>
+        </w:trPr>
         <w:tc>
           <w:tcPr>
             <w:tcW w:w="4513" w:type="dxa"/>
@@ -42909,6 +43324,9 @@
         </w:tc>
       </w:tr>
       <w:tr>
+        <w:trPr>
+          <w:cantSplit/>
+        </w:trPr>
         <w:tc>
           <w:tcPr>
             <w:tcW w:w="4513" w:type="dxa"/>
@@ -42937,6 +43355,9 @@
         </w:tc>
       </w:tr>
       <w:tr>
+        <w:trPr>
+          <w:cantSplit/>
+        </w:trPr>
         <w:tc>
           <w:tcPr>
             <w:tcW w:w="4513" w:type="dxa"/>
@@ -42965,6 +43386,9 @@
         </w:tc>
       </w:tr>
       <w:tr>
+        <w:trPr>
+          <w:cantSplit/>
+        </w:trPr>
         <w:tc>
           <w:tcPr>
             <w:tcW w:w="4513" w:type="dxa"/>
@@ -42993,6 +43417,9 @@
         </w:tc>
       </w:tr>
       <w:tr>
+        <w:trPr>
+          <w:cantSplit/>
+        </w:trPr>
         <w:tc>
           <w:tcPr>
             <w:tcW w:w="4513" w:type="dxa"/>
